--- a/06_ENTREGAS_OFICIALES_Y_FEEDBACK/Hitos/Hito 2/03_Vista_Logica/3. Plantilla Vista Logica.docx
+++ b/06_ENTREGAS_OFICIALES_Y_FEEDBACK/Hitos/Hito 2/03_Vista_Logica/3. Plantilla Vista Logica.docx
@@ -384,7 +384,7 @@
                 <w:color w:val="0F2942"/>
                 <w:sz w:val="22"/>
               </w:rPr>
-              <w:t>VERSIÓN V01.00</w:t>
+              <w:t>VERSIÓN V01.10</w:t>
             </w:r>
           </w:p>
         </w:tc>
@@ -1410,6 +1410,113 @@
           </w:p>
         </w:tc>
       </w:tr>
+      <w:tr>
+        <w:tc>
+          <w:tcPr>
+            <w:tcW w:type="dxa" w:w="1560"/>
+          </w:tcPr>
+          <w:p>
+            <w:pPr>
+              <w:spacing w:before="60" w:after="60"/>
+              <w:jc w:val="center"/>
+            </w:pPr>
+            <w:r/>
+            <w:r>
+              <w:rPr>
+                <w:rFonts w:ascii="Arial" w:hAnsi="Arial"/>
+                <w:b/>
+                <w:color w:val="1E293B"/>
+                <w:sz w:val="17"/>
+              </w:rPr>
+              <w:t>22/10/2026</w:t>
+            </w:r>
+          </w:p>
+        </w:tc>
+        <w:tc>
+          <w:tcPr>
+            <w:tcW w:type="dxa" w:w="5528"/>
+          </w:tcPr>
+          <w:p>
+            <w:pPr>
+              <w:spacing w:before="60" w:after="60"/>
+              <w:jc w:val="left"/>
+            </w:pPr>
+            <w:r/>
+            <w:r>
+              <w:rPr>
+                <w:rFonts w:ascii="Arial" w:hAnsi="Arial"/>
+                <w:b w:val="0"/>
+                <w:color w:val="1E293B"/>
+                <w:sz w:val="17"/>
+              </w:rPr>
+              <w:t>Recomendación del M.Sc. Percy Huertas Niquén: Trasladar el Diagrama de Clases UML 2.5 al Anexo 1 (Sección 11.1) por constituir diseño detallado de bajo nivel, e incorporar en la Sección 7.3 el Diagrama de Bloques Funcionales Nivel 1 (11 bloques B1–B11 y 28 flujos F1–F28) para representar la descomposición arquitectónica formal del comportamiento del sistema. Eliminar títulos internos redundantes en canvas de diagramas.</w:t>
+            </w:r>
+          </w:p>
+        </w:tc>
+        <w:tc>
+          <w:tcPr>
+            <w:tcW w:type="dxa" w:w="1134"/>
+          </w:tcPr>
+          <w:p>
+            <w:pPr>
+              <w:spacing w:before="60" w:after="60"/>
+              <w:jc w:val="center"/>
+            </w:pPr>
+            <w:r/>
+            <w:r>
+              <w:rPr>
+                <w:rFonts w:ascii="Arial" w:hAnsi="Arial"/>
+                <w:b/>
+                <w:color w:val="1E293B"/>
+                <w:sz w:val="17"/>
+              </w:rPr>
+              <w:t>v01.10</w:t>
+            </w:r>
+          </w:p>
+        </w:tc>
+        <w:tc>
+          <w:tcPr>
+            <w:tcW w:type="dxa" w:w="992"/>
+          </w:tcPr>
+          <w:p>
+            <w:pPr>
+              <w:spacing w:before="60" w:after="60"/>
+              <w:jc w:val="center"/>
+            </w:pPr>
+            <w:r/>
+            <w:r>
+              <w:rPr>
+                <w:rFonts w:ascii="Arial" w:hAnsi="Arial"/>
+                <w:b w:val="0"/>
+                <w:color w:val="1E293B"/>
+                <w:sz w:val="17"/>
+              </w:rPr>
+              <w:t>20</w:t>
+            </w:r>
+          </w:p>
+        </w:tc>
+        <w:tc>
+          <w:tcPr>
+            <w:tcW w:type="dxa" w:w="992"/>
+          </w:tcPr>
+          <w:p>
+            <w:pPr>
+              <w:spacing w:before="60" w:after="60"/>
+              <w:jc w:val="center"/>
+            </w:pPr>
+            <w:r/>
+            <w:r>
+              <w:rPr>
+                <w:rFonts w:ascii="Arial" w:hAnsi="Arial"/>
+                <w:b w:val="0"/>
+                <w:color w:val="1E293B"/>
+                <w:sz w:val="17"/>
+              </w:rPr>
+              <w:t>Aprobado</w:t>
+            </w:r>
+          </w:p>
+        </w:tc>
+      </w:tr>
     </w:tbl>
     <w:p>
       <w:pPr>
@@ -1838,13 +1945,99 @@
                 <w:color w:val="1E293B"/>
                 <w:sz w:val="17"/>
               </w:rPr>
-              <w:t>Consolidación de la Vista Lógica funcional basada en las 27 Educciones activas (EDU-0008 a EDU-0038), clases UML 2.5, estereotipos MVC y mapeo lógico relacional sin contaminación de RNF.</w:t>
+              <w:t>Consolidación de la Vista Lógica funcional basada en las 27 Educciones activas (EDU-0008 a EDU-0038), bloques funcionales Nivel 1, flujos de datos F1-F28, clases UML 2.5 y mapeo lógico relacional sin contaminación de RNF.</w:t>
             </w:r>
           </w:p>
         </w:tc>
         <w:tc>
           <w:tcPr>
             <w:tcW w:w="2410" w:type="dxa"/>
+          </w:tcPr>
+          <w:p>
+            <w:pPr>
+              <w:spacing w:before="60" w:after="60"/>
+              <w:jc w:val="left"/>
+            </w:pPr>
+            <w:r/>
+            <w:r>
+              <w:rPr>
+                <w:rFonts w:ascii="Arial" w:hAnsi="Arial"/>
+                <w:b w:val="0"/>
+                <w:color w:val="1E293B"/>
+                <w:sz w:val="17"/>
+              </w:rPr>
+              <w:t>Marquez H. Marco (Líder) y Equipo RuwayLabs</w:t>
+            </w:r>
+          </w:p>
+        </w:tc>
+      </w:tr>
+      <w:tr>
+        <w:tc>
+          <w:tcPr>
+            <w:tcW w:type="dxa" w:w="1272"/>
+          </w:tcPr>
+          <w:p>
+            <w:pPr>
+              <w:spacing w:before="60" w:after="60"/>
+              <w:jc w:val="center"/>
+            </w:pPr>
+            <w:r/>
+            <w:r>
+              <w:rPr>
+                <w:rFonts w:ascii="Arial" w:hAnsi="Arial"/>
+                <w:b/>
+                <w:color w:val="1E293B"/>
+                <w:sz w:val="17"/>
+              </w:rPr>
+              <w:t>22/10/2026</w:t>
+            </w:r>
+          </w:p>
+        </w:tc>
+        <w:tc>
+          <w:tcPr>
+            <w:tcW w:type="dxa" w:w="1034"/>
+          </w:tcPr>
+          <w:p>
+            <w:pPr>
+              <w:spacing w:before="60" w:after="60"/>
+              <w:jc w:val="center"/>
+            </w:pPr>
+            <w:r/>
+            <w:r>
+              <w:rPr>
+                <w:rFonts w:ascii="Arial" w:hAnsi="Arial"/>
+                <w:b/>
+                <w:color w:val="1E293B"/>
+                <w:sz w:val="17"/>
+              </w:rPr>
+              <w:t>v01.10</w:t>
+            </w:r>
+          </w:p>
+        </w:tc>
+        <w:tc>
+          <w:tcPr>
+            <w:tcW w:type="dxa" w:w="5349"/>
+          </w:tcPr>
+          <w:p>
+            <w:pPr>
+              <w:spacing w:before="60" w:after="60"/>
+              <w:jc w:val="left"/>
+            </w:pPr>
+            <w:r/>
+            <w:r>
+              <w:rPr>
+                <w:rFonts w:ascii="Arial" w:hAnsi="Arial"/>
+                <w:b w:val="0"/>
+                <w:color w:val="1E293B"/>
+                <w:sz w:val="17"/>
+              </w:rPr>
+              <w:t>Reestructuración arquitectónica según asesoría docente: traslado del Diagrama de Clases UML a Anexo 1 (Sección 11.1); incorporación en Sección 7.3 de la Figura 7.2 (Diagrama de Bloques Funcionales Nivel 1) con su matriz de entradas/salidas (B1 a B11 y F1 a F28); remoción de títulos internos en canvas; y actualización de referencias cruzadas.</w:t>
+            </w:r>
+          </w:p>
+        </w:tc>
+        <w:tc>
+          <w:tcPr>
+            <w:tcW w:type="dxa" w:w="2410"/>
           </w:tcPr>
           <w:p>
             <w:pPr>
@@ -2255,11 +2448,11 @@
             <w:r>
               <w:rPr>
                 <w:rFonts w:ascii="Arial" w:hAnsi="Arial"/>
-                <w:b w:val="0"/>
+                <w:b/>
                 <w:color w:val="1E293B"/>
                 <w:sz w:val="18"/>
               </w:rPr>
-              <w:t>7. DESCRIPCIÓN DEL ARTEFACTO (VISTA LÓGICA FUNCIONAL Y UML 2.5)</w:t>
+              <w:t>7. DESCRIPCIÓN DEL ARTEFACTO (VISTA LÓGICA FUNCIONAL Y ARQUITECTÓNICA)</w:t>
             </w:r>
           </w:p>
         </w:tc>
@@ -2391,7 +2584,7 @@
                 <w:color w:val="1E293B"/>
                 <w:sz w:val="18"/>
               </w:rPr>
-              <w:t xml:space="preserve">   7.3. Diagrama de Clases UML 2.5: Atributos, Operaciones y Responsabilidades</w:t>
+              <w:t xml:space="preserve">   7.3. Diagrama de Bloques Funcionales Nivel 1: Descomposición en 11 Bloques (B1–B11)</w:t>
             </w:r>
           </w:p>
         </w:tc>
@@ -2435,7 +2628,7 @@
                 <w:color w:val="1E293B"/>
                 <w:sz w:val="18"/>
               </w:rPr>
-              <w:t xml:space="preserve">   7.4. Relaciones Estructurales: Asociación, Multiplicidad, Agregación, Composición, Generalización y Dependencia</w:t>
+              <w:t xml:space="preserve">   7.4. Catálogo y Matriz de Flujos de Datos e Interconexión Funcional (F1–F28)</w:t>
             </w:r>
           </w:p>
         </w:tc>
@@ -2456,7 +2649,7 @@
                 <w:color w:val="1E293B"/>
                 <w:sz w:val="18"/>
               </w:rPr>
-              <w:t>17</w:t>
+              <w:t>18</w:t>
             </w:r>
           </w:p>
         </w:tc>
@@ -2500,7 +2693,7 @@
                 <w:color w:val="1E293B"/>
                 <w:sz w:val="18"/>
               </w:rPr>
-              <w:t>19</w:t>
+              <w:t>20</w:t>
             </w:r>
           </w:p>
         </w:tc>
@@ -2523,7 +2716,7 @@
                 <w:color w:val="1E293B"/>
                 <w:sz w:val="18"/>
               </w:rPr>
-              <w:t xml:space="preserve">   7.6. Mapeo Lógico de Clases del Dominio a Tablas Relacionales (TB_* en Vitalis_BD)</w:t>
+              <w:t xml:space="preserve">   7.6. Mapeo Lógico de Educciones y Bloques a Tablas Relacionales (TB_* en Vitalis_BD)</w:t>
             </w:r>
           </w:p>
         </w:tc>
@@ -2544,7 +2737,7 @@
                 <w:color w:val="1E293B"/>
                 <w:sz w:val="18"/>
               </w:rPr>
-              <w:t>20</w:t>
+              <w:t>21</w:t>
             </w:r>
           </w:p>
         </w:tc>
@@ -2588,7 +2781,7 @@
                 <w:color w:val="1E293B"/>
                 <w:sz w:val="18"/>
               </w:rPr>
-              <w:t>23</w:t>
+              <w:t>24</w:t>
             </w:r>
           </w:p>
         </w:tc>
@@ -2632,7 +2825,7 @@
                 <w:color w:val="1E293B"/>
                 <w:sz w:val="18"/>
               </w:rPr>
-              <w:t>24</w:t>
+              <w:t>25</w:t>
             </w:r>
           </w:p>
         </w:tc>
@@ -2676,7 +2869,7 @@
                 <w:color w:val="1E293B"/>
                 <w:sz w:val="18"/>
               </w:rPr>
-              <w:t>25</w:t>
+              <w:t>26</w:t>
             </w:r>
           </w:p>
         </w:tc>
@@ -2699,7 +2892,7 @@
                 <w:color w:val="1E293B"/>
                 <w:sz w:val="18"/>
               </w:rPr>
-              <w:t>11. ANEXOS (VERSIONAMIENTO DE LA VISTA LÓGICA)</w:t>
+              <w:t>11. ANEXOS</w:t>
             </w:r>
           </w:p>
         </w:tc>
@@ -2720,7 +2913,95 @@
                 <w:color w:val="1E293B"/>
                 <w:sz w:val="18"/>
               </w:rPr>
-              <w:t>26</w:t>
+              <w:t>27</w:t>
+            </w:r>
+          </w:p>
+        </w:tc>
+      </w:tr>
+      <w:tr>
+        <w:tc>
+          <w:tcPr>
+            <w:tcW w:type="dxa" w:w="7792"/>
+          </w:tcPr>
+          <w:p>
+            <w:pPr>
+              <w:spacing w:before="60" w:after="60"/>
+              <w:jc w:val="left"/>
+            </w:pPr>
+            <w:r/>
+            <w:r>
+              <w:rPr>
+                <w:rFonts w:ascii="Arial" w:hAnsi="Arial"/>
+                <w:b w:val="0"/>
+                <w:color w:val="1E293B"/>
+                <w:sz w:val="18"/>
+              </w:rPr>
+              <w:t xml:space="preserve">   11.1. Anexo 1: Diagrama de Clases UML 2.5 y Modelo de Dominio Clínico Detallado</w:t>
+            </w:r>
+          </w:p>
+        </w:tc>
+        <w:tc>
+          <w:tcPr>
+            <w:tcW w:type="dxa" w:w="702"/>
+          </w:tcPr>
+          <w:p>
+            <w:pPr>
+              <w:spacing w:before="60" w:after="60"/>
+              <w:jc w:val="right"/>
+            </w:pPr>
+            <w:r/>
+            <w:r>
+              <w:rPr>
+                <w:rFonts w:ascii="Arial" w:hAnsi="Arial"/>
+                <w:b/>
+                <w:color w:val="1E293B"/>
+                <w:sz w:val="18"/>
+              </w:rPr>
+              <w:t>27</w:t>
+            </w:r>
+          </w:p>
+        </w:tc>
+      </w:tr>
+      <w:tr>
+        <w:tc>
+          <w:tcPr>
+            <w:tcW w:type="dxa" w:w="7792"/>
+          </w:tcPr>
+          <w:p>
+            <w:pPr>
+              <w:spacing w:before="60" w:after="60"/>
+              <w:jc w:val="left"/>
+            </w:pPr>
+            <w:r/>
+            <w:r>
+              <w:rPr>
+                <w:rFonts w:ascii="Arial" w:hAnsi="Arial"/>
+                <w:b w:val="0"/>
+                <w:color w:val="1E293B"/>
+                <w:sz w:val="18"/>
+              </w:rPr>
+              <w:t xml:space="preserve">   11.2. Anexo 2: Registro de Versionamiento de la Vista Lógica</w:t>
+            </w:r>
+          </w:p>
+        </w:tc>
+        <w:tc>
+          <w:tcPr>
+            <w:tcW w:type="dxa" w:w="702"/>
+          </w:tcPr>
+          <w:p>
+            <w:pPr>
+              <w:spacing w:before="60" w:after="60"/>
+              <w:jc w:val="right"/>
+            </w:pPr>
+            <w:r/>
+            <w:r>
+              <w:rPr>
+                <w:rFonts w:ascii="Arial" w:hAnsi="Arial"/>
+                <w:b/>
+                <w:color w:val="1E293B"/>
+                <w:sz w:val="18"/>
+              </w:rPr>
+              <w:t>30</w:t>
             </w:r>
           </w:p>
         </w:tc>
@@ -2803,7 +3084,7 @@
           <w:color w:val="1E293B"/>
           <w:sz w:val="20"/>
         </w:rPr>
-        <w:t>El sistema NexoVitalis360, desarrollado por la consultora RuwayLabs Perú para la gestión clínica integral pediátrica y de terapias estructuradas, abarca veintisiete (27) requisitos de educción activos (EDU-0008 a EDU-0038) que se desglosan en ciento ocho (108) ilaciones operativas (ILA-0001 a ILA-0113). La Vista Lógica organiza este universo funcional en seis (6) paquetes modulares cohesivos, definiendo las clases de dominio, sus atributos, sus operaciones atómicas CRUD, sus relaciones semánticas (asociación, agregación, composición, generalización y dependencia), el patrón arquitectónico Modelo-Vista-Controlador (MVC) y la correspondencia lógica con las tablas relacionales de Vitalis_BD.</w:t>
+        <w:t>El sistema NexoVitalis360, desarrollado por la consultora RuwayLabs Perú para la gestión clínica integral pediátrica y de terapias estructuradas, abarca veintisiete (27) requisitos de educción activos (EDU-0008 a EDU-0038) que se desglosan en ciento ocho (108) ilaciones operativas (ILA-0001 a ILA-0113). La Vista Lógica organiza este universo funcional en seis (6) paquetes modulares cohesivos y once (11) bloques funcionales de procesamiento Nivel 1 (B1 a B11) comunicados por veintiocho (28) flujos de control y datos (F1 a F28). Asimismo, preserva en su anexo técnico el modelo orientado a objetos (clases UML 2.5), sus relaciones semánticas y la correspondencia lógica con las tablas relacionales de Vitalis_BD.</w:t>
       </w:r>
     </w:p>
     <w:p>
@@ -2926,7 +3207,7 @@
           <w:color w:val="0F2942"/>
           <w:sz w:val="20"/>
         </w:rPr>
-        <w:t xml:space="preserve">Fase 3 — Modelado de Clases del Dominio, Atributos y Operaciones (UML 2.5): </w:t>
+        <w:t xml:space="preserve">Fase 3 — Modelado Arquitectónico de Bloques Funcionales Nivel 1 (B1 a B11 y F1 a F28): </w:t>
       </w:r>
       <w:r>
         <w:rPr>
@@ -2935,7 +3216,7 @@
           <w:color w:val="1E293B"/>
           <w:sz w:val="20"/>
         </w:rPr>
-        <w:t>Se abstrajeron las entidades nucleares del dominio clínico pediátrico, asignando atributos tipados con visibilidad encapsulada y mapeando las 108 ilaciones como operaciones públicas de negocio.</w:t>
+        <w:t>Se delimitó formalmente la frontera interna del sistema en 11 bloques funcionales conectados mediante 28 flujos correlativos de datos y control, organizados en torno al núcleo orquestador central B4 (Gestión de Citas y Agendas).</w:t>
       </w:r>
     </w:p>
     <w:p>
@@ -2950,7 +3231,7 @@
           <w:color w:val="0F2942"/>
           <w:sz w:val="20"/>
         </w:rPr>
-        <w:t xml:space="preserve">Fase 4 — Formalización de Relaciones, Multiplicidades y Estereotipos MVC: </w:t>
+        <w:t xml:space="preserve">Fase 4 — Abstracción Orientada a Objetos (Clases UML 2.5 en Anexo 1): </w:t>
       </w:r>
       <w:r>
         <w:rPr>
@@ -2959,7 +3240,7 @@
           <w:color w:val="1E293B"/>
           <w:sz w:val="20"/>
         </w:rPr>
-        <w:t>Se establecieron las jerarquías de generalización (Persona -&gt; PacientePediatrico, Apoderado, EspecialistaClinico), composiciones fuertes (CitaMedica *-- PreTriajeClinico y EvolucionHistoriaClinica), agregaciones y dependencias bajo el patrón Modelo-Vista-Controlador.</w:t>
+        <w:t>Se abstrajeron las entidades nucleares del dominio clínico pediátrico, asignando atributos tipados con visibilidad encapsulada, operaciones CRUD y relaciones de generalización, composición fuerte y agregación.</w:t>
       </w:r>
     </w:p>
     <w:p>
@@ -2983,7 +3264,7 @@
           <w:color w:val="1E293B"/>
           <w:sz w:val="20"/>
         </w:rPr>
-        <w:t>Se definió la correspondencia unívoca entre las clases de dominio y las 27 tablas relacionales lógicas (TB_*) declaradas en las precondiciones y postcondiciones del Catálogo Actualizado.</w:t>
+        <w:t>Se definió la correspondencia unívoca entre las clases de dominio, bloques y las 27 tablas relacionales lógicas (TB_*) declaradas en las precondiciones y postcondiciones del Catálogo Actualizado.</w:t>
       </w:r>
     </w:p>
     <w:p>
@@ -2998,7 +3279,7 @@
           <w:color w:val="0F2942"/>
           <w:sz w:val="20"/>
         </w:rPr>
-        <w:t xml:space="preserve">Fase 6 — Rotación Colegiada ('Giro de Vistas'): </w:t>
+        <w:t xml:space="preserve">Fase 6 — Rotación Colegiada ('Giro de Vistas') y Asesoría Docente: </w:t>
       </w:r>
       <w:r>
         <w:rPr>
@@ -3007,7 +3288,7 @@
           <w:color w:val="1E293B"/>
           <w:sz w:val="20"/>
         </w:rPr>
-        <w:t>El artefacto elaborado por el Subgrupo de Vista Lógica fue transferido al Subgrupo de Vista de Procesos y auditado por el Subgrupo de Vista Física, garantizando consistencia absoluta entre las tres vistas del Hito 2.</w:t>
+        <w:t>El artefacto fue transferido y auditado por los subgrupos de Vista de Procesos y Vista Física, incorporando la retroalimentación técnica del M.Sc. Percy Huertas Niquén para jerarquizar los bloques funcionales a nivel de arquitectura y reservar el modelo de clases como especificación detallada en anexos.</w:t>
       </w:r>
     </w:p>
     <w:p>
@@ -3100,7 +3381,7 @@
           <w:color w:val="1E293B"/>
           <w:sz w:val="20"/>
         </w:rPr>
-        <w:t>Designación del Subgrupo de Vista Lógica (Alfonso Huacasi Alejandro, Turpo Huanca Wilson y Gallegos Condori Anette) para modelar la interconexión de las 27 Educciones y el Diagrama de Clases UML 2.5, en coordinación con los subgrupos de Vista de Procesos y Vista Física.</w:t>
+        <w:t>Designación del Subgrupo de Vista Lógica (Alfonso Huacasi Alejandro, Turpo Huanca Wilson y Gallegos Condori Anette) para modelar la interconexión de las 27 Educciones y los Bloques Funcionales Nivel 1, en coordinación con los subgrupos de Vista de Procesos y Vista Física.</w:t>
       </w:r>
     </w:p>
     <w:tbl>
@@ -4297,7 +4578,7 @@
                 <w:color w:val="1E293B"/>
                 <w:sz w:val="17"/>
               </w:rPr>
-              <w:t>El equipo de Vista de Procesos verificó que los 6 paquetes funcionales (PKG-01 a PKG-06) y las operaciones de las clases CitaMedica, PreTriajeClinico y PagoYComprobante coincidan exactamente con las ilaciones ILA-0017, ILA-0062 e ILA-0106 modeladas en Bonita BPM.</w:t>
+              <w:t>El equipo de Vista de Procesos verificó que los 6 paquetes funcionales (PKG-01 a PKG-06), los bloques funcionales B1..B11 y las operaciones de las clases CitaMedica, PreTriajeClinico y PagoYComprobante coincidan exactamente con las ilaciones ILA-0017, ILA-0062 e ILA-0106 modeladas en Bonita BPM.</w:t>
             </w:r>
           </w:p>
         </w:tc>
@@ -4343,7 +4624,7 @@
                 <w:color w:val="1E293B"/>
                 <w:sz w:val="17"/>
               </w:rPr>
-              <w:t>El equipo de Vista Física auditó el diagrama de paquetes y el diagrama de clases UML confirmando que no exista ninguna referencia cruzada a hardware, puertos TCP ni Requisitos No Funcionales (RNF), preservando la pureza funcional exigida por la cátedra.</w:t>
+              <w:t>El equipo de Vista Física auditó el diagrama de paquetes y los bloques funcionales confirmando que no exista ninguna referencia cruzada a hardware, puertos TCP ni Requisitos No Funcionales (RNF), preservando la pureza funcional exigida por la cátedra.</w:t>
             </w:r>
           </w:p>
         </w:tc>
@@ -6948,7 +7229,7 @@
           <w:color w:val="1E3A8A"/>
           <w:sz w:val="23"/>
         </w:rPr>
-        <w:t>6.3. Patrón Modelo-Vista-Controlador (MVC) y Mapeo Objeto-Relacional en Sistemas Clínicos</w:t>
+        <w:t>6.3. Descomposición en Bloques Funcionales Nivel 1 y Mapeo Objeto-Relacional en Sistemas Clínicos</w:t>
       </w:r>
     </w:p>
     <w:p>
@@ -6963,7 +7244,7 @@
           <w:color w:val="1E293B"/>
           <w:sz w:val="20"/>
         </w:rPr>
-        <w:t>Fowler [7] y Pressman [8] establecen que la realización lógica de los casos de uso o educciones se materializa mediante la separación de responsabilidades en estereotipos de frontera («boundary» / Vista), control («controller» / Coordinador de Reglas) y entidad («entity» / Modelo Persistente). En sistemas de información hospitalaria y pediátrica (Shortliffe &amp; Cimino [9]), el mapeo estructural entre las clases de entidad y el esquema relacional subyacente garantiza la trazabilidad atómica de las historias clínicas, derivaciones interdisciplinarias y auditorías de estados de cita [10].</w:t>
+        <w:t>Fowler [7] y Pressman [8] establecen que la realización lógica de los casos de uso o educciones se materializa mediante la separación de responsabilidades en estereotipos de frontera («boundary» / Vista), control («controller» / Coordinador de Reglas) y entidad («entity» / Modelo Persistente). En sistemas de información hospitalaria y pediátrica (Shortliffe &amp; Cimino [9]), la representación de alto nivel mediante diagramas de bloques funcionales y flujos de información proporciona una comprensión ejecutiva y arquitectónica inequívoca, articulando de forma modular la captura de signos vitales, el historial de cambios y la facturación electrónica [10].</w:t>
       </w:r>
     </w:p>
     <w:p>
@@ -7705,7 +7986,7 @@
       <w:r>
         <w:drawing>
           <wp:inline xmlns:a="http://schemas.openxmlformats.org/drawingml/2006/main" xmlns:pic="http://schemas.openxmlformats.org/drawingml/2006/picture">
-            <wp:extent cx="5760720" cy="3524372"/>
+            <wp:extent cx="5760720" cy="3326214"/>
             <wp:docPr id="2" name="Picture 2"/>
             <wp:cNvGraphicFramePr>
               <a:graphicFrameLocks noChangeAspect="1"/>
@@ -7726,7 +8007,7 @@
                   <pic:spPr>
                     <a:xfrm>
                       <a:off x="0" y="0"/>
-                      <a:ext cx="5760720" cy="3524372"/>
+                      <a:ext cx="5760720" cy="3326214"/>
                     </a:xfrm>
                     <a:prstGeom prst="rect"/>
                   </pic:spPr>
@@ -7765,7 +8046,7 @@
           <w:color w:val="1E3A8A"/>
           <w:sz w:val="23"/>
         </w:rPr>
-        <w:t>7.3. Diagrama de Clases UML 2.5: Clases, Atributos, Operaciones y Responsabilidades</w:t>
+        <w:t>7.3. Diagrama de Bloques Funcionales Nivel 1: Descomposición en 11 Bloques (B1 a B11)</w:t>
       </w:r>
     </w:p>
     <w:p>
@@ -7780,7 +8061,7 @@
           <w:color w:val="1E293B"/>
           <w:sz w:val="20"/>
         </w:rPr>
-        <w:t>Profundizando en la estructura interna de los paquetes funcionales, la Figura 7.2 modela el Diagrama de Clases UML 2.5 de NexoVitalis360, detallando las clases principales del dominio, sus atributos tipados, sus operaciones públicas vinculadas directamente con los códigos de ilación (ILA-XXXX), sus estereotipos arquitectónicos y sus relaciones estructurales.</w:t>
+        <w:t>Atendiendo a las recomendaciones de cátedra del M.Sc. Percy Huertas Niquén, la representación arquitectónica de la funcionalidad del sistema se profundiza mediante el Diagrama de Bloques Funcionales Nivel 1 (Figura 7.2). A diferencia del diseño detallado a nivel de clases (ubicado en el Anexo 1), este modelo formal descompone la frontera del sistema en once (11) bloques funcionales de procesamiento (B1 a B11), organizados en torno al núcleo orquestador de agendamiento y delimitando con precisión los flujos de control y datos que atraviesan los subsistemas clínicos, administrativos y de soporte:</w:t>
       </w:r>
     </w:p>
     <w:p>
@@ -7791,7 +8072,7 @@
       <w:r>
         <w:drawing>
           <wp:inline xmlns:a="http://schemas.openxmlformats.org/drawingml/2006/main" xmlns:pic="http://schemas.openxmlformats.org/drawingml/2006/picture">
-            <wp:extent cx="5760720" cy="3806046"/>
+            <wp:extent cx="5760720" cy="3181345"/>
             <wp:docPr id="3" name="Picture 3"/>
             <wp:cNvGraphicFramePr>
               <a:graphicFrameLocks noChangeAspect="1"/>
@@ -7800,7 +8081,7 @@
               <a:graphicData uri="http://schemas.openxmlformats.org/drawingml/2006/picture">
                 <pic:pic>
                   <pic:nvPicPr>
-                    <pic:cNvPr id="0" name="08_vista_logica_clases_uml.png"/>
+                    <pic:cNvPr id="0" name="13_vista_logica_bloques_funcionales.png"/>
                     <pic:cNvPicPr/>
                   </pic:nvPicPr>
                   <pic:blipFill>
@@ -7812,7 +8093,7 @@
                   <pic:spPr>
                     <a:xfrm>
                       <a:off x="0" y="0"/>
-                      <a:ext cx="5760720" cy="3806046"/>
+                      <a:ext cx="5760720" cy="3181345"/>
                     </a:xfrm>
                     <a:prstGeom prst="rect"/>
                   </pic:spPr>
@@ -7836,7 +8117,7 @@
           <w:color w:val="64748B"/>
           <w:sz w:val="18"/>
         </w:rPr>
-        <w:t>Figura 7.2. Vista Lógica de NexoVitalis360: Diagrama de Clases del Dominio Clínico (UML 2.5), Relaciones, Estereotipos MVC y Mapeo Relacional TB_*.</w:t>
+        <w:t>Figura 7.2. Vista Lógica de NexoVitalis360: Diagrama de Bloques Funcionales Nivel 1 (11 Bloques B1 a B11 y 28 Flujos de Datos F1 a F28).</w:t>
       </w:r>
     </w:p>
     <w:p>
@@ -7851,7 +8132,7 @@
           <w:color w:val="1E293B"/>
           <w:sz w:val="20"/>
         </w:rPr>
-        <w:t>La Tabla 7.2 detalla formalmente las clases principales del dominio, sus atributos encapsulados, sus operaciones fundamentales y sus responsabilidades funcionales dentro de la arquitectura:</w:t>
+        <w:t>La Tabla 7.2 presenta la matriz de especificación arquitectónica de cada uno de los 11 bloques funcionales, indicando las educciones que encapsula, sus flujos de entrada, sus flujos de salida y su rol de procesamiento dentro del ecosistema hospitalario:</w:t>
       </w:r>
     </w:p>
     <w:tbl>
@@ -7869,10 +8150,11 @@
         </w:tblBorders>
       </w:tblPr>
       <w:tblGrid>
-        <w:gridCol w:w="2126"/>
-        <w:gridCol w:w="2126"/>
-        <w:gridCol w:w="2126"/>
-        <w:gridCol w:w="2126"/>
+        <w:gridCol w:w="1701"/>
+        <w:gridCol w:w="1701"/>
+        <w:gridCol w:w="1701"/>
+        <w:gridCol w:w="1701"/>
+        <w:gridCol w:w="1701"/>
       </w:tblGrid>
       <w:tr>
         <w:tc>
@@ -7893,13 +8175,13 @@
                 <w:color w:val="FFFFFF"/>
                 <w:sz w:val="18"/>
               </w:rPr>
-              <w:t>CLASE DEL DOMINIO (ESTEREOTIPO)</w:t>
-            </w:r>
-          </w:p>
-        </w:tc>
-        <w:tc>
-          <w:tcPr>
-            <w:tcW w:type="dxa" w:w="2160"/>
+              <w:t>BLOQUE FUNCIONAL</w:t>
+            </w:r>
+          </w:p>
+        </w:tc>
+        <w:tc>
+          <w:tcPr>
+            <w:tcW w:type="dxa" w:w="1728"/>
             <w:shd w:val="clear" w:color="auto" w:fill="0F2942"/>
           </w:tcPr>
           <w:p>
@@ -7915,13 +8197,13 @@
                 <w:color w:val="FFFFFF"/>
                 <w:sz w:val="18"/>
               </w:rPr>
-              <w:t>ATRIBUTOS PRINCIPALES (ENCAPSULADOS)</w:t>
-            </w:r>
-          </w:p>
-        </w:tc>
-        <w:tc>
-          <w:tcPr>
-            <w:tcW w:type="dxa" w:w="2592"/>
+              <w:t>EDUCCIONES ASIGNADAS</w:t>
+            </w:r>
+          </w:p>
+        </w:tc>
+        <w:tc>
+          <w:tcPr>
+            <w:tcW w:type="dxa" w:w="1584"/>
             <w:shd w:val="clear" w:color="auto" w:fill="0F2942"/>
           </w:tcPr>
           <w:p>
@@ -7937,13 +8219,13 @@
                 <w:color w:val="FFFFFF"/>
                 <w:sz w:val="18"/>
               </w:rPr>
-              <w:t>OPERACIONES PÚBLICAS (TRAZADAS A ILACIONES)</w:t>
-            </w:r>
-          </w:p>
-        </w:tc>
-        <w:tc>
-          <w:tcPr>
-            <w:tcW w:type="dxa" w:w="2448"/>
+              <w:t>FLUJOS ENTRADA</w:t>
+            </w:r>
+          </w:p>
+        </w:tc>
+        <w:tc>
+          <w:tcPr>
+            <w:tcW w:type="dxa" w:w="1584"/>
             <w:shd w:val="clear" w:color="auto" w:fill="0F2942"/>
           </w:tcPr>
           <w:p>
@@ -7959,7 +8241,29 @@
                 <w:color w:val="FFFFFF"/>
                 <w:sz w:val="18"/>
               </w:rPr>
-              <w:t>RESPONSABILIDAD FUNCIONAL EN EL SISTEMA</w:t>
+              <w:t>FLUJOS SALIDA</w:t>
+            </w:r>
+          </w:p>
+        </w:tc>
+        <w:tc>
+          <w:tcPr>
+            <w:tcW w:type="dxa" w:w="3312"/>
+            <w:shd w:val="clear" w:color="auto" w:fill="0F2942"/>
+          </w:tcPr>
+          <w:p>
+            <w:pPr>
+              <w:spacing w:before="60" w:after="60"/>
+              <w:jc w:val="center"/>
+            </w:pPr>
+            <w:r/>
+            <w:r>
+              <w:rPr>
+                <w:rFonts w:ascii="Arial" w:hAnsi="Arial"/>
+                <w:b/>
+                <w:color w:val="FFFFFF"/>
+                <w:sz w:val="18"/>
+              </w:rPr>
+              <w:t>RESPONSABILIDAD ARQUITECTÓNICA Y ROL EN EL NEGOCIO</w:t>
             </w:r>
           </w:p>
         </w:tc>
@@ -7983,87 +8287,99 @@
                 <w:color w:val="1E293B"/>
                 <w:sz w:val="17"/>
               </w:rPr>
-              <w:t>Persona</w:t>
+              <w:t>B1. Pacientes y Apoderados</w:t>
               <w:br/>
-              <w:t>«abstract entity»</w:t>
-            </w:r>
-          </w:p>
-        </w:tc>
-        <w:tc>
-          <w:tcPr>
-            <w:tcW w:type="dxa" w:w="2160"/>
-            <w:shd w:val="clear" w:color="auto" w:fill="FFFFFF"/>
-          </w:tcPr>
-          <w:p>
-            <w:pPr>
-              <w:spacing w:before="60" w:after="60"/>
-              <w:jc w:val="left"/>
-            </w:pPr>
-            <w:r/>
-            <w:r>
-              <w:rPr>
-                <w:rFonts w:ascii="Arial" w:hAnsi="Arial"/>
-                <w:b w:val="0"/>
-                <w:color w:val="1E293B"/>
-                <w:sz w:val="17"/>
-              </w:rPr>
-              <w:t># id_persona: UUID</w:t>
+              <w:t>«subsystem»</w:t>
+            </w:r>
+          </w:p>
+        </w:tc>
+        <w:tc>
+          <w:tcPr>
+            <w:tcW w:type="dxa" w:w="1728"/>
+            <w:shd w:val="clear" w:color="auto" w:fill="FFFFFF"/>
+          </w:tcPr>
+          <w:p>
+            <w:pPr>
+              <w:spacing w:before="60" w:after="60"/>
+              <w:jc w:val="left"/>
+            </w:pPr>
+            <w:r/>
+            <w:r>
+              <w:rPr>
+                <w:rFonts w:ascii="Arial" w:hAnsi="Arial"/>
+                <w:b w:val="0"/>
+                <w:color w:val="1E293B"/>
+                <w:sz w:val="17"/>
+              </w:rPr>
+              <w:t>EDU-0014, EDU-0021</w:t>
               <w:br/>
-              <w:t># dni_documento: String[8..12]</w:t>
-              <w:br/>
-              <w:t># nombres, apellidos: String</w:t>
-              <w:br/>
-              <w:t># fecha_nacimiento: Date</w:t>
-              <w:br/>
-              <w:t># eliminacion_logica: Boolean</w:t>
-            </w:r>
-          </w:p>
-        </w:tc>
-        <w:tc>
-          <w:tcPr>
-            <w:tcW w:type="dxa" w:w="2592"/>
-            <w:shd w:val="clear" w:color="auto" w:fill="FFFFFF"/>
-          </w:tcPr>
-          <w:p>
-            <w:pPr>
-              <w:spacing w:before="60" w:after="60"/>
-              <w:jc w:val="left"/>
-            </w:pPr>
-            <w:r/>
-            <w:r>
-              <w:rPr>
-                <w:rFonts w:ascii="Arial" w:hAnsi="Arial"/>
-                <w:b w:val="0"/>
-                <w:color w:val="1E293B"/>
-                <w:sz w:val="17"/>
-              </w:rPr>
-              <w:t>+ validarDocumentoIdentidad(): Boolean</w:t>
-              <w:br/>
-              <w:t>+ obtenerNombreCompleto(): String</w:t>
-              <w:br/>
-              <w:t>+ aplicarBajaLogica(motivo): Void</w:t>
-            </w:r>
-          </w:p>
-        </w:tc>
-        <w:tc>
-          <w:tcPr>
-            <w:tcW w:type="dxa" w:w="2448"/>
-            <w:shd w:val="clear" w:color="auto" w:fill="FFFFFF"/>
-          </w:tcPr>
-          <w:p>
-            <w:pPr>
-              <w:spacing w:before="60" w:after="60"/>
-              <w:jc w:val="left"/>
-            </w:pPr>
-            <w:r/>
-            <w:r>
-              <w:rPr>
-                <w:rFonts w:ascii="Arial" w:hAnsi="Arial"/>
-                <w:b w:val="0"/>
-                <w:color w:val="1E293B"/>
-                <w:sz w:val="17"/>
-              </w:rPr>
-              <w:t>Superclase abstracta que factoriza la identidad civil, validación documental y estado de vigencia lógica para todos los actores humanos del dominio.</w:t>
+              <w:t>(8 Ilaciones)</w:t>
+            </w:r>
+          </w:p>
+        </w:tc>
+        <w:tc>
+          <w:tcPr>
+            <w:tcW w:type="dxa" w:w="1584"/>
+            <w:shd w:val="clear" w:color="auto" w:fill="FFFFFF"/>
+          </w:tcPr>
+          <w:p>
+            <w:pPr>
+              <w:spacing w:before="60" w:after="60"/>
+              <w:jc w:val="left"/>
+            </w:pPr>
+            <w:r/>
+            <w:r>
+              <w:rPr>
+                <w:rFonts w:ascii="Arial" w:hAnsi="Arial"/>
+                <w:b w:val="0"/>
+                <w:color w:val="1E293B"/>
+                <w:sz w:val="17"/>
+              </w:rPr>
+              <w:t>F1 (Apoderado)</w:t>
+            </w:r>
+          </w:p>
+        </w:tc>
+        <w:tc>
+          <w:tcPr>
+            <w:tcW w:type="dxa" w:w="1584"/>
+            <w:shd w:val="clear" w:color="auto" w:fill="FFFFFF"/>
+          </w:tcPr>
+          <w:p>
+            <w:pPr>
+              <w:spacing w:before="60" w:after="60"/>
+              <w:jc w:val="left"/>
+            </w:pPr>
+            <w:r/>
+            <w:r>
+              <w:rPr>
+                <w:rFonts w:ascii="Arial" w:hAnsi="Arial"/>
+                <w:b w:val="0"/>
+                <w:color w:val="1E293B"/>
+                <w:sz w:val="17"/>
+              </w:rPr>
+              <w:t>F7 (a B4)</w:t>
+            </w:r>
+          </w:p>
+        </w:tc>
+        <w:tc>
+          <w:tcPr>
+            <w:tcW w:type="dxa" w:w="3312"/>
+            <w:shd w:val="clear" w:color="auto" w:fill="FFFFFF"/>
+          </w:tcPr>
+          <w:p>
+            <w:pPr>
+              <w:spacing w:before="60" w:after="60"/>
+              <w:jc w:val="left"/>
+            </w:pPr>
+            <w:r/>
+            <w:r>
+              <w:rPr>
+                <w:rFonts w:ascii="Arial" w:hAnsi="Arial"/>
+                <w:b w:val="0"/>
+                <w:color w:val="1E293B"/>
+                <w:sz w:val="17"/>
+              </w:rPr>
+              <w:t>Filiación pediátrica y validación documental civil (DNI/CE). Custodia la tutela legal del menor, parentesco legal del apoderado y sus canales de comunicación.</w:t>
             </w:r>
           </w:p>
         </w:tc>
@@ -8077,99 +8393,109 @@
           <w:p>
             <w:pPr>
               <w:spacing w:before="60" w:after="60"/>
-              <w:jc w:val="center"/>
-            </w:pPr>
-            <w:r/>
-            <w:r>
-              <w:rPr>
-                <w:rFonts w:ascii="Arial" w:hAnsi="Arial"/>
-                <w:b/>
-                <w:color w:val="0F2942"/>
-                <w:sz w:val="17"/>
-              </w:rPr>
-              <w:t>Apoderado</w:t>
+              <w:jc w:val="left"/>
+            </w:pPr>
+            <w:r/>
+            <w:r>
+              <w:rPr>
+                <w:rFonts w:ascii="Arial" w:hAnsi="Arial"/>
+                <w:b w:val="0"/>
+                <w:color w:val="1E293B"/>
+                <w:sz w:val="17"/>
+              </w:rPr>
+              <w:t>B2. Pre-triaje y Consentimiento</w:t>
               <w:br/>
-              <w:t>«entity»</w:t>
-            </w:r>
-          </w:p>
-        </w:tc>
-        <w:tc>
-          <w:tcPr>
-            <w:tcW w:type="dxa" w:w="2160"/>
-            <w:shd w:val="clear" w:color="auto" w:fill="F8FAFC"/>
-          </w:tcPr>
-          <w:p>
-            <w:pPr>
-              <w:spacing w:before="60" w:after="60"/>
-              <w:jc w:val="left"/>
-            </w:pPr>
-            <w:r/>
-            <w:r>
-              <w:rPr>
-                <w:rFonts w:ascii="Arial" w:hAnsi="Arial"/>
-                <w:b w:val="0"/>
-                <w:color w:val="1E293B"/>
-                <w:sz w:val="17"/>
-              </w:rPr>
-              <w:t>- id_apoderado: UUID «PK»</w:t>
+              <w:t>«subsystem»</w:t>
+            </w:r>
+          </w:p>
+        </w:tc>
+        <w:tc>
+          <w:tcPr>
+            <w:tcW w:type="dxa" w:w="1728"/>
+            <w:shd w:val="clear" w:color="auto" w:fill="F8FAFC"/>
+          </w:tcPr>
+          <w:p>
+            <w:pPr>
+              <w:spacing w:before="60" w:after="60"/>
+              <w:jc w:val="left"/>
+            </w:pPr>
+            <w:r/>
+            <w:r>
+              <w:rPr>
+                <w:rFonts w:ascii="Arial" w:hAnsi="Arial"/>
+                <w:b w:val="0"/>
+                <w:color w:val="1E293B"/>
+                <w:sz w:val="17"/>
+              </w:rPr>
+              <w:t>EDU-0022, EDU-0023</w:t>
               <w:br/>
-              <w:t>- parentesco_legal: Enum</w:t>
-              <w:br/>
-              <w:t>- telefono_contacto: String</w:t>
-              <w:br/>
-              <w:t>- correo_electronico: String</w:t>
-              <w:br/>
-              <w:t>- direccion_domicilio: String</w:t>
-            </w:r>
-          </w:p>
-        </w:tc>
-        <w:tc>
-          <w:tcPr>
-            <w:tcW w:type="dxa" w:w="2592"/>
-            <w:shd w:val="clear" w:color="auto" w:fill="F8FAFC"/>
-          </w:tcPr>
-          <w:p>
-            <w:pPr>
-              <w:spacing w:before="60" w:after="60"/>
-              <w:jc w:val="left"/>
-            </w:pPr>
-            <w:r/>
-            <w:r>
-              <w:rPr>
-                <w:rFonts w:ascii="Arial" w:hAnsi="Arial"/>
-                <w:b w:val="0"/>
-                <w:color w:val="1E293B"/>
-                <w:sz w:val="17"/>
-              </w:rPr>
-              <w:t>+ crearApoderado(dto) [ILA-0053]</w:t>
-              <w:br/>
-              <w:t>+ consultarApoderado(id) [ILA-0054]</w:t>
-              <w:br/>
-              <w:t>+ actualizarApoderado(id, dto) [ILA-0055]</w:t>
-              <w:br/>
-              <w:t>+ eliminarLogicoApoderado(id) [ILA-0056]</w:t>
-            </w:r>
-          </w:p>
-        </w:tc>
-        <w:tc>
-          <w:tcPr>
-            <w:tcW w:type="dxa" w:w="2448"/>
-            <w:shd w:val="clear" w:color="auto" w:fill="F8FAFC"/>
-          </w:tcPr>
-          <w:p>
-            <w:pPr>
-              <w:spacing w:before="60" w:after="60"/>
-              <w:jc w:val="left"/>
-            </w:pPr>
-            <w:r/>
-            <w:r>
-              <w:rPr>
-                <w:rFonts w:ascii="Arial" w:hAnsi="Arial"/>
-                <w:b w:val="0"/>
-                <w:color w:val="1E293B"/>
-                <w:sz w:val="17"/>
-              </w:rPr>
-              <w:t>Gestiona los datos del representante legal obligatorio de uno o más pacientes pediátricos y sus canales de contacto para recordatorios y consentimientos.</w:t>
+              <w:t>(8 Ilaciones)</w:t>
+            </w:r>
+          </w:p>
+        </w:tc>
+        <w:tc>
+          <w:tcPr>
+            <w:tcW w:type="dxa" w:w="1584"/>
+            <w:shd w:val="clear" w:color="auto" w:fill="F8FAFC"/>
+          </w:tcPr>
+          <w:p>
+            <w:pPr>
+              <w:spacing w:before="60" w:after="60"/>
+              <w:jc w:val="left"/>
+            </w:pPr>
+            <w:r/>
+            <w:r>
+              <w:rPr>
+                <w:rFonts w:ascii="Arial" w:hAnsi="Arial"/>
+                <w:b w:val="0"/>
+                <w:color w:val="1E293B"/>
+                <w:sz w:val="17"/>
+              </w:rPr>
+              <w:t>F2 (Apoderado)</w:t>
+            </w:r>
+          </w:p>
+        </w:tc>
+        <w:tc>
+          <w:tcPr>
+            <w:tcW w:type="dxa" w:w="1584"/>
+            <w:shd w:val="clear" w:color="auto" w:fill="F8FAFC"/>
+          </w:tcPr>
+          <w:p>
+            <w:pPr>
+              <w:spacing w:before="60" w:after="60"/>
+              <w:jc w:val="left"/>
+            </w:pPr>
+            <w:r/>
+            <w:r>
+              <w:rPr>
+                <w:rFonts w:ascii="Arial" w:hAnsi="Arial"/>
+                <w:b w:val="0"/>
+                <w:color w:val="1E293B"/>
+                <w:sz w:val="17"/>
+              </w:rPr>
+              <w:t>F8 (a B4)</w:t>
+            </w:r>
+          </w:p>
+        </w:tc>
+        <w:tc>
+          <w:tcPr>
+            <w:tcW w:type="dxa" w:w="3312"/>
+            <w:shd w:val="clear" w:color="auto" w:fill="F8FAFC"/>
+          </w:tcPr>
+          <w:p>
+            <w:pPr>
+              <w:spacing w:before="60" w:after="60"/>
+              <w:jc w:val="left"/>
+            </w:pPr>
+            <w:r/>
+            <w:r>
+              <w:rPr>
+                <w:rFonts w:ascii="Arial" w:hAnsi="Arial"/>
+                <w:b w:val="0"/>
+                <w:color w:val="1E293B"/>
+                <w:sz w:val="17"/>
+              </w:rPr>
+              <w:t>Registro previo de signos vitales percentilados, peso, talla, IMC pediátrico y cribado de alerta roja. Gestión del consentimiento informado digital obligatorio firmado.</w:t>
             </w:r>
           </w:p>
         </w:tc>
@@ -8193,91 +8519,99 @@
                 <w:color w:val="1E293B"/>
                 <w:sz w:val="17"/>
               </w:rPr>
-              <w:t>PacientePediatrico</w:t>
+              <w:t>B3. Especialistas y Horarios</w:t>
               <w:br/>
-              <w:t>«entity»</w:t>
-            </w:r>
-          </w:p>
-        </w:tc>
-        <w:tc>
-          <w:tcPr>
-            <w:tcW w:type="dxa" w:w="2160"/>
-            <w:shd w:val="clear" w:color="auto" w:fill="FFFFFF"/>
-          </w:tcPr>
-          <w:p>
-            <w:pPr>
-              <w:spacing w:before="60" w:after="60"/>
-              <w:jc w:val="left"/>
-            </w:pPr>
-            <w:r/>
-            <w:r>
-              <w:rPr>
-                <w:rFonts w:ascii="Arial" w:hAnsi="Arial"/>
-                <w:b w:val="0"/>
-                <w:color w:val="1E293B"/>
-                <w:sz w:val="17"/>
-              </w:rPr>
-              <w:t>- id_paciente: UUID «PK»</w:t>
+              <w:t>«subsystem»</w:t>
+            </w:r>
+          </w:p>
+        </w:tc>
+        <w:tc>
+          <w:tcPr>
+            <w:tcW w:type="dxa" w:w="1728"/>
+            <w:shd w:val="clear" w:color="auto" w:fill="FFFFFF"/>
+          </w:tcPr>
+          <w:p>
+            <w:pPr>
+              <w:spacing w:before="60" w:after="60"/>
+              <w:jc w:val="left"/>
+            </w:pPr>
+            <w:r/>
+            <w:r>
+              <w:rPr>
+                <w:rFonts w:ascii="Arial" w:hAnsi="Arial"/>
+                <w:b w:val="0"/>
+                <w:color w:val="1E293B"/>
+                <w:sz w:val="17"/>
+              </w:rPr>
+              <w:t>EDU-0016, EDU-0017</w:t>
               <w:br/>
-              <w:t>- codigo_hc: String «UNIQUE»</w:t>
-              <w:br/>
-              <w:t>- id_apoderado_titular: UUID «FK»</w:t>
-              <w:br/>
-              <w:t>- grupo_sanguineo: String</w:t>
-              <w:br/>
-              <w:t>- alergias_conocidas: Text</w:t>
-            </w:r>
-          </w:p>
-        </w:tc>
-        <w:tc>
-          <w:tcPr>
-            <w:tcW w:type="dxa" w:w="2592"/>
-            <w:shd w:val="clear" w:color="auto" w:fill="FFFFFF"/>
-          </w:tcPr>
-          <w:p>
-            <w:pPr>
-              <w:spacing w:before="60" w:after="60"/>
-              <w:jc w:val="left"/>
-            </w:pPr>
-            <w:r/>
-            <w:r>
-              <w:rPr>
-                <w:rFonts w:ascii="Arial" w:hAnsi="Arial"/>
-                <w:b w:val="0"/>
-                <w:color w:val="1E293B"/>
-                <w:sz w:val="17"/>
-              </w:rPr>
-              <w:t>+ registrarPaciente(dto) [ILA-0025]</w:t>
-              <w:br/>
-              <w:t>+ consultarFichaPaciente(id) [ILA-0026]</w:t>
-              <w:br/>
-              <w:t>+ actualizarDatosClinicos(id) [ILA-0027]</w:t>
-              <w:br/>
-              <w:t>+ adjuntarConsentimiento(pdf) [ILA-0058]</w:t>
-              <w:br/>
-              <w:t>+ eliminarLogicoPaciente(id) [ILA-0028]</w:t>
-            </w:r>
-          </w:p>
-        </w:tc>
-        <w:tc>
-          <w:tcPr>
-            <w:tcW w:type="dxa" w:w="2448"/>
-            <w:shd w:val="clear" w:color="auto" w:fill="FFFFFF"/>
-          </w:tcPr>
-          <w:p>
-            <w:pPr>
-              <w:spacing w:before="60" w:after="60"/>
-              <w:jc w:val="left"/>
-            </w:pPr>
-            <w:r/>
-            <w:r>
-              <w:rPr>
-                <w:rFonts w:ascii="Arial" w:hAnsi="Arial"/>
-                <w:b w:val="0"/>
-                <w:color w:val="1E293B"/>
-                <w:sz w:val="17"/>
-              </w:rPr>
-              <w:t>Representa al paciente menor de edad, centralizando su filiación clínica, vínculo con el apoderado legal y estado de su consentimiento informado.</w:t>
+              <w:t>(8 Ilaciones)</w:t>
+            </w:r>
+          </w:p>
+        </w:tc>
+        <w:tc>
+          <w:tcPr>
+            <w:tcW w:type="dxa" w:w="1584"/>
+            <w:shd w:val="clear" w:color="auto" w:fill="FFFFFF"/>
+          </w:tcPr>
+          <w:p>
+            <w:pPr>
+              <w:spacing w:before="60" w:after="60"/>
+              <w:jc w:val="left"/>
+            </w:pPr>
+            <w:r/>
+            <w:r>
+              <w:rPr>
+                <w:rFonts w:ascii="Arial" w:hAnsi="Arial"/>
+                <w:b w:val="0"/>
+                <w:color w:val="1E293B"/>
+                <w:sz w:val="17"/>
+              </w:rPr>
+              <w:t>F3 (Asistente)</w:t>
+            </w:r>
+          </w:p>
+        </w:tc>
+        <w:tc>
+          <w:tcPr>
+            <w:tcW w:type="dxa" w:w="1584"/>
+            <w:shd w:val="clear" w:color="auto" w:fill="FFFFFF"/>
+          </w:tcPr>
+          <w:p>
+            <w:pPr>
+              <w:spacing w:before="60" w:after="60"/>
+              <w:jc w:val="left"/>
+            </w:pPr>
+            <w:r/>
+            <w:r>
+              <w:rPr>
+                <w:rFonts w:ascii="Arial" w:hAnsi="Arial"/>
+                <w:b w:val="0"/>
+                <w:color w:val="1E293B"/>
+                <w:sz w:val="17"/>
+              </w:rPr>
+              <w:t>F9 (a B4)</w:t>
+            </w:r>
+          </w:p>
+        </w:tc>
+        <w:tc>
+          <w:tcPr>
+            <w:tcW w:type="dxa" w:w="3312"/>
+            <w:shd w:val="clear" w:color="auto" w:fill="FFFFFF"/>
+          </w:tcPr>
+          <w:p>
+            <w:pPr>
+              <w:spacing w:before="60" w:after="60"/>
+              <w:jc w:val="left"/>
+            </w:pPr>
+            <w:r/>
+            <w:r>
+              <w:rPr>
+                <w:rFonts w:ascii="Arial" w:hAnsi="Arial"/>
+                <w:b w:val="0"/>
+                <w:color w:val="1E293B"/>
+                <w:sz w:val="17"/>
+              </w:rPr>
+              <w:t>Administración de especialistas clínicos, colegiatura CMP, especialidades pediátricas, matrices horarias de consultorios y tarifario por tipo de atención.</w:t>
             </w:r>
           </w:p>
         </w:tc>
@@ -8301,89 +8635,109 @@
                 <w:color w:val="1E293B"/>
                 <w:sz w:val="17"/>
               </w:rPr>
-              <w:t>EspecialistaClinico</w:t>
+              <w:t>B4. Gestión de Citas y Agendas</w:t>
               <w:br/>
-              <w:t>«entity»</w:t>
-            </w:r>
-          </w:p>
-        </w:tc>
-        <w:tc>
-          <w:tcPr>
-            <w:tcW w:type="dxa" w:w="2160"/>
-            <w:shd w:val="clear" w:color="auto" w:fill="F8FAFC"/>
-          </w:tcPr>
-          <w:p>
-            <w:pPr>
-              <w:spacing w:before="60" w:after="60"/>
-              <w:jc w:val="left"/>
-            </w:pPr>
-            <w:r/>
-            <w:r>
-              <w:rPr>
-                <w:rFonts w:ascii="Arial" w:hAnsi="Arial"/>
-                <w:b w:val="0"/>
-                <w:color w:val="1E293B"/>
-                <w:sz w:val="17"/>
-              </w:rPr>
-              <w:t>- id_especialista: UUID «PK»</w:t>
+              <w:t>«core hub / orchestrator»</w:t>
+            </w:r>
+          </w:p>
+        </w:tc>
+        <w:tc>
+          <w:tcPr>
+            <w:tcW w:type="dxa" w:w="1728"/>
+            <w:shd w:val="clear" w:color="auto" w:fill="F8FAFC"/>
+          </w:tcPr>
+          <w:p>
+            <w:pPr>
+              <w:spacing w:before="60" w:after="60"/>
+              <w:jc w:val="left"/>
+            </w:pPr>
+            <w:r/>
+            <w:r>
+              <w:rPr>
+                <w:rFonts w:ascii="Arial" w:hAnsi="Arial"/>
+                <w:b w:val="0"/>
+                <w:color w:val="1E293B"/>
+                <w:sz w:val="17"/>
+              </w:rPr>
+              <w:t>EDU-0008, EDU-0012,</w:t>
               <w:br/>
-              <w:t>- cmp_colegiatura: String</w:t>
+              <w:t>EDU-0013, EDU-0018</w:t>
               <w:br/>
-              <w:t>- especialidad_medica: String</w:t>
+              <w:t>(16 Ilaciones)</w:t>
+            </w:r>
+          </w:p>
+        </w:tc>
+        <w:tc>
+          <w:tcPr>
+            <w:tcW w:type="dxa" w:w="1584"/>
+            <w:shd w:val="clear" w:color="auto" w:fill="F8FAFC"/>
+          </w:tcPr>
+          <w:p>
+            <w:pPr>
+              <w:spacing w:before="60" w:after="60"/>
+              <w:jc w:val="left"/>
+            </w:pPr>
+            <w:r/>
+            <w:r>
+              <w:rPr>
+                <w:rFonts w:ascii="Arial" w:hAnsi="Arial"/>
+                <w:b w:val="0"/>
+                <w:color w:val="1E293B"/>
+                <w:sz w:val="17"/>
+              </w:rPr>
+              <w:t>F4, F7, F8, F9,</w:t>
               <w:br/>
-              <w:t>- tarifa_consulta_base: Decimal</w:t>
+              <w:t>F10, F13, F16,</w:t>
               <w:br/>
-              <w:t>- porcentaje_honorario: Decimal</w:t>
-            </w:r>
-          </w:p>
-        </w:tc>
-        <w:tc>
-          <w:tcPr>
-            <w:tcW w:type="dxa" w:w="2592"/>
-            <w:shd w:val="clear" w:color="auto" w:fill="F8FAFC"/>
-          </w:tcPr>
-          <w:p>
-            <w:pPr>
-              <w:spacing w:before="60" w:after="60"/>
-              <w:jc w:val="left"/>
-            </w:pPr>
-            <w:r/>
-            <w:r>
-              <w:rPr>
-                <w:rFonts w:ascii="Arial" w:hAnsi="Arial"/>
-                <w:b w:val="0"/>
-                <w:color w:val="1E293B"/>
-                <w:sz w:val="17"/>
-              </w:rPr>
-              <w:t>+ registrarEspecialista(dto) [ILA-0033]</w:t>
+              <w:t>F17, F20</w:t>
+            </w:r>
+          </w:p>
+        </w:tc>
+        <w:tc>
+          <w:tcPr>
+            <w:tcW w:type="dxa" w:w="1584"/>
+            <w:shd w:val="clear" w:color="auto" w:fill="F8FAFC"/>
+          </w:tcPr>
+          <w:p>
+            <w:pPr>
+              <w:spacing w:before="60" w:after="60"/>
+              <w:jc w:val="left"/>
+            </w:pPr>
+            <w:r/>
+            <w:r>
+              <w:rPr>
+                <w:rFonts w:ascii="Arial" w:hAnsi="Arial"/>
+                <w:b w:val="0"/>
+                <w:color w:val="1E293B"/>
+                <w:sz w:val="17"/>
+              </w:rPr>
+              <w:t>F11, F12, F14,</w:t>
               <w:br/>
-              <w:t>+ configurarDisponibilidad(blq) [ILA-0037]</w:t>
+              <w:t>F15, F18, F19,</w:t>
               <w:br/>
-              <w:t>+ verificarFranjaLibre(f, h) [ILA-0038]</w:t>
-              <w:br/>
-              <w:t>+ calcularLiquidacionPeriodo(m) [ILA-0082]</w:t>
-            </w:r>
-          </w:p>
-        </w:tc>
-        <w:tc>
-          <w:tcPr>
-            <w:tcW w:type="dxa" w:w="2448"/>
-            <w:shd w:val="clear" w:color="auto" w:fill="F8FAFC"/>
-          </w:tcPr>
-          <w:p>
-            <w:pPr>
-              <w:spacing w:before="60" w:after="60"/>
-              <w:jc w:val="left"/>
-            </w:pPr>
-            <w:r/>
-            <w:r>
-              <w:rPr>
-                <w:rFonts w:ascii="Arial" w:hAnsi="Arial"/>
-                <w:b w:val="0"/>
-                <w:color w:val="1E293B"/>
-                <w:sz w:val="17"/>
-              </w:rPr>
-              <w:t>Administra el perfil profesional del médico o terapeuta, su tarifario diferenciado, sus bloques horarios disponibles y la base de liquidación de honorarios.</w:t>
+              <w:t>F21</w:t>
+            </w:r>
+          </w:p>
+        </w:tc>
+        <w:tc>
+          <w:tcPr>
+            <w:tcW w:type="dxa" w:w="3312"/>
+            <w:shd w:val="clear" w:color="auto" w:fill="F8FAFC"/>
+          </w:tcPr>
+          <w:p>
+            <w:pPr>
+              <w:spacing w:before="60" w:after="60"/>
+              <w:jc w:val="left"/>
+            </w:pPr>
+            <w:r/>
+            <w:r>
+              <w:rPr>
+                <w:rFonts w:ascii="Arial" w:hAnsi="Arial"/>
+                <w:b w:val="0"/>
+                <w:color w:val="1E293B"/>
+                <w:sz w:val="17"/>
+              </w:rPr>
+              <w:t>Núcleo orquestador central de la arquitectura: gobierna la máquina de 8 estados de la cita, implementa bloqueo pesimista serializable anticolisión (RNF-0004), valida regla de anticipación &gt;= 24h y coordina todos los subsistemas satélites.</w:t>
             </w:r>
           </w:p>
         </w:tc>
@@ -8407,95 +8761,103 @@
                 <w:color w:val="1E293B"/>
                 <w:sz w:val="17"/>
               </w:rPr>
-              <w:t>CitaMedica</w:t>
+              <w:t>B5. Videoconferencia</w:t>
               <w:br/>
-              <w:t>«entity»</w:t>
-            </w:r>
-          </w:p>
-        </w:tc>
-        <w:tc>
-          <w:tcPr>
-            <w:tcW w:type="dxa" w:w="2160"/>
-            <w:shd w:val="clear" w:color="auto" w:fill="FFFFFF"/>
-          </w:tcPr>
-          <w:p>
-            <w:pPr>
-              <w:spacing w:before="60" w:after="60"/>
-              <w:jc w:val="left"/>
-            </w:pPr>
-            <w:r/>
-            <w:r>
-              <w:rPr>
-                <w:rFonts w:ascii="Arial" w:hAnsi="Arial"/>
-                <w:b w:val="0"/>
-                <w:color w:val="1E293B"/>
-                <w:sz w:val="17"/>
-              </w:rPr>
-              <w:t>- id_cita: UUID «PK»</w:t>
+              <w:t>«service boundary»</w:t>
+            </w:r>
+          </w:p>
+        </w:tc>
+        <w:tc>
+          <w:tcPr>
+            <w:tcW w:type="dxa" w:w="1728"/>
+            <w:shd w:val="clear" w:color="auto" w:fill="FFFFFF"/>
+          </w:tcPr>
+          <w:p>
+            <w:pPr>
+              <w:spacing w:before="60" w:after="60"/>
+              <w:jc w:val="left"/>
+            </w:pPr>
+            <w:r/>
+            <w:r>
+              <w:rPr>
+                <w:rFonts w:ascii="Arial" w:hAnsi="Arial"/>
+                <w:b w:val="0"/>
+                <w:color w:val="1E293B"/>
+                <w:sz w:val="17"/>
+              </w:rPr>
+              <w:t>EDU-0019</w:t>
               <w:br/>
-              <w:t>- id_paciente: UUID «FK»</w:t>
+              <w:t>(4 Ilaciones)</w:t>
+            </w:r>
+          </w:p>
+        </w:tc>
+        <w:tc>
+          <w:tcPr>
+            <w:tcW w:type="dxa" w:w="1584"/>
+            <w:shd w:val="clear" w:color="auto" w:fill="FFFFFF"/>
+          </w:tcPr>
+          <w:p>
+            <w:pPr>
+              <w:spacing w:before="60" w:after="60"/>
+              <w:jc w:val="left"/>
+            </w:pPr>
+            <w:r/>
+            <w:r>
+              <w:rPr>
+                <w:rFonts w:ascii="Arial" w:hAnsi="Arial"/>
+                <w:b w:val="0"/>
+                <w:color w:val="1E293B"/>
+                <w:sz w:val="17"/>
+              </w:rPr>
+              <w:t>F12 (desde B4),</w:t>
               <w:br/>
-              <w:t>- id_especialista: UUID «FK»</w:t>
+              <w:t>F22 (Meet OAuth2)</w:t>
+            </w:r>
+          </w:p>
+        </w:tc>
+        <w:tc>
+          <w:tcPr>
+            <w:tcW w:type="dxa" w:w="1584"/>
+            <w:shd w:val="clear" w:color="auto" w:fill="FFFFFF"/>
+          </w:tcPr>
+          <w:p>
+            <w:pPr>
+              <w:spacing w:before="60" w:after="60"/>
+              <w:jc w:val="left"/>
+            </w:pPr>
+            <w:r/>
+            <w:r>
+              <w:rPr>
+                <w:rFonts w:ascii="Arial" w:hAnsi="Arial"/>
+                <w:b w:val="0"/>
+                <w:color w:val="1E293B"/>
+                <w:sz w:val="17"/>
+              </w:rPr>
+              <w:t>F13 (a B4),</w:t>
               <w:br/>
-              <w:t>- fecha_cita: Date, hora: Time</w:t>
-              <w:br/>
-              <w:t>- modalidad: Enum {PRES,VIRT,DOM}</w:t>
-              <w:br/>
-              <w:t>- estado_cita: EnumEstadoCita</w:t>
-            </w:r>
-          </w:p>
-        </w:tc>
-        <w:tc>
-          <w:tcPr>
-            <w:tcW w:type="dxa" w:w="2592"/>
-            <w:shd w:val="clear" w:color="auto" w:fill="FFFFFF"/>
-          </w:tcPr>
-          <w:p>
-            <w:pPr>
-              <w:spacing w:before="60" w:after="60"/>
-              <w:jc w:val="left"/>
-            </w:pPr>
-            <w:r/>
-            <w:r>
-              <w:rPr>
-                <w:rFonts w:ascii="Arial" w:hAnsi="Arial"/>
-                <w:b w:val="0"/>
-                <w:color w:val="1E293B"/>
-                <w:sz w:val="17"/>
-              </w:rPr>
-              <w:t>+ crearCitaMedica(dto) [ILA-0017]</w:t>
-              <w:br/>
-              <w:t>+ consultarAgendaCitas(filtros) [ILA-0018]</w:t>
-              <w:br/>
-              <w:t>+ actualizarCitaMedica(id, dto) [ILA-0019]</w:t>
-              <w:br/>
-              <w:t>+ cambiarEstadoCita(id, est) [ILA-0001]</w:t>
-              <w:br/>
-              <w:t>+ reprogramarCita(id, f, h) [ILA-0021]</w:t>
-              <w:br/>
-              <w:t>+ eliminarLogicoCita(id) [ILA-0020]</w:t>
-            </w:r>
-          </w:p>
-        </w:tc>
-        <w:tc>
-          <w:tcPr>
-            <w:tcW w:type="dxa" w:w="2448"/>
-            <w:shd w:val="clear" w:color="auto" w:fill="FFFFFF"/>
-          </w:tcPr>
-          <w:p>
-            <w:pPr>
-              <w:spacing w:before="60" w:after="60"/>
-              <w:jc w:val="left"/>
-            </w:pPr>
-            <w:r/>
-            <w:r>
-              <w:rPr>
-                <w:rFonts w:ascii="Arial" w:hAnsi="Arial"/>
-                <w:b w:val="0"/>
-                <w:color w:val="1E293B"/>
-                <w:sz w:val="17"/>
-              </w:rPr>
-              <w:t>Entidad nuclear que articula la reserva de turnos asistenciales, el control de transiciones de estado, las reprogramaciones (&gt;24h) y el enlace a teleconsulta.</w:t>
+              <w:t>F22 (Google API)</w:t>
+            </w:r>
+          </w:p>
+        </w:tc>
+        <w:tc>
+          <w:tcPr>
+            <w:tcW w:type="dxa" w:w="3312"/>
+            <w:shd w:val="clear" w:color="auto" w:fill="FFFFFF"/>
+          </w:tcPr>
+          <w:p>
+            <w:pPr>
+              <w:spacing w:before="60" w:after="60"/>
+              <w:jc w:val="left"/>
+            </w:pPr>
+            <w:r/>
+            <w:r>
+              <w:rPr>
+                <w:rFonts w:ascii="Arial" w:hAnsi="Arial"/>
+                <w:b w:val="0"/>
+                <w:color w:val="1E293B"/>
+                <w:sz w:val="17"/>
+              </w:rPr>
+              <w:t>Aprovisionamiento dinámico e interoperabilidad con Google Meet API para consultas virtuales, emitiendo URLs de sesión protegidas por tokens de corta duración.</w:t>
             </w:r>
           </w:p>
         </w:tc>
@@ -8519,95 +8881,103 @@
                 <w:color w:val="1E293B"/>
                 <w:sz w:val="17"/>
               </w:rPr>
-              <w:t>PreTriajeClinico</w:t>
+              <w:t>B6. Mensajería de Citas</w:t>
               <w:br/>
-              <w:t>«entity»</w:t>
-            </w:r>
-          </w:p>
-        </w:tc>
-        <w:tc>
-          <w:tcPr>
-            <w:tcW w:type="dxa" w:w="2160"/>
-            <w:shd w:val="clear" w:color="auto" w:fill="F8FAFC"/>
-          </w:tcPr>
-          <w:p>
-            <w:pPr>
-              <w:spacing w:before="60" w:after="60"/>
-              <w:jc w:val="left"/>
-            </w:pPr>
-            <w:r/>
-            <w:r>
-              <w:rPr>
-                <w:rFonts w:ascii="Arial" w:hAnsi="Arial"/>
-                <w:b w:val="0"/>
-                <w:color w:val="1E293B"/>
-                <w:sz w:val="17"/>
-              </w:rPr>
-              <w:t>- id_pretriaje: UUID «PK»</w:t>
+              <w:t>«integration gateway»</w:t>
+            </w:r>
+          </w:p>
+        </w:tc>
+        <w:tc>
+          <w:tcPr>
+            <w:tcW w:type="dxa" w:w="1728"/>
+            <w:shd w:val="clear" w:color="auto" w:fill="F8FAFC"/>
+          </w:tcPr>
+          <w:p>
+            <w:pPr>
+              <w:spacing w:before="60" w:after="60"/>
+              <w:jc w:val="left"/>
+            </w:pPr>
+            <w:r/>
+            <w:r>
+              <w:rPr>
+                <w:rFonts w:ascii="Arial" w:hAnsi="Arial"/>
+                <w:b w:val="0"/>
+                <w:color w:val="1E293B"/>
+                <w:sz w:val="17"/>
+              </w:rPr>
+              <w:t>EDU-0018, EDU-0020</w:t>
               <w:br/>
-              <w:t>- id_cita / id_paciente: UUID</w:t>
+              <w:t>(8 Ilaciones)</w:t>
+            </w:r>
+          </w:p>
+        </w:tc>
+        <w:tc>
+          <w:tcPr>
+            <w:tcW w:type="dxa" w:w="1584"/>
+            <w:shd w:val="clear" w:color="auto" w:fill="F8FAFC"/>
+          </w:tcPr>
+          <w:p>
+            <w:pPr>
+              <w:spacing w:before="60" w:after="60"/>
+              <w:jc w:val="left"/>
+            </w:pPr>
+            <w:r/>
+            <w:r>
+              <w:rPr>
+                <w:rFonts w:ascii="Arial" w:hAnsi="Arial"/>
+                <w:b w:val="0"/>
+                <w:color w:val="1E293B"/>
+                <w:sz w:val="17"/>
+              </w:rPr>
+              <w:t>F14 (desde B4),</w:t>
               <w:br/>
-              <w:t>- peso_kg, talla_cm, imc: Decimal</w:t>
+              <w:t>F23 (Twilio)</w:t>
+            </w:r>
+          </w:p>
+        </w:tc>
+        <w:tc>
+          <w:tcPr>
+            <w:tcW w:type="dxa" w:w="1584"/>
+            <w:shd w:val="clear" w:color="auto" w:fill="F8FAFC"/>
+          </w:tcPr>
+          <w:p>
+            <w:pPr>
+              <w:spacing w:before="60" w:after="60"/>
+              <w:jc w:val="left"/>
+            </w:pPr>
+            <w:r/>
+            <w:r>
+              <w:rPr>
+                <w:rFonts w:ascii="Arial" w:hAnsi="Arial"/>
+                <w:b w:val="0"/>
+                <w:color w:val="1E293B"/>
+                <w:sz w:val="17"/>
+              </w:rPr>
+              <w:t>F23 (Meta API),</w:t>
               <w:br/>
-              <w:t>- temperatura_c: Decimal</w:t>
-              <w:br/>
-              <w:t>- condiciones_riesgo: Text</w:t>
-              <w:br/>
-              <w:t>- alerta_roja: Boolean</w:t>
-            </w:r>
-          </w:p>
-        </w:tc>
-        <w:tc>
-          <w:tcPr>
-            <w:tcW w:type="dxa" w:w="2592"/>
-            <w:shd w:val="clear" w:color="auto" w:fill="F8FAFC"/>
-          </w:tcPr>
-          <w:p>
-            <w:pPr>
-              <w:spacing w:before="60" w:after="60"/>
-              <w:jc w:val="left"/>
-            </w:pPr>
-            <w:r/>
-            <w:r>
-              <w:rPr>
-                <w:rFonts w:ascii="Arial" w:hAnsi="Arial"/>
-                <w:b w:val="0"/>
-                <w:color w:val="1E293B"/>
-                <w:sz w:val="17"/>
-              </w:rPr>
-              <w:t>+ registrarPreTriaje(dto) [ILA-0062]</w:t>
-              <w:br/>
-              <w:t>+ calcularIMCPediatrico(p, t): Decimal</w:t>
-              <w:br/>
-              <w:t>+ evaluarUmbralAlertaRoja() [ILA-0062]</w:t>
-              <w:br/>
-              <w:t>+ consultarPreTriaje(id) [ILA-0063]</w:t>
-              <w:br/>
-              <w:t>+ actualizarPreTriaje(id, dto) [ILA-0064]</w:t>
-              <w:br/>
-              <w:t>+ eliminarLogicoPreTriaje(id) [ILA-0065]</w:t>
-            </w:r>
-          </w:p>
-        </w:tc>
-        <w:tc>
-          <w:tcPr>
-            <w:tcW w:type="dxa" w:w="2448"/>
-            <w:shd w:val="clear" w:color="auto" w:fill="F8FAFC"/>
-          </w:tcPr>
-          <w:p>
-            <w:pPr>
-              <w:spacing w:before="60" w:after="60"/>
-              <w:jc w:val="left"/>
-            </w:pPr>
-            <w:r/>
-            <w:r>
-              <w:rPr>
-                <w:rFonts w:ascii="Arial" w:hAnsi="Arial"/>
-                <w:b w:val="0"/>
-                <w:color w:val="1E293B"/>
-                <w:sz w:val="17"/>
-              </w:rPr>
-              <w:t>Captura los signos vitales y antecedentes previos a la primera atención, activando de forma automática el indicador alerta_roja ante riesgo inmediato.</w:t>
+              <w:t>F24 (Apoderado)</w:t>
+            </w:r>
+          </w:p>
+        </w:tc>
+        <w:tc>
+          <w:tcPr>
+            <w:tcW w:type="dxa" w:w="3312"/>
+            <w:shd w:val="clear" w:color="auto" w:fill="F8FAFC"/>
+          </w:tcPr>
+          <w:p>
+            <w:pPr>
+              <w:spacing w:before="60" w:after="60"/>
+              <w:jc w:val="left"/>
+            </w:pPr>
+            <w:r/>
+            <w:r>
+              <w:rPr>
+                <w:rFonts w:ascii="Arial" w:hAnsi="Arial"/>
+                <w:b w:val="0"/>
+                <w:color w:val="1E293B"/>
+                <w:sz w:val="17"/>
+              </w:rPr>
+              <w:t>Mecanismo de despacho de recordatorios automatizados T-24h por WhatsApp Business API y confirmación de agendamiento con acuse de recibo.</w:t>
             </w:r>
           </w:p>
         </w:tc>
@@ -8631,91 +9001,107 @@
                 <w:color w:val="1E293B"/>
                 <w:sz w:val="17"/>
               </w:rPr>
-              <w:t>EvolucionHistoriaClinica</w:t>
+              <w:t>B7. Historia Clínica Digital</w:t>
               <w:br/>
-              <w:t>«entity»</w:t>
-            </w:r>
-          </w:p>
-        </w:tc>
-        <w:tc>
-          <w:tcPr>
-            <w:tcW w:type="dxa" w:w="2160"/>
-            <w:shd w:val="clear" w:color="auto" w:fill="FFFFFF"/>
-          </w:tcPr>
-          <w:p>
-            <w:pPr>
-              <w:spacing w:before="60" w:after="60"/>
-              <w:jc w:val="left"/>
-            </w:pPr>
-            <w:r/>
-            <w:r>
-              <w:rPr>
-                <w:rFonts w:ascii="Arial" w:hAnsi="Arial"/>
-                <w:b w:val="0"/>
-                <w:color w:val="1E293B"/>
-                <w:sz w:val="17"/>
-              </w:rPr>
-              <w:t>- id_evolucion: UUID «PK»</w:t>
+              <w:t>«subsystem»</w:t>
+            </w:r>
+          </w:p>
+        </w:tc>
+        <w:tc>
+          <w:tcPr>
+            <w:tcW w:type="dxa" w:w="1728"/>
+            <w:shd w:val="clear" w:color="auto" w:fill="FFFFFF"/>
+          </w:tcPr>
+          <w:p>
+            <w:pPr>
+              <w:spacing w:before="60" w:after="60"/>
+              <w:jc w:val="left"/>
+            </w:pPr>
+            <w:r/>
+            <w:r>
+              <w:rPr>
+                <w:rFonts w:ascii="Arial" w:hAnsi="Arial"/>
+                <w:b w:val="0"/>
+                <w:color w:val="1E293B"/>
+                <w:sz w:val="17"/>
+              </w:rPr>
+              <w:t>EDU-0010, EDU-0015,</w:t>
               <w:br/>
-              <w:t>- id_cita_origen: UUID «FK»</w:t>
+              <w:t>EDU-0020, EDU-0025,</w:t>
               <w:br/>
-              <w:t>- codigo_cie10: String «FK»</w:t>
+              <w:t>EDU-0026, EDU-0027</w:t>
               <w:br/>
-              <w:t>- notas_evolucion: Text</w:t>
+              <w:t>(24 Ilaciones)</w:t>
+            </w:r>
+          </w:p>
+        </w:tc>
+        <w:tc>
+          <w:tcPr>
+            <w:tcW w:type="dxa" w:w="1584"/>
+            <w:shd w:val="clear" w:color="auto" w:fill="FFFFFF"/>
+          </w:tcPr>
+          <w:p>
+            <w:pPr>
+              <w:spacing w:before="60" w:after="60"/>
+              <w:jc w:val="left"/>
+            </w:pPr>
+            <w:r/>
+            <w:r>
+              <w:rPr>
+                <w:rFonts w:ascii="Arial" w:hAnsi="Arial"/>
+                <w:b w:val="0"/>
+                <w:color w:val="1E293B"/>
+                <w:sz w:val="17"/>
+              </w:rPr>
+              <w:t>F5 (Especialista),</w:t>
               <w:br/>
-              <w:t>- plan_terapeutico: Text</w:t>
-            </w:r>
-          </w:p>
-        </w:tc>
-        <w:tc>
-          <w:tcPr>
-            <w:tcW w:type="dxa" w:w="2592"/>
-            <w:shd w:val="clear" w:color="auto" w:fill="FFFFFF"/>
-          </w:tcPr>
-          <w:p>
-            <w:pPr>
-              <w:spacing w:before="60" w:after="60"/>
-              <w:jc w:val="left"/>
-            </w:pPr>
-            <w:r/>
-            <w:r>
-              <w:rPr>
-                <w:rFonts w:ascii="Arial" w:hAnsi="Arial"/>
-                <w:b w:val="0"/>
-                <w:color w:val="1E293B"/>
-                <w:sz w:val="17"/>
-              </w:rPr>
-              <w:t>+ registrarEvolucionSesion(dto) [ILA-0049]</w:t>
+              <w:t>F15 (desde B4)</w:t>
+            </w:r>
+          </w:p>
+        </w:tc>
+        <w:tc>
+          <w:tcPr>
+            <w:tcW w:type="dxa" w:w="1584"/>
+            <w:shd w:val="clear" w:color="auto" w:fill="FFFFFF"/>
+          </w:tcPr>
+          <w:p>
+            <w:pPr>
+              <w:spacing w:before="60" w:after="60"/>
+              <w:jc w:val="left"/>
+            </w:pPr>
+            <w:r/>
+            <w:r>
+              <w:rPr>
+                <w:rFonts w:ascii="Arial" w:hAnsi="Arial"/>
+                <w:b w:val="0"/>
+                <w:color w:val="1E293B"/>
+                <w:sz w:val="17"/>
+              </w:rPr>
+              <w:t>F16 (Interconsulta),</w:t>
               <w:br/>
-              <w:t>+ asignarDiagnosticoCIE10(cod) [ILA-0070]</w:t>
-              <w:br/>
-              <w:t>+ emitirRecetaMedica(items) [ILA-0074]</w:t>
-              <w:br/>
-              <w:t>+ validarCriterioDerivacion() [ILA-0009]</w:t>
-              <w:br/>
-              <w:t>+ generarDerivacionClinica(d) [ILA-0029]</w:t>
-            </w:r>
-          </w:p>
-        </w:tc>
-        <w:tc>
-          <w:tcPr>
-            <w:tcW w:type="dxa" w:w="2448"/>
-            <w:shd w:val="clear" w:color="auto" w:fill="FFFFFF"/>
-          </w:tcPr>
-          <w:p>
-            <w:pPr>
-              <w:spacing w:before="60" w:after="60"/>
-              <w:jc w:val="left"/>
-            </w:pPr>
-            <w:r/>
-            <w:r>
-              <w:rPr>
-                <w:rFonts w:ascii="Arial" w:hAnsi="Arial"/>
-                <w:b w:val="0"/>
-                <w:color w:val="1E293B"/>
-                <w:sz w:val="17"/>
-              </w:rPr>
-              <w:t>Documenta el acto médico por sesión, integrando la codificación diagnóstica CIE-10, la prescripción de recetas y la derivación interdisciplinaria validada.</w:t>
+              <w:t>F17 (Banderas rojas)</w:t>
+            </w:r>
+          </w:p>
+        </w:tc>
+        <w:tc>
+          <w:tcPr>
+            <w:tcW w:type="dxa" w:w="3312"/>
+            <w:shd w:val="clear" w:color="auto" w:fill="FFFFFF"/>
+          </w:tcPr>
+          <w:p>
+            <w:pPr>
+              <w:spacing w:before="60" w:after="60"/>
+              <w:jc w:val="left"/>
+            </w:pPr>
+            <w:r/>
+            <w:r>
+              <w:rPr>
+                <w:rFonts w:ascii="Arial" w:hAnsi="Arial"/>
+                <w:b w:val="0"/>
+                <w:color w:val="1E293B"/>
+                <w:sz w:val="17"/>
+              </w:rPr>
+              <w:t>Expediente clínico pediátrico, notas de evolución por sesión, prescripción de recetas médicas, asignación de diagnósticos CIE-10/DSM-5 y validación formal de derivaciones.</w:t>
             </w:r>
           </w:p>
         </w:tc>
@@ -8739,91 +9125,109 @@
                 <w:color w:val="1E293B"/>
                 <w:sz w:val="17"/>
               </w:rPr>
-              <w:t>PagoYComprobante</w:t>
+              <w:t>B8. Paquetes y Facturación</w:t>
               <w:br/>
-              <w:t>«entity»</w:t>
-            </w:r>
-          </w:p>
-        </w:tc>
-        <w:tc>
-          <w:tcPr>
-            <w:tcW w:type="dxa" w:w="2160"/>
-            <w:shd w:val="clear" w:color="auto" w:fill="F8FAFC"/>
-          </w:tcPr>
-          <w:p>
-            <w:pPr>
-              <w:spacing w:before="60" w:after="60"/>
-              <w:jc w:val="left"/>
-            </w:pPr>
-            <w:r/>
-            <w:r>
-              <w:rPr>
-                <w:rFonts w:ascii="Arial" w:hAnsi="Arial"/>
-                <w:b w:val="0"/>
-                <w:color w:val="1E293B"/>
-                <w:sz w:val="17"/>
-              </w:rPr>
-              <w:t>- id_comprobante: UUID «PK»</w:t>
+              <w:t>«subsystem»</w:t>
+            </w:r>
+          </w:p>
+        </w:tc>
+        <w:tc>
+          <w:tcPr>
+            <w:tcW w:type="dxa" w:w="1728"/>
+            <w:shd w:val="clear" w:color="auto" w:fill="F8FAFC"/>
+          </w:tcPr>
+          <w:p>
+            <w:pPr>
+              <w:spacing w:before="60" w:after="60"/>
+              <w:jc w:val="left"/>
+            </w:pPr>
+            <w:r/>
+            <w:r>
+              <w:rPr>
+                <w:rFonts w:ascii="Arial" w:hAnsi="Arial"/>
+                <w:b w:val="0"/>
+                <w:color w:val="1E293B"/>
+                <w:sz w:val="17"/>
+              </w:rPr>
+              <w:t>EDU-0024, EDU-0029,</w:t>
               <w:br/>
-              <w:t>- id_pago: UUID «FK»</w:t>
+              <w:t>EDU-0034, EDU-0037</w:t>
               <w:br/>
-              <w:t>- tipo_comprobante: Enum {BOL,FAC}</w:t>
+              <w:t>(16 Ilaciones)</w:t>
+            </w:r>
+          </w:p>
+        </w:tc>
+        <w:tc>
+          <w:tcPr>
+            <w:tcW w:type="dxa" w:w="1584"/>
+            <w:shd w:val="clear" w:color="auto" w:fill="F8FAFC"/>
+          </w:tcPr>
+          <w:p>
+            <w:pPr>
+              <w:spacing w:before="60" w:after="60"/>
+              <w:jc w:val="left"/>
+            </w:pPr>
+            <w:r/>
+            <w:r>
+              <w:rPr>
+                <w:rFonts w:ascii="Arial" w:hAnsi="Arial"/>
+                <w:b w:val="0"/>
+                <w:color w:val="1E293B"/>
+                <w:sz w:val="17"/>
+              </w:rPr>
+              <w:t>F11 (desde B4),</w:t>
               <w:br/>
-              <w:t>- numero_serie, correlativo: String</w:t>
+              <w:t>F25 (SUNAT CDR),</w:t>
               <w:br/>
-              <w:t>- monto_total: Decimal</w:t>
-            </w:r>
-          </w:p>
-        </w:tc>
-        <w:tc>
-          <w:tcPr>
-            <w:tcW w:type="dxa" w:w="2592"/>
-            <w:shd w:val="clear" w:color="auto" w:fill="F8FAFC"/>
-          </w:tcPr>
-          <w:p>
-            <w:pPr>
-              <w:spacing w:before="60" w:after="60"/>
-              <w:jc w:val="left"/>
-            </w:pPr>
-            <w:r/>
-            <w:r>
-              <w:rPr>
-                <w:rFonts w:ascii="Arial" w:hAnsi="Arial"/>
-                <w:b w:val="0"/>
-                <w:color w:val="1E293B"/>
-                <w:sz w:val="17"/>
-              </w:rPr>
-              <w:t>+ registrarPagoVoucher(dto) [ILA-0066]</w:t>
+              <w:t>F26 (Pasarela)</w:t>
+            </w:r>
+          </w:p>
+        </w:tc>
+        <w:tc>
+          <w:tcPr>
+            <w:tcW w:type="dxa" w:w="1584"/>
+            <w:shd w:val="clear" w:color="auto" w:fill="F8FAFC"/>
+          </w:tcPr>
+          <w:p>
+            <w:pPr>
+              <w:spacing w:before="60" w:after="60"/>
+              <w:jc w:val="left"/>
+            </w:pPr>
+            <w:r/>
+            <w:r>
+              <w:rPr>
+                <w:rFonts w:ascii="Arial" w:hAnsi="Arial"/>
+                <w:b w:val="0"/>
+                <w:color w:val="1E293B"/>
+                <w:sz w:val="17"/>
+              </w:rPr>
+              <w:t>F10 (a B4),</w:t>
               <w:br/>
-              <w:t>+ validarVoucherAdmin(id) [ILA-0068]</w:t>
+              <w:t>F25 (XML UBL 2.1),</w:t>
               <w:br/>
-              <w:t>+ emitirComprobante(dto) [ILA-0106]</w:t>
-              <w:br/>
-              <w:t>+ aplicarDescuentoConvenio(c) [ILA-0086]</w:t>
-              <w:br/>
-              <w:t>+ anularComprobante(id) [ILA-0109]</w:t>
-            </w:r>
-          </w:p>
-        </w:tc>
-        <w:tc>
-          <w:tcPr>
-            <w:tcW w:type="dxa" w:w="2448"/>
-            <w:shd w:val="clear" w:color="auto" w:fill="F8FAFC"/>
-          </w:tcPr>
-          <w:p>
-            <w:pPr>
-              <w:spacing w:before="60" w:after="60"/>
-              <w:jc w:val="left"/>
-            </w:pPr>
-            <w:r/>
-            <w:r>
-              <w:rPr>
-                <w:rFonts w:ascii="Arial" w:hAnsi="Arial"/>
-                <w:b w:val="0"/>
-                <w:color w:val="1E293B"/>
-                <w:sz w:val="17"/>
-              </w:rPr>
-              <w:t>Gestiona la validación de pagos/vouchers, aplicación de convenios institucionales y emisión de Boletas y Facturas vinculadas a la atención clínica.</w:t>
+              <w:t>F27 (Apoderado)</w:t>
+            </w:r>
+          </w:p>
+        </w:tc>
+        <w:tc>
+          <w:tcPr>
+            <w:tcW w:type="dxa" w:w="3312"/>
+            <w:shd w:val="clear" w:color="auto" w:fill="F8FAFC"/>
+          </w:tcPr>
+          <w:p>
+            <w:pPr>
+              <w:spacing w:before="60" w:after="60"/>
+              <w:jc w:val="left"/>
+            </w:pPr>
+            <w:r/>
+            <w:r>
+              <w:rPr>
+                <w:rFonts w:ascii="Arial" w:hAnsi="Arial"/>
+                <w:b w:val="0"/>
+                <w:color w:val="1E293B"/>
+                <w:sz w:val="17"/>
+              </w:rPr>
+              <w:t>Administración de saldo y consumo de paquetes de terapia, validación de vouchers bancarios, liquidación de convenios institucionales y emisión electrónica de Boletas/Facturas SUNAT.</w:t>
             </w:r>
           </w:p>
         </w:tc>
@@ -8847,89 +9251,333 @@
                 <w:color w:val="1E293B"/>
                 <w:sz w:val="17"/>
               </w:rPr>
-              <w:t>OrquestadorClinicoController</w:t>
+              <w:t>B9. Liquidación Profesional</w:t>
               <w:br/>
-              <w:t>«controller / service»</w:t>
-            </w:r>
-          </w:p>
-        </w:tc>
-        <w:tc>
-          <w:tcPr>
-            <w:tcW w:type="dxa" w:w="2160"/>
-            <w:shd w:val="clear" w:color="auto" w:fill="FFFFFF"/>
-          </w:tcPr>
-          <w:p>
-            <w:pPr>
-              <w:spacing w:before="60" w:after="60"/>
-              <w:jc w:val="left"/>
-            </w:pPr>
-            <w:r/>
-            <w:r>
-              <w:rPr>
-                <w:rFonts w:ascii="Arial" w:hAnsi="Arial"/>
-                <w:b w:val="0"/>
-                <w:color w:val="1E293B"/>
-                <w:sz w:val="17"/>
-              </w:rPr>
-              <w:t>- repoCitas: ICitaRepository</w:t>
+              <w:t>«subsystem»</w:t>
+            </w:r>
+          </w:p>
+        </w:tc>
+        <w:tc>
+          <w:tcPr>
+            <w:tcW w:type="dxa" w:w="1728"/>
+            <w:shd w:val="clear" w:color="auto" w:fill="FFFFFF"/>
+          </w:tcPr>
+          <w:p>
+            <w:pPr>
+              <w:spacing w:before="60" w:after="60"/>
+              <w:jc w:val="left"/>
+            </w:pPr>
+            <w:r/>
+            <w:r>
+              <w:rPr>
+                <w:rFonts w:ascii="Arial" w:hAnsi="Arial"/>
+                <w:b w:val="0"/>
+                <w:color w:val="1E293B"/>
+                <w:sz w:val="17"/>
+              </w:rPr>
+              <w:t>EDU-0028</w:t>
               <w:br/>
-              <w:t>- repoHistoria: IHistoriaRepository</w:t>
+              <w:t>(4 Ilaciones)</w:t>
+            </w:r>
+          </w:p>
+        </w:tc>
+        <w:tc>
+          <w:tcPr>
+            <w:tcW w:type="dxa" w:w="1584"/>
+            <w:shd w:val="clear" w:color="auto" w:fill="FFFFFF"/>
+          </w:tcPr>
+          <w:p>
+            <w:pPr>
+              <w:spacing w:before="60" w:after="60"/>
+              <w:jc w:val="left"/>
+            </w:pPr>
+            <w:r/>
+            <w:r>
+              <w:rPr>
+                <w:rFonts w:ascii="Arial" w:hAnsi="Arial"/>
+                <w:b w:val="0"/>
+                <w:color w:val="1E293B"/>
+                <w:sz w:val="17"/>
+              </w:rPr>
+              <w:t>F18 (desde B4)</w:t>
+            </w:r>
+          </w:p>
+        </w:tc>
+        <w:tc>
+          <w:tcPr>
+            <w:tcW w:type="dxa" w:w="1584"/>
+            <w:shd w:val="clear" w:color="auto" w:fill="FFFFFF"/>
+          </w:tcPr>
+          <w:p>
+            <w:pPr>
+              <w:spacing w:before="60" w:after="60"/>
+              <w:jc w:val="left"/>
+            </w:pPr>
+            <w:r/>
+            <w:r>
+              <w:rPr>
+                <w:rFonts w:ascii="Arial" w:hAnsi="Arial"/>
+                <w:b w:val="0"/>
+                <w:color w:val="1E293B"/>
+                <w:sz w:val="17"/>
+              </w:rPr>
+              <w:t>F28 (Gerencia)</w:t>
+            </w:r>
+          </w:p>
+        </w:tc>
+        <w:tc>
+          <w:tcPr>
+            <w:tcW w:type="dxa" w:w="3312"/>
+            <w:shd w:val="clear" w:color="auto" w:fill="FFFFFF"/>
+          </w:tcPr>
+          <w:p>
+            <w:pPr>
+              <w:spacing w:before="60" w:after="60"/>
+              <w:jc w:val="left"/>
+            </w:pPr>
+            <w:r/>
+            <w:r>
+              <w:rPr>
+                <w:rFonts w:ascii="Arial" w:hAnsi="Arial"/>
+                <w:b w:val="0"/>
+                <w:color w:val="1E293B"/>
+                <w:sz w:val="17"/>
+              </w:rPr>
+              <w:t>Cómputo periódico automatizado de honorarios profesionales por especialista médico, conciliando citas atendidas, porcentajes de convenio y retenciones tributarias.</w:t>
+            </w:r>
+          </w:p>
+        </w:tc>
+      </w:tr>
+      <w:tr>
+        <w:tc>
+          <w:tcPr>
+            <w:tcW w:type="dxa" w:w="1872"/>
+            <w:shd w:val="clear" w:color="auto" w:fill="F8FAFC"/>
+          </w:tcPr>
+          <w:p>
+            <w:pPr>
+              <w:spacing w:before="60" w:after="60"/>
+              <w:jc w:val="left"/>
+            </w:pPr>
+            <w:r/>
+            <w:r>
+              <w:rPr>
+                <w:rFonts w:ascii="Arial" w:hAnsi="Arial"/>
+                <w:b w:val="0"/>
+                <w:color w:val="1E293B"/>
+                <w:sz w:val="17"/>
+              </w:rPr>
+              <w:t>B10. Permisos y Auditoría (RBAC)</w:t>
               <w:br/>
-              <w:t>- servicioPermisos: IRBACValidator</w:t>
+              <w:t>«cross-cutting security»</w:t>
+            </w:r>
+          </w:p>
+        </w:tc>
+        <w:tc>
+          <w:tcPr>
+            <w:tcW w:type="dxa" w:w="1728"/>
+            <w:shd w:val="clear" w:color="auto" w:fill="F8FAFC"/>
+          </w:tcPr>
+          <w:p>
+            <w:pPr>
+              <w:spacing w:before="60" w:after="60"/>
+              <w:jc w:val="left"/>
+            </w:pPr>
+            <w:r/>
+            <w:r>
+              <w:rPr>
+                <w:rFonts w:ascii="Arial" w:hAnsi="Arial"/>
+                <w:b w:val="0"/>
+                <w:color w:val="1E293B"/>
+                <w:sz w:val="17"/>
+              </w:rPr>
+              <w:t>EDU-0009, EDU-0011</w:t>
               <w:br/>
-              <w:t>- servicioHistorial: IAuditoriaService</w:t>
-            </w:r>
-          </w:p>
-        </w:tc>
-        <w:tc>
-          <w:tcPr>
-            <w:tcW w:type="dxa" w:w="2592"/>
-            <w:shd w:val="clear" w:color="auto" w:fill="FFFFFF"/>
-          </w:tcPr>
-          <w:p>
-            <w:pPr>
-              <w:spacing w:before="60" w:after="60"/>
-              <w:jc w:val="left"/>
-            </w:pPr>
-            <w:r/>
-            <w:r>
-              <w:rPr>
-                <w:rFonts w:ascii="Arial" w:hAnsi="Arial"/>
-                <w:b w:val="0"/>
-                <w:color w:val="1E293B"/>
-                <w:sz w:val="17"/>
-              </w:rPr>
-              <w:t>+ procesarSolicitudCita(dto): Response</w:t>
+              <w:t>(8 Ilaciones)</w:t>
+            </w:r>
+          </w:p>
+        </w:tc>
+        <w:tc>
+          <w:tcPr>
+            <w:tcW w:type="dxa" w:w="1584"/>
+            <w:shd w:val="clear" w:color="auto" w:fill="F8FAFC"/>
+          </w:tcPr>
+          <w:p>
+            <w:pPr>
+              <w:spacing w:before="60" w:after="60"/>
+              <w:jc w:val="left"/>
+            </w:pPr>
+            <w:r/>
+            <w:r>
+              <w:rPr>
+                <w:rFonts w:ascii="Arial" w:hAnsi="Arial"/>
+                <w:b w:val="0"/>
+                <w:color w:val="1E293B"/>
+                <w:sz w:val="17"/>
+              </w:rPr>
+              <w:t>F6 (Gerencia),</w:t>
               <w:br/>
-              <w:t>+ verificarReglaAnticipacion24h(id): Bool</w:t>
+              <w:t>F19 (desde B4)</w:t>
+            </w:r>
+          </w:p>
+        </w:tc>
+        <w:tc>
+          <w:tcPr>
+            <w:tcW w:type="dxa" w:w="1584"/>
+            <w:shd w:val="clear" w:color="auto" w:fill="F8FAFC"/>
+          </w:tcPr>
+          <w:p>
+            <w:pPr>
+              <w:spacing w:before="60" w:after="60"/>
+              <w:jc w:val="left"/>
+            </w:pPr>
+            <w:r/>
+            <w:r>
+              <w:rPr>
+                <w:rFonts w:ascii="Arial" w:hAnsi="Arial"/>
+                <w:b w:val="0"/>
+                <w:color w:val="1E293B"/>
+                <w:sz w:val="17"/>
+              </w:rPr>
+              <w:t>F20 (a B4)</w:t>
+            </w:r>
+          </w:p>
+        </w:tc>
+        <w:tc>
+          <w:tcPr>
+            <w:tcW w:type="dxa" w:w="3312"/>
+            <w:shd w:val="clear" w:color="auto" w:fill="F8FAFC"/>
+          </w:tcPr>
+          <w:p>
+            <w:pPr>
+              <w:spacing w:before="60" w:after="60"/>
+              <w:jc w:val="left"/>
+            </w:pPr>
+            <w:r/>
+            <w:r>
+              <w:rPr>
+                <w:rFonts w:ascii="Arial" w:hAnsi="Arial"/>
+                <w:b w:val="0"/>
+                <w:color w:val="1E293B"/>
+                <w:sz w:val="17"/>
+              </w:rPr>
+              <w:t>Gobernanza de seguridad transversal: control de acceso por roles (RBAC) y bitácora forense de auditoría inmutable de cada transición de estado con IP, timestamp UTC y operador.</w:t>
+            </w:r>
+          </w:p>
+        </w:tc>
+      </w:tr>
+      <w:tr>
+        <w:tc>
+          <w:tcPr>
+            <w:tcW w:type="dxa" w:w="1872"/>
+            <w:shd w:val="clear" w:color="auto" w:fill="FFFFFF"/>
+          </w:tcPr>
+          <w:p>
+            <w:pPr>
+              <w:spacing w:before="60" w:after="60"/>
+              <w:jc w:val="left"/>
+            </w:pPr>
+            <w:r/>
+            <w:r>
+              <w:rPr>
+                <w:rFonts w:ascii="Arial" w:hAnsi="Arial"/>
+                <w:b w:val="0"/>
+                <w:color w:val="1E293B"/>
+                <w:sz w:val="17"/>
+              </w:rPr>
+              <w:t>B11. Repositorio de Datos (PostgreSQL)</w:t>
               <w:br/>
-              <w:t>+ coordinarDerivacion(dto): Boolean</w:t>
+              <w:t>«persistence layer»</w:t>
+            </w:r>
+          </w:p>
+        </w:tc>
+        <w:tc>
+          <w:tcPr>
+            <w:tcW w:type="dxa" w:w="1728"/>
+            <w:shd w:val="clear" w:color="auto" w:fill="FFFFFF"/>
+          </w:tcPr>
+          <w:p>
+            <w:pPr>
+              <w:spacing w:before="60" w:after="60"/>
+              <w:jc w:val="left"/>
+            </w:pPr>
+            <w:r/>
+            <w:r>
+              <w:rPr>
+                <w:rFonts w:ascii="Arial" w:hAnsi="Arial"/>
+                <w:b w:val="0"/>
+                <w:color w:val="1E293B"/>
+                <w:sz w:val="17"/>
+              </w:rPr>
+              <w:t>Soporte de las</w:t>
               <w:br/>
-              <w:t>+ registrarTrazaCambioEstado(): Void</w:t>
-              <w:br/>
-              <w:t>+ consolidarIndicadores(rango) [ILA-0110]</w:t>
-            </w:r>
-          </w:p>
-        </w:tc>
-        <w:tc>
-          <w:tcPr>
-            <w:tcW w:type="dxa" w:w="2448"/>
-            <w:shd w:val="clear" w:color="auto" w:fill="FFFFFF"/>
-          </w:tcPr>
-          <w:p>
-            <w:pPr>
-              <w:spacing w:before="60" w:after="60"/>
-              <w:jc w:val="left"/>
-            </w:pPr>
-            <w:r/>
-            <w:r>
-              <w:rPr>
-                <w:rFonts w:ascii="Arial" w:hAnsi="Arial"/>
-                <w:b w:val="0"/>
-                <w:color w:val="1E293B"/>
-                <w:sz w:val="17"/>
-              </w:rPr>
-              <w:t>Clase controladora (MVC) que coordina las reglas de negocio inter-modulares, verifica permisos por rol (EDU-0011) y asienta la trazabilidad funcional (EDU-0009).</w:t>
+              <w:t>27 Educciones activas</w:t>
+            </w:r>
+          </w:p>
+        </w:tc>
+        <w:tc>
+          <w:tcPr>
+            <w:tcW w:type="dxa" w:w="1584"/>
+            <w:shd w:val="clear" w:color="auto" w:fill="FFFFFF"/>
+          </w:tcPr>
+          <w:p>
+            <w:pPr>
+              <w:spacing w:before="60" w:after="60"/>
+              <w:jc w:val="left"/>
+            </w:pPr>
+            <w:r/>
+            <w:r>
+              <w:rPr>
+                <w:rFonts w:ascii="Arial" w:hAnsi="Arial"/>
+                <w:b w:val="0"/>
+                <w:color w:val="1E293B"/>
+                <w:sz w:val="17"/>
+              </w:rPr>
+              <w:t>F21 (desde B4)</w:t>
+            </w:r>
+          </w:p>
+        </w:tc>
+        <w:tc>
+          <w:tcPr>
+            <w:tcW w:type="dxa" w:w="1584"/>
+            <w:shd w:val="clear" w:color="auto" w:fill="FFFFFF"/>
+          </w:tcPr>
+          <w:p>
+            <w:pPr>
+              <w:spacing w:before="60" w:after="60"/>
+              <w:jc w:val="left"/>
+            </w:pPr>
+            <w:r/>
+            <w:r>
+              <w:rPr>
+                <w:rFonts w:ascii="Arial" w:hAnsi="Arial"/>
+                <w:b w:val="0"/>
+                <w:color w:val="1E293B"/>
+                <w:sz w:val="17"/>
+              </w:rPr>
+              <w:t>Persistencia ACID</w:t>
+            </w:r>
+          </w:p>
+        </w:tc>
+        <w:tc>
+          <w:tcPr>
+            <w:tcW w:type="dxa" w:w="3312"/>
+            <w:shd w:val="clear" w:color="auto" w:fill="FFFFFF"/>
+          </w:tcPr>
+          <w:p>
+            <w:pPr>
+              <w:spacing w:before="60" w:after="60"/>
+              <w:jc w:val="left"/>
+            </w:pPr>
+            <w:r/>
+            <w:r>
+              <w:rPr>
+                <w:rFonts w:ascii="Arial" w:hAnsi="Arial"/>
+                <w:b w:val="0"/>
+                <w:color w:val="1E293B"/>
+                <w:sz w:val="17"/>
+              </w:rPr>
+              <w:t>Capa relacional Vitalis_BD (PostgreSQL 16) con aislamiento de transacciones ACID, integridad referencial formal y soporte de borrado lógico uniforme (eliminacion_logica = true).</w:t>
             </w:r>
           </w:p>
         </w:tc>
@@ -8952,7 +9600,7 @@
           <w:color w:val="1E3A8A"/>
           <w:sz w:val="23"/>
         </w:rPr>
-        <w:t>7.4. Especificación de Relaciones Estructurales UML 2.5</w:t>
+        <w:t>7.4. Catálogo y Matriz de Flujos de Datos e Interconexión Funcional (F1 a F28)</w:t>
       </w:r>
     </w:p>
     <w:p>
@@ -8967,128 +9615,3283 @@
           <w:color w:val="1E293B"/>
           <w:sz w:val="20"/>
         </w:rPr>
-        <w:t>En cumplimiento de los elementos requeridos por la plantilla oficial de Vista Lógica, se especifican las cinco categorías de relaciones modeladas entre las clases del sistema:</w:t>
+        <w:t>La interacción dinámica de la arquitectura lógica se formaliza a través del intercambio estructurado de mensajes y cargas útiles (payloads) entre bloques internos y actores del entorno asistencial. La Tabla 7.3 documenta los veintiocho (28) flujos correlativos identificados en el diseño:</w:t>
       </w:r>
     </w:p>
+    <w:tbl>
+      <w:tblPr>
+        <w:tblW w:type="auto" w:w="0"/>
+        <w:jc w:val="center"/>
+        <w:tblLook w:firstColumn="1" w:firstRow="1" w:lastColumn="0" w:lastRow="0" w:noHBand="0" w:noVBand="1" w:val="04A0"/>
+        <w:tblBorders>
+          <w:top w:val="single" w:sz="6" w:space="0" w:color="CBD5E1"/>
+          <w:left w:val="single" w:sz="6" w:space="0" w:color="CBD5E1"/>
+          <w:bottom w:val="single" w:sz="6" w:space="0" w:color="CBD5E1"/>
+          <w:right w:val="single" w:sz="6" w:space="0" w:color="CBD5E1"/>
+          <w:insideH w:val="single" w:sz="6" w:space="0" w:color="CBD5E1"/>
+          <w:insideV w:val="single" w:sz="6" w:space="0" w:color="CBD5E1"/>
+        </w:tblBorders>
+      </w:tblPr>
+      <w:tblGrid>
+        <w:gridCol w:w="1701"/>
+        <w:gridCol w:w="1701"/>
+        <w:gridCol w:w="1701"/>
+        <w:gridCol w:w="1701"/>
+        <w:gridCol w:w="1701"/>
+      </w:tblGrid>
+      <w:tr>
+        <w:tc>
+          <w:tcPr>
+            <w:tcW w:type="dxa" w:w="648"/>
+            <w:shd w:val="clear" w:color="auto" w:fill="0F2942"/>
+          </w:tcPr>
+          <w:p>
+            <w:pPr>
+              <w:spacing w:before="60" w:after="60"/>
+              <w:jc w:val="center"/>
+            </w:pPr>
+            <w:r/>
+            <w:r>
+              <w:rPr>
+                <w:rFonts w:ascii="Arial" w:hAnsi="Arial"/>
+                <w:b/>
+                <w:color w:val="FFFFFF"/>
+                <w:sz w:val="18"/>
+              </w:rPr>
+              <w:t>CÓD.</w:t>
+            </w:r>
+          </w:p>
+        </w:tc>
+        <w:tc>
+          <w:tcPr>
+            <w:tcW w:type="dxa" w:w="2088"/>
+            <w:shd w:val="clear" w:color="auto" w:fill="0F2942"/>
+          </w:tcPr>
+          <w:p>
+            <w:pPr>
+              <w:spacing w:before="60" w:after="60"/>
+              <w:jc w:val="center"/>
+            </w:pPr>
+            <w:r/>
+            <w:r>
+              <w:rPr>
+                <w:rFonts w:ascii="Arial" w:hAnsi="Arial"/>
+                <w:b/>
+                <w:color w:val="FFFFFF"/>
+                <w:sz w:val="18"/>
+              </w:rPr>
+              <w:t>ORIGEN</w:t>
+            </w:r>
+          </w:p>
+        </w:tc>
+        <w:tc>
+          <w:tcPr>
+            <w:tcW w:type="dxa" w:w="2088"/>
+            <w:shd w:val="clear" w:color="auto" w:fill="0F2942"/>
+          </w:tcPr>
+          <w:p>
+            <w:pPr>
+              <w:spacing w:before="60" w:after="60"/>
+              <w:jc w:val="center"/>
+            </w:pPr>
+            <w:r/>
+            <w:r>
+              <w:rPr>
+                <w:rFonts w:ascii="Arial" w:hAnsi="Arial"/>
+                <w:b/>
+                <w:color w:val="FFFFFF"/>
+                <w:sz w:val="18"/>
+              </w:rPr>
+              <w:t>DESTINO</w:t>
+            </w:r>
+          </w:p>
+        </w:tc>
+        <w:tc>
+          <w:tcPr>
+            <w:tcW w:type="dxa" w:w="1800"/>
+            <w:shd w:val="clear" w:color="auto" w:fill="0F2942"/>
+          </w:tcPr>
+          <w:p>
+            <w:pPr>
+              <w:spacing w:before="60" w:after="60"/>
+              <w:jc w:val="center"/>
+            </w:pPr>
+            <w:r/>
+            <w:r>
+              <w:rPr>
+                <w:rFonts w:ascii="Arial" w:hAnsi="Arial"/>
+                <w:b/>
+                <w:color w:val="FFFFFF"/>
+                <w:sz w:val="18"/>
+              </w:rPr>
+              <w:t>TIPO / NATURALEZA</w:t>
+            </w:r>
+          </w:p>
+        </w:tc>
+        <w:tc>
+          <w:tcPr>
+            <w:tcW w:type="dxa" w:w="3456"/>
+            <w:shd w:val="clear" w:color="auto" w:fill="0F2942"/>
+          </w:tcPr>
+          <w:p>
+            <w:pPr>
+              <w:spacing w:before="60" w:after="60"/>
+              <w:jc w:val="center"/>
+            </w:pPr>
+            <w:r/>
+            <w:r>
+              <w:rPr>
+                <w:rFonts w:ascii="Arial" w:hAnsi="Arial"/>
+                <w:b/>
+                <w:color w:val="FFFFFF"/>
+                <w:sz w:val="18"/>
+              </w:rPr>
+              <w:t>DESCRIPCIÓN DEL PAYLOAD / TRANSACCIÓN FUNCIONAL</w:t>
+            </w:r>
+          </w:p>
+        </w:tc>
+      </w:tr>
+      <w:tr>
+        <w:tc>
+          <w:tcPr>
+            <w:tcW w:type="dxa" w:w="648"/>
+            <w:shd w:val="clear" w:color="auto" w:fill="FFFFFF"/>
+          </w:tcPr>
+          <w:p>
+            <w:pPr>
+              <w:spacing w:before="60" w:after="60"/>
+              <w:jc w:val="center"/>
+            </w:pPr>
+            <w:r/>
+            <w:r>
+              <w:rPr>
+                <w:rFonts w:ascii="Arial" w:hAnsi="Arial"/>
+                <w:b/>
+                <w:color w:val="0F2942"/>
+                <w:sz w:val="17"/>
+              </w:rPr>
+              <w:t>F1</w:t>
+            </w:r>
+          </w:p>
+        </w:tc>
+        <w:tc>
+          <w:tcPr>
+            <w:tcW w:type="dxa" w:w="2088"/>
+            <w:shd w:val="clear" w:color="auto" w:fill="FFFFFF"/>
+          </w:tcPr>
+          <w:p>
+            <w:pPr>
+              <w:spacing w:before="60" w:after="60"/>
+              <w:jc w:val="left"/>
+            </w:pPr>
+            <w:r/>
+            <w:r>
+              <w:rPr>
+                <w:rFonts w:ascii="Arial" w:hAnsi="Arial"/>
+                <w:b w:val="0"/>
+                <w:color w:val="1E293B"/>
+                <w:sz w:val="17"/>
+              </w:rPr>
+              <w:t>Apoderado (Actor)</w:t>
+            </w:r>
+          </w:p>
+        </w:tc>
+        <w:tc>
+          <w:tcPr>
+            <w:tcW w:type="dxa" w:w="2088"/>
+            <w:shd w:val="clear" w:color="auto" w:fill="FFFFFF"/>
+          </w:tcPr>
+          <w:p>
+            <w:pPr>
+              <w:spacing w:before="60" w:after="60"/>
+              <w:jc w:val="left"/>
+            </w:pPr>
+            <w:r/>
+            <w:r>
+              <w:rPr>
+                <w:rFonts w:ascii="Arial" w:hAnsi="Arial"/>
+                <w:b w:val="0"/>
+                <w:color w:val="1E293B"/>
+                <w:sz w:val="17"/>
+              </w:rPr>
+              <w:t>B1. Pacientes y Apoderados</w:t>
+            </w:r>
+          </w:p>
+        </w:tc>
+        <w:tc>
+          <w:tcPr>
+            <w:tcW w:type="dxa" w:w="1800"/>
+            <w:shd w:val="clear" w:color="auto" w:fill="FFFFFF"/>
+          </w:tcPr>
+          <w:p>
+            <w:pPr>
+              <w:spacing w:before="60" w:after="60"/>
+              <w:jc w:val="left"/>
+            </w:pPr>
+            <w:r/>
+            <w:r>
+              <w:rPr>
+                <w:rFonts w:ascii="Arial" w:hAnsi="Arial"/>
+                <w:b w:val="0"/>
+                <w:color w:val="1E293B"/>
+                <w:sz w:val="17"/>
+              </w:rPr>
+              <w:t>Datos Entrada (HTTP)</w:t>
+            </w:r>
+          </w:p>
+        </w:tc>
+        <w:tc>
+          <w:tcPr>
+            <w:tcW w:type="dxa" w:w="3456"/>
+            <w:shd w:val="clear" w:color="auto" w:fill="FFFFFF"/>
+          </w:tcPr>
+          <w:p>
+            <w:pPr>
+              <w:spacing w:before="60" w:after="60"/>
+              <w:jc w:val="left"/>
+            </w:pPr>
+            <w:r/>
+            <w:r>
+              <w:rPr>
+                <w:rFonts w:ascii="Arial" w:hAnsi="Arial"/>
+                <w:b w:val="0"/>
+                <w:color w:val="1E293B"/>
+                <w:sz w:val="17"/>
+              </w:rPr>
+              <w:t>Filiación civil del menor y apoderado legal (DNI, parentesco, canal de contacto).</w:t>
+            </w:r>
+          </w:p>
+        </w:tc>
+      </w:tr>
+      <w:tr>
+        <w:tc>
+          <w:tcPr>
+            <w:tcW w:type="dxa" w:w="648"/>
+            <w:shd w:val="clear" w:color="auto" w:fill="F8FAFC"/>
+          </w:tcPr>
+          <w:p>
+            <w:pPr>
+              <w:spacing w:before="60" w:after="60"/>
+              <w:jc w:val="center"/>
+            </w:pPr>
+            <w:r/>
+            <w:r>
+              <w:rPr>
+                <w:rFonts w:ascii="Arial" w:hAnsi="Arial"/>
+                <w:b/>
+                <w:color w:val="0F2942"/>
+                <w:sz w:val="17"/>
+              </w:rPr>
+              <w:t>F2</w:t>
+            </w:r>
+          </w:p>
+        </w:tc>
+        <w:tc>
+          <w:tcPr>
+            <w:tcW w:type="dxa" w:w="2088"/>
+            <w:shd w:val="clear" w:color="auto" w:fill="F8FAFC"/>
+          </w:tcPr>
+          <w:p>
+            <w:pPr>
+              <w:spacing w:before="60" w:after="60"/>
+              <w:jc w:val="left"/>
+            </w:pPr>
+            <w:r/>
+            <w:r>
+              <w:rPr>
+                <w:rFonts w:ascii="Arial" w:hAnsi="Arial"/>
+                <w:b w:val="0"/>
+                <w:color w:val="1E293B"/>
+                <w:sz w:val="17"/>
+              </w:rPr>
+              <w:t>Apoderado (Actor)</w:t>
+            </w:r>
+          </w:p>
+        </w:tc>
+        <w:tc>
+          <w:tcPr>
+            <w:tcW w:type="dxa" w:w="2088"/>
+            <w:shd w:val="clear" w:color="auto" w:fill="F8FAFC"/>
+          </w:tcPr>
+          <w:p>
+            <w:pPr>
+              <w:spacing w:before="60" w:after="60"/>
+              <w:jc w:val="left"/>
+            </w:pPr>
+            <w:r/>
+            <w:r>
+              <w:rPr>
+                <w:rFonts w:ascii="Arial" w:hAnsi="Arial"/>
+                <w:b w:val="0"/>
+                <w:color w:val="1E293B"/>
+                <w:sz w:val="17"/>
+              </w:rPr>
+              <w:t>B2. Pre-triaje y Consentimiento</w:t>
+            </w:r>
+          </w:p>
+        </w:tc>
+        <w:tc>
+          <w:tcPr>
+            <w:tcW w:type="dxa" w:w="1800"/>
+            <w:shd w:val="clear" w:color="auto" w:fill="F8FAFC"/>
+          </w:tcPr>
+          <w:p>
+            <w:pPr>
+              <w:spacing w:before="60" w:after="60"/>
+              <w:jc w:val="left"/>
+            </w:pPr>
+            <w:r/>
+            <w:r>
+              <w:rPr>
+                <w:rFonts w:ascii="Arial" w:hAnsi="Arial"/>
+                <w:b w:val="0"/>
+                <w:color w:val="1E293B"/>
+                <w:sz w:val="17"/>
+              </w:rPr>
+              <w:t>Datos Entrada (HTTP)</w:t>
+            </w:r>
+          </w:p>
+        </w:tc>
+        <w:tc>
+          <w:tcPr>
+            <w:tcW w:type="dxa" w:w="3456"/>
+            <w:shd w:val="clear" w:color="auto" w:fill="F8FAFC"/>
+          </w:tcPr>
+          <w:p>
+            <w:pPr>
+              <w:spacing w:before="60" w:after="60"/>
+              <w:jc w:val="left"/>
+            </w:pPr>
+            <w:r/>
+            <w:r>
+              <w:rPr>
+                <w:rFonts w:ascii="Arial" w:hAnsi="Arial"/>
+                <w:b w:val="0"/>
+                <w:color w:val="1E293B"/>
+                <w:sz w:val="17"/>
+              </w:rPr>
+              <w:t>Registro de pre-triaje y firma/adjunto de consentimiento informado obligatorio.</w:t>
+            </w:r>
+          </w:p>
+        </w:tc>
+      </w:tr>
+      <w:tr>
+        <w:tc>
+          <w:tcPr>
+            <w:tcW w:type="dxa" w:w="648"/>
+            <w:shd w:val="clear" w:color="auto" w:fill="FFFFFF"/>
+          </w:tcPr>
+          <w:p>
+            <w:pPr>
+              <w:spacing w:before="60" w:after="60"/>
+              <w:jc w:val="center"/>
+            </w:pPr>
+            <w:r/>
+            <w:r>
+              <w:rPr>
+                <w:rFonts w:ascii="Arial" w:hAnsi="Arial"/>
+                <w:b/>
+                <w:color w:val="0F2942"/>
+                <w:sz w:val="17"/>
+              </w:rPr>
+              <w:t>F3</w:t>
+            </w:r>
+          </w:p>
+        </w:tc>
+        <w:tc>
+          <w:tcPr>
+            <w:tcW w:type="dxa" w:w="2088"/>
+            <w:shd w:val="clear" w:color="auto" w:fill="FFFFFF"/>
+          </w:tcPr>
+          <w:p>
+            <w:pPr>
+              <w:spacing w:before="60" w:after="60"/>
+              <w:jc w:val="left"/>
+            </w:pPr>
+            <w:r/>
+            <w:r>
+              <w:rPr>
+                <w:rFonts w:ascii="Arial" w:hAnsi="Arial"/>
+                <w:b w:val="0"/>
+                <w:color w:val="1E293B"/>
+                <w:sz w:val="17"/>
+              </w:rPr>
+              <w:t>Asistente (Actor)</w:t>
+            </w:r>
+          </w:p>
+        </w:tc>
+        <w:tc>
+          <w:tcPr>
+            <w:tcW w:type="dxa" w:w="2088"/>
+            <w:shd w:val="clear" w:color="auto" w:fill="FFFFFF"/>
+          </w:tcPr>
+          <w:p>
+            <w:pPr>
+              <w:spacing w:before="60" w:after="60"/>
+              <w:jc w:val="left"/>
+            </w:pPr>
+            <w:r/>
+            <w:r>
+              <w:rPr>
+                <w:rFonts w:ascii="Arial" w:hAnsi="Arial"/>
+                <w:b w:val="0"/>
+                <w:color w:val="1E293B"/>
+                <w:sz w:val="17"/>
+              </w:rPr>
+              <w:t>B3. Especialistas y Horarios</w:t>
+            </w:r>
+          </w:p>
+        </w:tc>
+        <w:tc>
+          <w:tcPr>
+            <w:tcW w:type="dxa" w:w="1800"/>
+            <w:shd w:val="clear" w:color="auto" w:fill="FFFFFF"/>
+          </w:tcPr>
+          <w:p>
+            <w:pPr>
+              <w:spacing w:before="60" w:after="60"/>
+              <w:jc w:val="left"/>
+            </w:pPr>
+            <w:r/>
+            <w:r>
+              <w:rPr>
+                <w:rFonts w:ascii="Arial" w:hAnsi="Arial"/>
+                <w:b w:val="0"/>
+                <w:color w:val="1E293B"/>
+                <w:sz w:val="17"/>
+              </w:rPr>
+              <w:t>Gestión / Parámetros</w:t>
+            </w:r>
+          </w:p>
+        </w:tc>
+        <w:tc>
+          <w:tcPr>
+            <w:tcW w:type="dxa" w:w="3456"/>
+            <w:shd w:val="clear" w:color="auto" w:fill="FFFFFF"/>
+          </w:tcPr>
+          <w:p>
+            <w:pPr>
+              <w:spacing w:before="60" w:after="60"/>
+              <w:jc w:val="left"/>
+            </w:pPr>
+            <w:r/>
+            <w:r>
+              <w:rPr>
+                <w:rFonts w:ascii="Arial" w:hAnsi="Arial"/>
+                <w:b w:val="0"/>
+                <w:color w:val="1E293B"/>
+                <w:sz w:val="17"/>
+              </w:rPr>
+              <w:t>Configuración de franjas horarias libres, tarifas asistenciales y excepciones.</w:t>
+            </w:r>
+          </w:p>
+        </w:tc>
+      </w:tr>
+      <w:tr>
+        <w:tc>
+          <w:tcPr>
+            <w:tcW w:type="dxa" w:w="648"/>
+            <w:shd w:val="clear" w:color="auto" w:fill="F8FAFC"/>
+          </w:tcPr>
+          <w:p>
+            <w:pPr>
+              <w:spacing w:before="60" w:after="60"/>
+              <w:jc w:val="center"/>
+            </w:pPr>
+            <w:r/>
+            <w:r>
+              <w:rPr>
+                <w:rFonts w:ascii="Arial" w:hAnsi="Arial"/>
+                <w:b/>
+                <w:color w:val="0F2942"/>
+                <w:sz w:val="17"/>
+              </w:rPr>
+              <w:t>F4</w:t>
+            </w:r>
+          </w:p>
+        </w:tc>
+        <w:tc>
+          <w:tcPr>
+            <w:tcW w:type="dxa" w:w="2088"/>
+            <w:shd w:val="clear" w:color="auto" w:fill="F8FAFC"/>
+          </w:tcPr>
+          <w:p>
+            <w:pPr>
+              <w:spacing w:before="60" w:after="60"/>
+              <w:jc w:val="left"/>
+            </w:pPr>
+            <w:r/>
+            <w:r>
+              <w:rPr>
+                <w:rFonts w:ascii="Arial" w:hAnsi="Arial"/>
+                <w:b w:val="0"/>
+                <w:color w:val="1E293B"/>
+                <w:sz w:val="17"/>
+              </w:rPr>
+              <w:t>Asistente (Actor)</w:t>
+            </w:r>
+          </w:p>
+        </w:tc>
+        <w:tc>
+          <w:tcPr>
+            <w:tcW w:type="dxa" w:w="2088"/>
+            <w:shd w:val="clear" w:color="auto" w:fill="F8FAFC"/>
+          </w:tcPr>
+          <w:p>
+            <w:pPr>
+              <w:spacing w:before="60" w:after="60"/>
+              <w:jc w:val="left"/>
+            </w:pPr>
+            <w:r/>
+            <w:r>
+              <w:rPr>
+                <w:rFonts w:ascii="Arial" w:hAnsi="Arial"/>
+                <w:b w:val="0"/>
+                <w:color w:val="1E293B"/>
+                <w:sz w:val="17"/>
+              </w:rPr>
+              <w:t>B4. Gestión de Citas y Agendas</w:t>
+            </w:r>
+          </w:p>
+        </w:tc>
+        <w:tc>
+          <w:tcPr>
+            <w:tcW w:type="dxa" w:w="1800"/>
+            <w:shd w:val="clear" w:color="auto" w:fill="F8FAFC"/>
+          </w:tcPr>
+          <w:p>
+            <w:pPr>
+              <w:spacing w:before="60" w:after="60"/>
+              <w:jc w:val="left"/>
+            </w:pPr>
+            <w:r/>
+            <w:r>
+              <w:rPr>
+                <w:rFonts w:ascii="Arial" w:hAnsi="Arial"/>
+                <w:b w:val="0"/>
+                <w:color w:val="1E293B"/>
+                <w:sz w:val="17"/>
+              </w:rPr>
+              <w:t>Solicitud Operativa</w:t>
+            </w:r>
+          </w:p>
+        </w:tc>
+        <w:tc>
+          <w:tcPr>
+            <w:tcW w:type="dxa" w:w="3456"/>
+            <w:shd w:val="clear" w:color="auto" w:fill="F8FAFC"/>
+          </w:tcPr>
+          <w:p>
+            <w:pPr>
+              <w:spacing w:before="60" w:after="60"/>
+              <w:jc w:val="left"/>
+            </w:pPr>
+            <w:r/>
+            <w:r>
+              <w:rPr>
+                <w:rFonts w:ascii="Arial" w:hAnsi="Arial"/>
+                <w:b w:val="0"/>
+                <w:color w:val="1E293B"/>
+                <w:sz w:val="17"/>
+              </w:rPr>
+              <w:t>Solicitud de agendamiento administrativo o reprogramación en ventanilla.</w:t>
+            </w:r>
+          </w:p>
+        </w:tc>
+      </w:tr>
+      <w:tr>
+        <w:tc>
+          <w:tcPr>
+            <w:tcW w:type="dxa" w:w="648"/>
+            <w:shd w:val="clear" w:color="auto" w:fill="FFFFFF"/>
+          </w:tcPr>
+          <w:p>
+            <w:pPr>
+              <w:spacing w:before="60" w:after="60"/>
+              <w:jc w:val="center"/>
+            </w:pPr>
+            <w:r/>
+            <w:r>
+              <w:rPr>
+                <w:rFonts w:ascii="Arial" w:hAnsi="Arial"/>
+                <w:b/>
+                <w:color w:val="0F2942"/>
+                <w:sz w:val="17"/>
+              </w:rPr>
+              <w:t>F5</w:t>
+            </w:r>
+          </w:p>
+        </w:tc>
+        <w:tc>
+          <w:tcPr>
+            <w:tcW w:type="dxa" w:w="2088"/>
+            <w:shd w:val="clear" w:color="auto" w:fill="FFFFFF"/>
+          </w:tcPr>
+          <w:p>
+            <w:pPr>
+              <w:spacing w:before="60" w:after="60"/>
+              <w:jc w:val="left"/>
+            </w:pPr>
+            <w:r/>
+            <w:r>
+              <w:rPr>
+                <w:rFonts w:ascii="Arial" w:hAnsi="Arial"/>
+                <w:b w:val="0"/>
+                <w:color w:val="1E293B"/>
+                <w:sz w:val="17"/>
+              </w:rPr>
+              <w:t>Especialista (Actor)</w:t>
+            </w:r>
+          </w:p>
+        </w:tc>
+        <w:tc>
+          <w:tcPr>
+            <w:tcW w:type="dxa" w:w="2088"/>
+            <w:shd w:val="clear" w:color="auto" w:fill="FFFFFF"/>
+          </w:tcPr>
+          <w:p>
+            <w:pPr>
+              <w:spacing w:before="60" w:after="60"/>
+              <w:jc w:val="left"/>
+            </w:pPr>
+            <w:r/>
+            <w:r>
+              <w:rPr>
+                <w:rFonts w:ascii="Arial" w:hAnsi="Arial"/>
+                <w:b w:val="0"/>
+                <w:color w:val="1E293B"/>
+                <w:sz w:val="17"/>
+              </w:rPr>
+              <w:t>B7. Historia Clínica Digital</w:t>
+            </w:r>
+          </w:p>
+        </w:tc>
+        <w:tc>
+          <w:tcPr>
+            <w:tcW w:type="dxa" w:w="1800"/>
+            <w:shd w:val="clear" w:color="auto" w:fill="FFFFFF"/>
+          </w:tcPr>
+          <w:p>
+            <w:pPr>
+              <w:spacing w:before="60" w:after="60"/>
+              <w:jc w:val="left"/>
+            </w:pPr>
+            <w:r/>
+            <w:r>
+              <w:rPr>
+                <w:rFonts w:ascii="Arial" w:hAnsi="Arial"/>
+                <w:b w:val="0"/>
+                <w:color w:val="1E293B"/>
+                <w:sz w:val="17"/>
+              </w:rPr>
+              <w:t>Registro Asistencial</w:t>
+            </w:r>
+          </w:p>
+        </w:tc>
+        <w:tc>
+          <w:tcPr>
+            <w:tcW w:type="dxa" w:w="3456"/>
+            <w:shd w:val="clear" w:color="auto" w:fill="FFFFFF"/>
+          </w:tcPr>
+          <w:p>
+            <w:pPr>
+              <w:spacing w:before="60" w:after="60"/>
+              <w:jc w:val="left"/>
+            </w:pPr>
+            <w:r/>
+            <w:r>
+              <w:rPr>
+                <w:rFonts w:ascii="Arial" w:hAnsi="Arial"/>
+                <w:b w:val="0"/>
+                <w:color w:val="1E293B"/>
+                <w:sz w:val="17"/>
+              </w:rPr>
+              <w:t>Evolución clínica por sesión, codificación CIE-10/DSM-5 y recetas prescritas.</w:t>
+            </w:r>
+          </w:p>
+        </w:tc>
+      </w:tr>
+      <w:tr>
+        <w:tc>
+          <w:tcPr>
+            <w:tcW w:type="dxa" w:w="648"/>
+            <w:shd w:val="clear" w:color="auto" w:fill="F8FAFC"/>
+          </w:tcPr>
+          <w:p>
+            <w:pPr>
+              <w:spacing w:before="60" w:after="60"/>
+              <w:jc w:val="center"/>
+            </w:pPr>
+            <w:r/>
+            <w:r>
+              <w:rPr>
+                <w:rFonts w:ascii="Arial" w:hAnsi="Arial"/>
+                <w:b/>
+                <w:color w:val="0F2942"/>
+                <w:sz w:val="17"/>
+              </w:rPr>
+              <w:t>F6</w:t>
+            </w:r>
+          </w:p>
+        </w:tc>
+        <w:tc>
+          <w:tcPr>
+            <w:tcW w:type="dxa" w:w="2088"/>
+            <w:shd w:val="clear" w:color="auto" w:fill="F8FAFC"/>
+          </w:tcPr>
+          <w:p>
+            <w:pPr>
+              <w:spacing w:before="60" w:after="60"/>
+              <w:jc w:val="left"/>
+            </w:pPr>
+            <w:r/>
+            <w:r>
+              <w:rPr>
+                <w:rFonts w:ascii="Arial" w:hAnsi="Arial"/>
+                <w:b w:val="0"/>
+                <w:color w:val="1E293B"/>
+                <w:sz w:val="17"/>
+              </w:rPr>
+              <w:t>Gerencia (Actor)</w:t>
+            </w:r>
+          </w:p>
+        </w:tc>
+        <w:tc>
+          <w:tcPr>
+            <w:tcW w:type="dxa" w:w="2088"/>
+            <w:shd w:val="clear" w:color="auto" w:fill="F8FAFC"/>
+          </w:tcPr>
+          <w:p>
+            <w:pPr>
+              <w:spacing w:before="60" w:after="60"/>
+              <w:jc w:val="left"/>
+            </w:pPr>
+            <w:r/>
+            <w:r>
+              <w:rPr>
+                <w:rFonts w:ascii="Arial" w:hAnsi="Arial"/>
+                <w:b w:val="0"/>
+                <w:color w:val="1E293B"/>
+                <w:sz w:val="17"/>
+              </w:rPr>
+              <w:t>B10. Permisos y Auditoría</w:t>
+            </w:r>
+          </w:p>
+        </w:tc>
+        <w:tc>
+          <w:tcPr>
+            <w:tcW w:type="dxa" w:w="1800"/>
+            <w:shd w:val="clear" w:color="auto" w:fill="F8FAFC"/>
+          </w:tcPr>
+          <w:p>
+            <w:pPr>
+              <w:spacing w:before="60" w:after="60"/>
+              <w:jc w:val="left"/>
+            </w:pPr>
+            <w:r/>
+            <w:r>
+              <w:rPr>
+                <w:rFonts w:ascii="Arial" w:hAnsi="Arial"/>
+                <w:b w:val="0"/>
+                <w:color w:val="1E293B"/>
+                <w:sz w:val="17"/>
+              </w:rPr>
+              <w:t>Configuración / Control</w:t>
+            </w:r>
+          </w:p>
+        </w:tc>
+        <w:tc>
+          <w:tcPr>
+            <w:tcW w:type="dxa" w:w="3456"/>
+            <w:shd w:val="clear" w:color="auto" w:fill="F8FAFC"/>
+          </w:tcPr>
+          <w:p>
+            <w:pPr>
+              <w:spacing w:before="60" w:after="60"/>
+              <w:jc w:val="left"/>
+            </w:pPr>
+            <w:r/>
+            <w:r>
+              <w:rPr>
+                <w:rFonts w:ascii="Arial" w:hAnsi="Arial"/>
+                <w:b w:val="0"/>
+                <w:color w:val="1E293B"/>
+                <w:sz w:val="17"/>
+              </w:rPr>
+              <w:t>Políticas de control de acceso RBAC y asignación de roles funcionales.</w:t>
+            </w:r>
+          </w:p>
+        </w:tc>
+      </w:tr>
+      <w:tr>
+        <w:tc>
+          <w:tcPr>
+            <w:tcW w:type="dxa" w:w="648"/>
+            <w:shd w:val="clear" w:color="auto" w:fill="FFFFFF"/>
+          </w:tcPr>
+          <w:p>
+            <w:pPr>
+              <w:spacing w:before="60" w:after="60"/>
+              <w:jc w:val="center"/>
+            </w:pPr>
+            <w:r/>
+            <w:r>
+              <w:rPr>
+                <w:rFonts w:ascii="Arial" w:hAnsi="Arial"/>
+                <w:b/>
+                <w:color w:val="0F2942"/>
+                <w:sz w:val="17"/>
+              </w:rPr>
+              <w:t>F7</w:t>
+            </w:r>
+          </w:p>
+        </w:tc>
+        <w:tc>
+          <w:tcPr>
+            <w:tcW w:type="dxa" w:w="2088"/>
+            <w:shd w:val="clear" w:color="auto" w:fill="FFFFFF"/>
+          </w:tcPr>
+          <w:p>
+            <w:pPr>
+              <w:spacing w:before="60" w:after="60"/>
+              <w:jc w:val="left"/>
+            </w:pPr>
+            <w:r/>
+            <w:r>
+              <w:rPr>
+                <w:rFonts w:ascii="Arial" w:hAnsi="Arial"/>
+                <w:b w:val="0"/>
+                <w:color w:val="1E293B"/>
+                <w:sz w:val="17"/>
+              </w:rPr>
+              <w:t>B1. Pacientes y Apoderados</w:t>
+            </w:r>
+          </w:p>
+        </w:tc>
+        <w:tc>
+          <w:tcPr>
+            <w:tcW w:type="dxa" w:w="2088"/>
+            <w:shd w:val="clear" w:color="auto" w:fill="FFFFFF"/>
+          </w:tcPr>
+          <w:p>
+            <w:pPr>
+              <w:spacing w:before="60" w:after="60"/>
+              <w:jc w:val="left"/>
+            </w:pPr>
+            <w:r/>
+            <w:r>
+              <w:rPr>
+                <w:rFonts w:ascii="Arial" w:hAnsi="Arial"/>
+                <w:b w:val="0"/>
+                <w:color w:val="1E293B"/>
+                <w:sz w:val="17"/>
+              </w:rPr>
+              <w:t>B4. Gestión de Citas y Agendas</w:t>
+            </w:r>
+          </w:p>
+        </w:tc>
+        <w:tc>
+          <w:tcPr>
+            <w:tcW w:type="dxa" w:w="1800"/>
+            <w:shd w:val="clear" w:color="auto" w:fill="FFFFFF"/>
+          </w:tcPr>
+          <w:p>
+            <w:pPr>
+              <w:spacing w:before="60" w:after="60"/>
+              <w:jc w:val="left"/>
+            </w:pPr>
+            <w:r/>
+            <w:r>
+              <w:rPr>
+                <w:rFonts w:ascii="Arial" w:hAnsi="Arial"/>
+                <w:b w:val="0"/>
+                <w:color w:val="1E293B"/>
+                <w:sz w:val="17"/>
+              </w:rPr>
+              <w:t>Control / Validación</w:t>
+            </w:r>
+          </w:p>
+        </w:tc>
+        <w:tc>
+          <w:tcPr>
+            <w:tcW w:type="dxa" w:w="3456"/>
+            <w:shd w:val="clear" w:color="auto" w:fill="FFFFFF"/>
+          </w:tcPr>
+          <w:p>
+            <w:pPr>
+              <w:spacing w:before="60" w:after="60"/>
+              <w:jc w:val="left"/>
+            </w:pPr>
+            <w:r/>
+            <w:r>
+              <w:rPr>
+                <w:rFonts w:ascii="Arial" w:hAnsi="Arial"/>
+                <w:b w:val="0"/>
+                <w:color w:val="1E293B"/>
+                <w:sz w:val="17"/>
+              </w:rPr>
+              <w:t>Confirmación de paciente validado, apoderado titular y tutela legal activa.</w:t>
+            </w:r>
+          </w:p>
+        </w:tc>
+      </w:tr>
+      <w:tr>
+        <w:tc>
+          <w:tcPr>
+            <w:tcW w:type="dxa" w:w="648"/>
+            <w:shd w:val="clear" w:color="auto" w:fill="F8FAFC"/>
+          </w:tcPr>
+          <w:p>
+            <w:pPr>
+              <w:spacing w:before="60" w:after="60"/>
+              <w:jc w:val="center"/>
+            </w:pPr>
+            <w:r/>
+            <w:r>
+              <w:rPr>
+                <w:rFonts w:ascii="Arial" w:hAnsi="Arial"/>
+                <w:b/>
+                <w:color w:val="0F2942"/>
+                <w:sz w:val="17"/>
+              </w:rPr>
+              <w:t>F8</w:t>
+            </w:r>
+          </w:p>
+        </w:tc>
+        <w:tc>
+          <w:tcPr>
+            <w:tcW w:type="dxa" w:w="2088"/>
+            <w:shd w:val="clear" w:color="auto" w:fill="F8FAFC"/>
+          </w:tcPr>
+          <w:p>
+            <w:pPr>
+              <w:spacing w:before="60" w:after="60"/>
+              <w:jc w:val="left"/>
+            </w:pPr>
+            <w:r/>
+            <w:r>
+              <w:rPr>
+                <w:rFonts w:ascii="Arial" w:hAnsi="Arial"/>
+                <w:b w:val="0"/>
+                <w:color w:val="1E293B"/>
+                <w:sz w:val="17"/>
+              </w:rPr>
+              <w:t>B2. Pre-triaje y Consentimiento</w:t>
+            </w:r>
+          </w:p>
+        </w:tc>
+        <w:tc>
+          <w:tcPr>
+            <w:tcW w:type="dxa" w:w="2088"/>
+            <w:shd w:val="clear" w:color="auto" w:fill="F8FAFC"/>
+          </w:tcPr>
+          <w:p>
+            <w:pPr>
+              <w:spacing w:before="60" w:after="60"/>
+              <w:jc w:val="left"/>
+            </w:pPr>
+            <w:r/>
+            <w:r>
+              <w:rPr>
+                <w:rFonts w:ascii="Arial" w:hAnsi="Arial"/>
+                <w:b w:val="0"/>
+                <w:color w:val="1E293B"/>
+                <w:sz w:val="17"/>
+              </w:rPr>
+              <w:t>B4. Gestión de Citas y Agendas</w:t>
+            </w:r>
+          </w:p>
+        </w:tc>
+        <w:tc>
+          <w:tcPr>
+            <w:tcW w:type="dxa" w:w="1800"/>
+            <w:shd w:val="clear" w:color="auto" w:fill="F8FAFC"/>
+          </w:tcPr>
+          <w:p>
+            <w:pPr>
+              <w:spacing w:before="60" w:after="60"/>
+              <w:jc w:val="left"/>
+            </w:pPr>
+            <w:r/>
+            <w:r>
+              <w:rPr>
+                <w:rFonts w:ascii="Arial" w:hAnsi="Arial"/>
+                <w:b w:val="0"/>
+                <w:color w:val="1E293B"/>
+                <w:sz w:val="17"/>
+              </w:rPr>
+              <w:t>Habilitación Clínica</w:t>
+            </w:r>
+          </w:p>
+        </w:tc>
+        <w:tc>
+          <w:tcPr>
+            <w:tcW w:type="dxa" w:w="3456"/>
+            <w:shd w:val="clear" w:color="auto" w:fill="F8FAFC"/>
+          </w:tcPr>
+          <w:p>
+            <w:pPr>
+              <w:spacing w:before="60" w:after="60"/>
+              <w:jc w:val="left"/>
+            </w:pPr>
+            <w:r/>
+            <w:r>
+              <w:rPr>
+                <w:rFonts w:ascii="Arial" w:hAnsi="Arial"/>
+                <w:b w:val="0"/>
+                <w:color w:val="1E293B"/>
+                <w:sz w:val="17"/>
+              </w:rPr>
+              <w:t>Habilitación médica previa: pre-triaje completado y consentimiento vigente.</w:t>
+            </w:r>
+          </w:p>
+        </w:tc>
+      </w:tr>
+      <w:tr>
+        <w:tc>
+          <w:tcPr>
+            <w:tcW w:type="dxa" w:w="648"/>
+            <w:shd w:val="clear" w:color="auto" w:fill="FFFFFF"/>
+          </w:tcPr>
+          <w:p>
+            <w:pPr>
+              <w:spacing w:before="60" w:after="60"/>
+              <w:jc w:val="center"/>
+            </w:pPr>
+            <w:r/>
+            <w:r>
+              <w:rPr>
+                <w:rFonts w:ascii="Arial" w:hAnsi="Arial"/>
+                <w:b/>
+                <w:color w:val="0F2942"/>
+                <w:sz w:val="17"/>
+              </w:rPr>
+              <w:t>F9</w:t>
+            </w:r>
+          </w:p>
+        </w:tc>
+        <w:tc>
+          <w:tcPr>
+            <w:tcW w:type="dxa" w:w="2088"/>
+            <w:shd w:val="clear" w:color="auto" w:fill="FFFFFF"/>
+          </w:tcPr>
+          <w:p>
+            <w:pPr>
+              <w:spacing w:before="60" w:after="60"/>
+              <w:jc w:val="left"/>
+            </w:pPr>
+            <w:r/>
+            <w:r>
+              <w:rPr>
+                <w:rFonts w:ascii="Arial" w:hAnsi="Arial"/>
+                <w:b w:val="0"/>
+                <w:color w:val="1E293B"/>
+                <w:sz w:val="17"/>
+              </w:rPr>
+              <w:t>B3. Especialistas y Horarios</w:t>
+            </w:r>
+          </w:p>
+        </w:tc>
+        <w:tc>
+          <w:tcPr>
+            <w:tcW w:type="dxa" w:w="2088"/>
+            <w:shd w:val="clear" w:color="auto" w:fill="FFFFFF"/>
+          </w:tcPr>
+          <w:p>
+            <w:pPr>
+              <w:spacing w:before="60" w:after="60"/>
+              <w:jc w:val="left"/>
+            </w:pPr>
+            <w:r/>
+            <w:r>
+              <w:rPr>
+                <w:rFonts w:ascii="Arial" w:hAnsi="Arial"/>
+                <w:b w:val="0"/>
+                <w:color w:val="1E293B"/>
+                <w:sz w:val="17"/>
+              </w:rPr>
+              <w:t>B4. Gestión de Citas y Agendas</w:t>
+            </w:r>
+          </w:p>
+        </w:tc>
+        <w:tc>
+          <w:tcPr>
+            <w:tcW w:type="dxa" w:w="1800"/>
+            <w:shd w:val="clear" w:color="auto" w:fill="FFFFFF"/>
+          </w:tcPr>
+          <w:p>
+            <w:pPr>
+              <w:spacing w:before="60" w:after="60"/>
+              <w:jc w:val="left"/>
+            </w:pPr>
+            <w:r/>
+            <w:r>
+              <w:rPr>
+                <w:rFonts w:ascii="Arial" w:hAnsi="Arial"/>
+                <w:b w:val="0"/>
+                <w:color w:val="1E293B"/>
+                <w:sz w:val="17"/>
+              </w:rPr>
+              <w:t>Disponibilidad</w:t>
+            </w:r>
+          </w:p>
+        </w:tc>
+        <w:tc>
+          <w:tcPr>
+            <w:tcW w:type="dxa" w:w="3456"/>
+            <w:shd w:val="clear" w:color="auto" w:fill="FFFFFF"/>
+          </w:tcPr>
+          <w:p>
+            <w:pPr>
+              <w:spacing w:before="60" w:after="60"/>
+              <w:jc w:val="left"/>
+            </w:pPr>
+            <w:r/>
+            <w:r>
+              <w:rPr>
+                <w:rFonts w:ascii="Arial" w:hAnsi="Arial"/>
+                <w:b w:val="0"/>
+                <w:color w:val="1E293B"/>
+                <w:sz w:val="17"/>
+              </w:rPr>
+              <w:t>Matriz de slots de atención libres y verificación de bloqueo pesimista.</w:t>
+            </w:r>
+          </w:p>
+        </w:tc>
+      </w:tr>
+      <w:tr>
+        <w:tc>
+          <w:tcPr>
+            <w:tcW w:type="dxa" w:w="648"/>
+            <w:shd w:val="clear" w:color="auto" w:fill="F8FAFC"/>
+          </w:tcPr>
+          <w:p>
+            <w:pPr>
+              <w:spacing w:before="60" w:after="60"/>
+              <w:jc w:val="center"/>
+            </w:pPr>
+            <w:r/>
+            <w:r>
+              <w:rPr>
+                <w:rFonts w:ascii="Arial" w:hAnsi="Arial"/>
+                <w:b/>
+                <w:color w:val="0F2942"/>
+                <w:sz w:val="17"/>
+              </w:rPr>
+              <w:t>F10</w:t>
+            </w:r>
+          </w:p>
+        </w:tc>
+        <w:tc>
+          <w:tcPr>
+            <w:tcW w:type="dxa" w:w="2088"/>
+            <w:shd w:val="clear" w:color="auto" w:fill="F8FAFC"/>
+          </w:tcPr>
+          <w:p>
+            <w:pPr>
+              <w:spacing w:before="60" w:after="60"/>
+              <w:jc w:val="left"/>
+            </w:pPr>
+            <w:r/>
+            <w:r>
+              <w:rPr>
+                <w:rFonts w:ascii="Arial" w:hAnsi="Arial"/>
+                <w:b w:val="0"/>
+                <w:color w:val="1E293B"/>
+                <w:sz w:val="17"/>
+              </w:rPr>
+              <w:t>B8. Paquetes y Facturación</w:t>
+            </w:r>
+          </w:p>
+        </w:tc>
+        <w:tc>
+          <w:tcPr>
+            <w:tcW w:type="dxa" w:w="2088"/>
+            <w:shd w:val="clear" w:color="auto" w:fill="F8FAFC"/>
+          </w:tcPr>
+          <w:p>
+            <w:pPr>
+              <w:spacing w:before="60" w:after="60"/>
+              <w:jc w:val="left"/>
+            </w:pPr>
+            <w:r/>
+            <w:r>
+              <w:rPr>
+                <w:rFonts w:ascii="Arial" w:hAnsi="Arial"/>
+                <w:b w:val="0"/>
+                <w:color w:val="1E293B"/>
+                <w:sz w:val="17"/>
+              </w:rPr>
+              <w:t>B4. Gestión de Citas y Agendas</w:t>
+            </w:r>
+          </w:p>
+        </w:tc>
+        <w:tc>
+          <w:tcPr>
+            <w:tcW w:type="dxa" w:w="1800"/>
+            <w:shd w:val="clear" w:color="auto" w:fill="F8FAFC"/>
+          </w:tcPr>
+          <w:p>
+            <w:pPr>
+              <w:spacing w:before="60" w:after="60"/>
+              <w:jc w:val="left"/>
+            </w:pPr>
+            <w:r/>
+            <w:r>
+              <w:rPr>
+                <w:rFonts w:ascii="Arial" w:hAnsi="Arial"/>
+                <w:b w:val="0"/>
+                <w:color w:val="1E293B"/>
+                <w:sz w:val="17"/>
+              </w:rPr>
+              <w:t>Validación Financiera</w:t>
+            </w:r>
+          </w:p>
+        </w:tc>
+        <w:tc>
+          <w:tcPr>
+            <w:tcW w:type="dxa" w:w="3456"/>
+            <w:shd w:val="clear" w:color="auto" w:fill="F8FAFC"/>
+          </w:tcPr>
+          <w:p>
+            <w:pPr>
+              <w:spacing w:before="60" w:after="60"/>
+              <w:jc w:val="left"/>
+            </w:pPr>
+            <w:r/>
+            <w:r>
+              <w:rPr>
+                <w:rFonts w:ascii="Arial" w:hAnsi="Arial"/>
+                <w:b w:val="0"/>
+                <w:color w:val="1E293B"/>
+                <w:sz w:val="17"/>
+              </w:rPr>
+              <w:t>Validación de saldo de paquetes activos o voucher de pago registrado.</w:t>
+            </w:r>
+          </w:p>
+        </w:tc>
+      </w:tr>
+      <w:tr>
+        <w:tc>
+          <w:tcPr>
+            <w:tcW w:type="dxa" w:w="648"/>
+            <w:shd w:val="clear" w:color="auto" w:fill="FFFFFF"/>
+          </w:tcPr>
+          <w:p>
+            <w:pPr>
+              <w:spacing w:before="60" w:after="60"/>
+              <w:jc w:val="center"/>
+            </w:pPr>
+            <w:r/>
+            <w:r>
+              <w:rPr>
+                <w:rFonts w:ascii="Arial" w:hAnsi="Arial"/>
+                <w:b/>
+                <w:color w:val="0F2942"/>
+                <w:sz w:val="17"/>
+              </w:rPr>
+              <w:t>F11</w:t>
+            </w:r>
+          </w:p>
+        </w:tc>
+        <w:tc>
+          <w:tcPr>
+            <w:tcW w:type="dxa" w:w="2088"/>
+            <w:shd w:val="clear" w:color="auto" w:fill="FFFFFF"/>
+          </w:tcPr>
+          <w:p>
+            <w:pPr>
+              <w:spacing w:before="60" w:after="60"/>
+              <w:jc w:val="left"/>
+            </w:pPr>
+            <w:r/>
+            <w:r>
+              <w:rPr>
+                <w:rFonts w:ascii="Arial" w:hAnsi="Arial"/>
+                <w:b w:val="0"/>
+                <w:color w:val="1E293B"/>
+                <w:sz w:val="17"/>
+              </w:rPr>
+              <w:t>B4. Gestión de Citas y Agendas</w:t>
+            </w:r>
+          </w:p>
+        </w:tc>
+        <w:tc>
+          <w:tcPr>
+            <w:tcW w:type="dxa" w:w="2088"/>
+            <w:shd w:val="clear" w:color="auto" w:fill="FFFFFF"/>
+          </w:tcPr>
+          <w:p>
+            <w:pPr>
+              <w:spacing w:before="60" w:after="60"/>
+              <w:jc w:val="left"/>
+            </w:pPr>
+            <w:r/>
+            <w:r>
+              <w:rPr>
+                <w:rFonts w:ascii="Arial" w:hAnsi="Arial"/>
+                <w:b w:val="0"/>
+                <w:color w:val="1E293B"/>
+                <w:sz w:val="17"/>
+              </w:rPr>
+              <w:t>B8. Paquetes y Facturación</w:t>
+            </w:r>
+          </w:p>
+        </w:tc>
+        <w:tc>
+          <w:tcPr>
+            <w:tcW w:type="dxa" w:w="1800"/>
+            <w:shd w:val="clear" w:color="auto" w:fill="FFFFFF"/>
+          </w:tcPr>
+          <w:p>
+            <w:pPr>
+              <w:spacing w:before="60" w:after="60"/>
+              <w:jc w:val="left"/>
+            </w:pPr>
+            <w:r/>
+            <w:r>
+              <w:rPr>
+                <w:rFonts w:ascii="Arial" w:hAnsi="Arial"/>
+                <w:b w:val="0"/>
+                <w:color w:val="1E293B"/>
+                <w:sz w:val="17"/>
+              </w:rPr>
+              <w:t>Deducción / Transacción</w:t>
+            </w:r>
+          </w:p>
+        </w:tc>
+        <w:tc>
+          <w:tcPr>
+            <w:tcW w:type="dxa" w:w="3456"/>
+            <w:shd w:val="clear" w:color="auto" w:fill="FFFFFF"/>
+          </w:tcPr>
+          <w:p>
+            <w:pPr>
+              <w:spacing w:before="60" w:after="60"/>
+              <w:jc w:val="left"/>
+            </w:pPr>
+            <w:r/>
+            <w:r>
+              <w:rPr>
+                <w:rFonts w:ascii="Arial" w:hAnsi="Arial"/>
+                <w:b w:val="0"/>
+                <w:color w:val="1E293B"/>
+                <w:sz w:val="17"/>
+              </w:rPr>
+              <w:t>Deducción de sesión consumida de paquete o despacho de liquidación de pago.</w:t>
+            </w:r>
+          </w:p>
+        </w:tc>
+      </w:tr>
+      <w:tr>
+        <w:tc>
+          <w:tcPr>
+            <w:tcW w:type="dxa" w:w="648"/>
+            <w:shd w:val="clear" w:color="auto" w:fill="F8FAFC"/>
+          </w:tcPr>
+          <w:p>
+            <w:pPr>
+              <w:spacing w:before="60" w:after="60"/>
+              <w:jc w:val="center"/>
+            </w:pPr>
+            <w:r/>
+            <w:r>
+              <w:rPr>
+                <w:rFonts w:ascii="Arial" w:hAnsi="Arial"/>
+                <w:b/>
+                <w:color w:val="0F2942"/>
+                <w:sz w:val="17"/>
+              </w:rPr>
+              <w:t>F12</w:t>
+            </w:r>
+          </w:p>
+        </w:tc>
+        <w:tc>
+          <w:tcPr>
+            <w:tcW w:type="dxa" w:w="2088"/>
+            <w:shd w:val="clear" w:color="auto" w:fill="F8FAFC"/>
+          </w:tcPr>
+          <w:p>
+            <w:pPr>
+              <w:spacing w:before="60" w:after="60"/>
+              <w:jc w:val="left"/>
+            </w:pPr>
+            <w:r/>
+            <w:r>
+              <w:rPr>
+                <w:rFonts w:ascii="Arial" w:hAnsi="Arial"/>
+                <w:b w:val="0"/>
+                <w:color w:val="1E293B"/>
+                <w:sz w:val="17"/>
+              </w:rPr>
+              <w:t>B4. Gestión de Citas y Agendas</w:t>
+            </w:r>
+          </w:p>
+        </w:tc>
+        <w:tc>
+          <w:tcPr>
+            <w:tcW w:type="dxa" w:w="2088"/>
+            <w:shd w:val="clear" w:color="auto" w:fill="F8FAFC"/>
+          </w:tcPr>
+          <w:p>
+            <w:pPr>
+              <w:spacing w:before="60" w:after="60"/>
+              <w:jc w:val="left"/>
+            </w:pPr>
+            <w:r/>
+            <w:r>
+              <w:rPr>
+                <w:rFonts w:ascii="Arial" w:hAnsi="Arial"/>
+                <w:b w:val="0"/>
+                <w:color w:val="1E293B"/>
+                <w:sz w:val="17"/>
+              </w:rPr>
+              <w:t>B5. Videoconferencia</w:t>
+            </w:r>
+          </w:p>
+        </w:tc>
+        <w:tc>
+          <w:tcPr>
+            <w:tcW w:type="dxa" w:w="1800"/>
+            <w:shd w:val="clear" w:color="auto" w:fill="F8FAFC"/>
+          </w:tcPr>
+          <w:p>
+            <w:pPr>
+              <w:spacing w:before="60" w:after="60"/>
+              <w:jc w:val="left"/>
+            </w:pPr>
+            <w:r/>
+            <w:r>
+              <w:rPr>
+                <w:rFonts w:ascii="Arial" w:hAnsi="Arial"/>
+                <w:b w:val="0"/>
+                <w:color w:val="1E293B"/>
+                <w:sz w:val="17"/>
+              </w:rPr>
+              <w:t>Solicitud de Servicio</w:t>
+            </w:r>
+          </w:p>
+        </w:tc>
+        <w:tc>
+          <w:tcPr>
+            <w:tcW w:type="dxa" w:w="3456"/>
+            <w:shd w:val="clear" w:color="auto" w:fill="F8FAFC"/>
+          </w:tcPr>
+          <w:p>
+            <w:pPr>
+              <w:spacing w:before="60" w:after="60"/>
+              <w:jc w:val="left"/>
+            </w:pPr>
+            <w:r/>
+            <w:r>
+              <w:rPr>
+                <w:rFonts w:ascii="Arial" w:hAnsi="Arial"/>
+                <w:b w:val="0"/>
+                <w:color w:val="1E293B"/>
+                <w:sz w:val="17"/>
+              </w:rPr>
+              <w:t>Petición de aprovisionamiento de sala virtual cifrada para modalidad teleconsulta.</w:t>
+            </w:r>
+          </w:p>
+        </w:tc>
+      </w:tr>
+      <w:tr>
+        <w:tc>
+          <w:tcPr>
+            <w:tcW w:type="dxa" w:w="648"/>
+            <w:shd w:val="clear" w:color="auto" w:fill="FFFFFF"/>
+          </w:tcPr>
+          <w:p>
+            <w:pPr>
+              <w:spacing w:before="60" w:after="60"/>
+              <w:jc w:val="center"/>
+            </w:pPr>
+            <w:r/>
+            <w:r>
+              <w:rPr>
+                <w:rFonts w:ascii="Arial" w:hAnsi="Arial"/>
+                <w:b/>
+                <w:color w:val="0F2942"/>
+                <w:sz w:val="17"/>
+              </w:rPr>
+              <w:t>F13</w:t>
+            </w:r>
+          </w:p>
+        </w:tc>
+        <w:tc>
+          <w:tcPr>
+            <w:tcW w:type="dxa" w:w="2088"/>
+            <w:shd w:val="clear" w:color="auto" w:fill="FFFFFF"/>
+          </w:tcPr>
+          <w:p>
+            <w:pPr>
+              <w:spacing w:before="60" w:after="60"/>
+              <w:jc w:val="left"/>
+            </w:pPr>
+            <w:r/>
+            <w:r>
+              <w:rPr>
+                <w:rFonts w:ascii="Arial" w:hAnsi="Arial"/>
+                <w:b w:val="0"/>
+                <w:color w:val="1E293B"/>
+                <w:sz w:val="17"/>
+              </w:rPr>
+              <w:t>B5. Videoconferencia</w:t>
+            </w:r>
+          </w:p>
+        </w:tc>
+        <w:tc>
+          <w:tcPr>
+            <w:tcW w:type="dxa" w:w="2088"/>
+            <w:shd w:val="clear" w:color="auto" w:fill="FFFFFF"/>
+          </w:tcPr>
+          <w:p>
+            <w:pPr>
+              <w:spacing w:before="60" w:after="60"/>
+              <w:jc w:val="left"/>
+            </w:pPr>
+            <w:r/>
+            <w:r>
+              <w:rPr>
+                <w:rFonts w:ascii="Arial" w:hAnsi="Arial"/>
+                <w:b w:val="0"/>
+                <w:color w:val="1E293B"/>
+                <w:sz w:val="17"/>
+              </w:rPr>
+              <w:t>B4. Gestión de Citas y Agendas</w:t>
+            </w:r>
+          </w:p>
+        </w:tc>
+        <w:tc>
+          <w:tcPr>
+            <w:tcW w:type="dxa" w:w="1800"/>
+            <w:shd w:val="clear" w:color="auto" w:fill="FFFFFF"/>
+          </w:tcPr>
+          <w:p>
+            <w:pPr>
+              <w:spacing w:before="60" w:after="60"/>
+              <w:jc w:val="left"/>
+            </w:pPr>
+            <w:r/>
+            <w:r>
+              <w:rPr>
+                <w:rFonts w:ascii="Arial" w:hAnsi="Arial"/>
+                <w:b w:val="0"/>
+                <w:color w:val="1E293B"/>
+                <w:sz w:val="17"/>
+              </w:rPr>
+              <w:t>Respuesta de Servicio</w:t>
+            </w:r>
+          </w:p>
+        </w:tc>
+        <w:tc>
+          <w:tcPr>
+            <w:tcW w:type="dxa" w:w="3456"/>
+            <w:shd w:val="clear" w:color="auto" w:fill="FFFFFF"/>
+          </w:tcPr>
+          <w:p>
+            <w:pPr>
+              <w:spacing w:before="60" w:after="60"/>
+              <w:jc w:val="left"/>
+            </w:pPr>
+            <w:r/>
+            <w:r>
+              <w:rPr>
+                <w:rFonts w:ascii="Arial" w:hAnsi="Arial"/>
+                <w:b w:val="0"/>
+                <w:color w:val="1E293B"/>
+                <w:sz w:val="17"/>
+              </w:rPr>
+              <w:t>Enlace seguro Google Meet y token criptográfico de acceso incorporado a la cita.</w:t>
+            </w:r>
+          </w:p>
+        </w:tc>
+      </w:tr>
+      <w:tr>
+        <w:tc>
+          <w:tcPr>
+            <w:tcW w:type="dxa" w:w="648"/>
+            <w:shd w:val="clear" w:color="auto" w:fill="F8FAFC"/>
+          </w:tcPr>
+          <w:p>
+            <w:pPr>
+              <w:spacing w:before="60" w:after="60"/>
+              <w:jc w:val="center"/>
+            </w:pPr>
+            <w:r/>
+            <w:r>
+              <w:rPr>
+                <w:rFonts w:ascii="Arial" w:hAnsi="Arial"/>
+                <w:b/>
+                <w:color w:val="0F2942"/>
+                <w:sz w:val="17"/>
+              </w:rPr>
+              <w:t>F14</w:t>
+            </w:r>
+          </w:p>
+        </w:tc>
+        <w:tc>
+          <w:tcPr>
+            <w:tcW w:type="dxa" w:w="2088"/>
+            <w:shd w:val="clear" w:color="auto" w:fill="F8FAFC"/>
+          </w:tcPr>
+          <w:p>
+            <w:pPr>
+              <w:spacing w:before="60" w:after="60"/>
+              <w:jc w:val="left"/>
+            </w:pPr>
+            <w:r/>
+            <w:r>
+              <w:rPr>
+                <w:rFonts w:ascii="Arial" w:hAnsi="Arial"/>
+                <w:b w:val="0"/>
+                <w:color w:val="1E293B"/>
+                <w:sz w:val="17"/>
+              </w:rPr>
+              <w:t>B4. Gestión de Citas y Agendas</w:t>
+            </w:r>
+          </w:p>
+        </w:tc>
+        <w:tc>
+          <w:tcPr>
+            <w:tcW w:type="dxa" w:w="2088"/>
+            <w:shd w:val="clear" w:color="auto" w:fill="F8FAFC"/>
+          </w:tcPr>
+          <w:p>
+            <w:pPr>
+              <w:spacing w:before="60" w:after="60"/>
+              <w:jc w:val="left"/>
+            </w:pPr>
+            <w:r/>
+            <w:r>
+              <w:rPr>
+                <w:rFonts w:ascii="Arial" w:hAnsi="Arial"/>
+                <w:b w:val="0"/>
+                <w:color w:val="1E293B"/>
+                <w:sz w:val="17"/>
+              </w:rPr>
+              <w:t>B6. Mensajería de Citas</w:t>
+            </w:r>
+          </w:p>
+        </w:tc>
+        <w:tc>
+          <w:tcPr>
+            <w:tcW w:type="dxa" w:w="1800"/>
+            <w:shd w:val="clear" w:color="auto" w:fill="F8FAFC"/>
+          </w:tcPr>
+          <w:p>
+            <w:pPr>
+              <w:spacing w:before="60" w:after="60"/>
+              <w:jc w:val="left"/>
+            </w:pPr>
+            <w:r/>
+            <w:r>
+              <w:rPr>
+                <w:rFonts w:ascii="Arial" w:hAnsi="Arial"/>
+                <w:b w:val="0"/>
+                <w:color w:val="1E293B"/>
+                <w:sz w:val="17"/>
+              </w:rPr>
+              <w:t>Evento Transaccional</w:t>
+            </w:r>
+          </w:p>
+        </w:tc>
+        <w:tc>
+          <w:tcPr>
+            <w:tcW w:type="dxa" w:w="3456"/>
+            <w:shd w:val="clear" w:color="auto" w:fill="F8FAFC"/>
+          </w:tcPr>
+          <w:p>
+            <w:pPr>
+              <w:spacing w:before="60" w:after="60"/>
+              <w:jc w:val="left"/>
+            </w:pPr>
+            <w:r/>
+            <w:r>
+              <w:rPr>
+                <w:rFonts w:ascii="Arial" w:hAnsi="Arial"/>
+                <w:b w:val="0"/>
+                <w:color w:val="1E293B"/>
+                <w:sz w:val="17"/>
+              </w:rPr>
+              <w:t>Programación de aviso recordatorio T-24h y despacho de comprobante de cita.</w:t>
+            </w:r>
+          </w:p>
+        </w:tc>
+      </w:tr>
+      <w:tr>
+        <w:tc>
+          <w:tcPr>
+            <w:tcW w:type="dxa" w:w="648"/>
+            <w:shd w:val="clear" w:color="auto" w:fill="FFFFFF"/>
+          </w:tcPr>
+          <w:p>
+            <w:pPr>
+              <w:spacing w:before="60" w:after="60"/>
+              <w:jc w:val="center"/>
+            </w:pPr>
+            <w:r/>
+            <w:r>
+              <w:rPr>
+                <w:rFonts w:ascii="Arial" w:hAnsi="Arial"/>
+                <w:b/>
+                <w:color w:val="0F2942"/>
+                <w:sz w:val="17"/>
+              </w:rPr>
+              <w:t>F15</w:t>
+            </w:r>
+          </w:p>
+        </w:tc>
+        <w:tc>
+          <w:tcPr>
+            <w:tcW w:type="dxa" w:w="2088"/>
+            <w:shd w:val="clear" w:color="auto" w:fill="FFFFFF"/>
+          </w:tcPr>
+          <w:p>
+            <w:pPr>
+              <w:spacing w:before="60" w:after="60"/>
+              <w:jc w:val="left"/>
+            </w:pPr>
+            <w:r/>
+            <w:r>
+              <w:rPr>
+                <w:rFonts w:ascii="Arial" w:hAnsi="Arial"/>
+                <w:b w:val="0"/>
+                <w:color w:val="1E293B"/>
+                <w:sz w:val="17"/>
+              </w:rPr>
+              <w:t>B4. Gestión de Citas y Agendas</w:t>
+            </w:r>
+          </w:p>
+        </w:tc>
+        <w:tc>
+          <w:tcPr>
+            <w:tcW w:type="dxa" w:w="2088"/>
+            <w:shd w:val="clear" w:color="auto" w:fill="FFFFFF"/>
+          </w:tcPr>
+          <w:p>
+            <w:pPr>
+              <w:spacing w:before="60" w:after="60"/>
+              <w:jc w:val="left"/>
+            </w:pPr>
+            <w:r/>
+            <w:r>
+              <w:rPr>
+                <w:rFonts w:ascii="Arial" w:hAnsi="Arial"/>
+                <w:b w:val="0"/>
+                <w:color w:val="1E293B"/>
+                <w:sz w:val="17"/>
+              </w:rPr>
+              <w:t>B7. Historia Clínica Digital</w:t>
+            </w:r>
+          </w:p>
+        </w:tc>
+        <w:tc>
+          <w:tcPr>
+            <w:tcW w:type="dxa" w:w="1800"/>
+            <w:shd w:val="clear" w:color="auto" w:fill="FFFFFF"/>
+          </w:tcPr>
+          <w:p>
+            <w:pPr>
+              <w:spacing w:before="60" w:after="60"/>
+              <w:jc w:val="left"/>
+            </w:pPr>
+            <w:r/>
+            <w:r>
+              <w:rPr>
+                <w:rFonts w:ascii="Arial" w:hAnsi="Arial"/>
+                <w:b w:val="0"/>
+                <w:color w:val="1E293B"/>
+                <w:sz w:val="17"/>
+              </w:rPr>
+              <w:t>Transición de Estado</w:t>
+            </w:r>
+          </w:p>
+        </w:tc>
+        <w:tc>
+          <w:tcPr>
+            <w:tcW w:type="dxa" w:w="3456"/>
+            <w:shd w:val="clear" w:color="auto" w:fill="FFFFFF"/>
+          </w:tcPr>
+          <w:p>
+            <w:pPr>
+              <w:spacing w:before="60" w:after="60"/>
+              <w:jc w:val="left"/>
+            </w:pPr>
+            <w:r/>
+            <w:r>
+              <w:rPr>
+                <w:rFonts w:ascii="Arial" w:hAnsi="Arial"/>
+                <w:b w:val="0"/>
+                <w:color w:val="1E293B"/>
+                <w:sz w:val="17"/>
+              </w:rPr>
+              <w:t>Apertura de sesión asistencial al pasar la cita al estado 'En Atención'.</w:t>
+            </w:r>
+          </w:p>
+        </w:tc>
+      </w:tr>
+      <w:tr>
+        <w:tc>
+          <w:tcPr>
+            <w:tcW w:type="dxa" w:w="648"/>
+            <w:shd w:val="clear" w:color="auto" w:fill="F8FAFC"/>
+          </w:tcPr>
+          <w:p>
+            <w:pPr>
+              <w:spacing w:before="60" w:after="60"/>
+              <w:jc w:val="center"/>
+            </w:pPr>
+            <w:r/>
+            <w:r>
+              <w:rPr>
+                <w:rFonts w:ascii="Arial" w:hAnsi="Arial"/>
+                <w:b/>
+                <w:color w:val="0F2942"/>
+                <w:sz w:val="17"/>
+              </w:rPr>
+              <w:t>F16</w:t>
+            </w:r>
+          </w:p>
+        </w:tc>
+        <w:tc>
+          <w:tcPr>
+            <w:tcW w:type="dxa" w:w="2088"/>
+            <w:shd w:val="clear" w:color="auto" w:fill="F8FAFC"/>
+          </w:tcPr>
+          <w:p>
+            <w:pPr>
+              <w:spacing w:before="60" w:after="60"/>
+              <w:jc w:val="left"/>
+            </w:pPr>
+            <w:r/>
+            <w:r>
+              <w:rPr>
+                <w:rFonts w:ascii="Arial" w:hAnsi="Arial"/>
+                <w:b w:val="0"/>
+                <w:color w:val="1E293B"/>
+                <w:sz w:val="17"/>
+              </w:rPr>
+              <w:t>B7. Historia Clínica Digital</w:t>
+            </w:r>
+          </w:p>
+        </w:tc>
+        <w:tc>
+          <w:tcPr>
+            <w:tcW w:type="dxa" w:w="2088"/>
+            <w:shd w:val="clear" w:color="auto" w:fill="F8FAFC"/>
+          </w:tcPr>
+          <w:p>
+            <w:pPr>
+              <w:spacing w:before="60" w:after="60"/>
+              <w:jc w:val="left"/>
+            </w:pPr>
+            <w:r/>
+            <w:r>
+              <w:rPr>
+                <w:rFonts w:ascii="Arial" w:hAnsi="Arial"/>
+                <w:b w:val="0"/>
+                <w:color w:val="1E293B"/>
+                <w:sz w:val="17"/>
+              </w:rPr>
+              <w:t>B4. Gestión de Citas y Agendas</w:t>
+            </w:r>
+          </w:p>
+        </w:tc>
+        <w:tc>
+          <w:tcPr>
+            <w:tcW w:type="dxa" w:w="1800"/>
+            <w:shd w:val="clear" w:color="auto" w:fill="F8FAFC"/>
+          </w:tcPr>
+          <w:p>
+            <w:pPr>
+              <w:spacing w:before="60" w:after="60"/>
+              <w:jc w:val="left"/>
+            </w:pPr>
+            <w:r/>
+            <w:r>
+              <w:rPr>
+                <w:rFonts w:ascii="Arial" w:hAnsi="Arial"/>
+                <w:b w:val="0"/>
+                <w:color w:val="1E293B"/>
+                <w:sz w:val="17"/>
+              </w:rPr>
+              <w:t>Derivación Clínica</w:t>
+            </w:r>
+          </w:p>
+        </w:tc>
+        <w:tc>
+          <w:tcPr>
+            <w:tcW w:type="dxa" w:w="3456"/>
+            <w:shd w:val="clear" w:color="auto" w:fill="F8FAFC"/>
+          </w:tcPr>
+          <w:p>
+            <w:pPr>
+              <w:spacing w:before="60" w:after="60"/>
+              <w:jc w:val="left"/>
+            </w:pPr>
+            <w:r/>
+            <w:r>
+              <w:rPr>
+                <w:rFonts w:ascii="Arial" w:hAnsi="Arial"/>
+                <w:b w:val="0"/>
+                <w:color w:val="1E293B"/>
+                <w:sz w:val="17"/>
+              </w:rPr>
+              <w:t>Generación de interconsulta o derivación a programa terapéutico estructurado.</w:t>
+            </w:r>
+          </w:p>
+        </w:tc>
+      </w:tr>
+      <w:tr>
+        <w:tc>
+          <w:tcPr>
+            <w:tcW w:type="dxa" w:w="648"/>
+            <w:shd w:val="clear" w:color="auto" w:fill="FFFFFF"/>
+          </w:tcPr>
+          <w:p>
+            <w:pPr>
+              <w:spacing w:before="60" w:after="60"/>
+              <w:jc w:val="center"/>
+            </w:pPr>
+            <w:r/>
+            <w:r>
+              <w:rPr>
+                <w:rFonts w:ascii="Arial" w:hAnsi="Arial"/>
+                <w:b/>
+                <w:color w:val="0F2942"/>
+                <w:sz w:val="17"/>
+              </w:rPr>
+              <w:t>F17</w:t>
+            </w:r>
+          </w:p>
+        </w:tc>
+        <w:tc>
+          <w:tcPr>
+            <w:tcW w:type="dxa" w:w="2088"/>
+            <w:shd w:val="clear" w:color="auto" w:fill="FFFFFF"/>
+          </w:tcPr>
+          <w:p>
+            <w:pPr>
+              <w:spacing w:before="60" w:after="60"/>
+              <w:jc w:val="left"/>
+            </w:pPr>
+            <w:r/>
+            <w:r>
+              <w:rPr>
+                <w:rFonts w:ascii="Arial" w:hAnsi="Arial"/>
+                <w:b w:val="0"/>
+                <w:color w:val="1E293B"/>
+                <w:sz w:val="17"/>
+              </w:rPr>
+              <w:t>B7. Historia Clínica Digital</w:t>
+            </w:r>
+          </w:p>
+        </w:tc>
+        <w:tc>
+          <w:tcPr>
+            <w:tcW w:type="dxa" w:w="2088"/>
+            <w:shd w:val="clear" w:color="auto" w:fill="FFFFFF"/>
+          </w:tcPr>
+          <w:p>
+            <w:pPr>
+              <w:spacing w:before="60" w:after="60"/>
+              <w:jc w:val="left"/>
+            </w:pPr>
+            <w:r/>
+            <w:r>
+              <w:rPr>
+                <w:rFonts w:ascii="Arial" w:hAnsi="Arial"/>
+                <w:b w:val="0"/>
+                <w:color w:val="1E293B"/>
+                <w:sz w:val="17"/>
+              </w:rPr>
+              <w:t>B4. Gestión de Citas y Agendas</w:t>
+            </w:r>
+          </w:p>
+        </w:tc>
+        <w:tc>
+          <w:tcPr>
+            <w:tcW w:type="dxa" w:w="1800"/>
+            <w:shd w:val="clear" w:color="auto" w:fill="FFFFFF"/>
+          </w:tcPr>
+          <w:p>
+            <w:pPr>
+              <w:spacing w:before="60" w:after="60"/>
+              <w:jc w:val="left"/>
+            </w:pPr>
+            <w:r/>
+            <w:r>
+              <w:rPr>
+                <w:rFonts w:ascii="Arial" w:hAnsi="Arial"/>
+                <w:b w:val="0"/>
+                <w:color w:val="1E293B"/>
+                <w:sz w:val="17"/>
+              </w:rPr>
+              <w:t>Alerta Asistencial</w:t>
+            </w:r>
+          </w:p>
+        </w:tc>
+        <w:tc>
+          <w:tcPr>
+            <w:tcW w:type="dxa" w:w="3456"/>
+            <w:shd w:val="clear" w:color="auto" w:fill="FFFFFF"/>
+          </w:tcPr>
+          <w:p>
+            <w:pPr>
+              <w:spacing w:before="60" w:after="60"/>
+              <w:jc w:val="left"/>
+            </w:pPr>
+            <w:r/>
+            <w:r>
+              <w:rPr>
+                <w:rFonts w:ascii="Arial" w:hAnsi="Arial"/>
+                <w:b w:val="0"/>
+                <w:color w:val="1E293B"/>
+                <w:sz w:val="17"/>
+              </w:rPr>
+              <w:t>Disparo de bandera roja clínica o necesidad de atención prioritaria.</w:t>
+            </w:r>
+          </w:p>
+        </w:tc>
+      </w:tr>
+      <w:tr>
+        <w:tc>
+          <w:tcPr>
+            <w:tcW w:type="dxa" w:w="648"/>
+            <w:shd w:val="clear" w:color="auto" w:fill="F8FAFC"/>
+          </w:tcPr>
+          <w:p>
+            <w:pPr>
+              <w:spacing w:before="60" w:after="60"/>
+              <w:jc w:val="center"/>
+            </w:pPr>
+            <w:r/>
+            <w:r>
+              <w:rPr>
+                <w:rFonts w:ascii="Arial" w:hAnsi="Arial"/>
+                <w:b/>
+                <w:color w:val="0F2942"/>
+                <w:sz w:val="17"/>
+              </w:rPr>
+              <w:t>F18</w:t>
+            </w:r>
+          </w:p>
+        </w:tc>
+        <w:tc>
+          <w:tcPr>
+            <w:tcW w:type="dxa" w:w="2088"/>
+            <w:shd w:val="clear" w:color="auto" w:fill="F8FAFC"/>
+          </w:tcPr>
+          <w:p>
+            <w:pPr>
+              <w:spacing w:before="60" w:after="60"/>
+              <w:jc w:val="left"/>
+            </w:pPr>
+            <w:r/>
+            <w:r>
+              <w:rPr>
+                <w:rFonts w:ascii="Arial" w:hAnsi="Arial"/>
+                <w:b w:val="0"/>
+                <w:color w:val="1E293B"/>
+                <w:sz w:val="17"/>
+              </w:rPr>
+              <w:t>B4. Gestión de Citas y Agendas</w:t>
+            </w:r>
+          </w:p>
+        </w:tc>
+        <w:tc>
+          <w:tcPr>
+            <w:tcW w:type="dxa" w:w="2088"/>
+            <w:shd w:val="clear" w:color="auto" w:fill="F8FAFC"/>
+          </w:tcPr>
+          <w:p>
+            <w:pPr>
+              <w:spacing w:before="60" w:after="60"/>
+              <w:jc w:val="left"/>
+            </w:pPr>
+            <w:r/>
+            <w:r>
+              <w:rPr>
+                <w:rFonts w:ascii="Arial" w:hAnsi="Arial"/>
+                <w:b w:val="0"/>
+                <w:color w:val="1E293B"/>
+                <w:sz w:val="17"/>
+              </w:rPr>
+              <w:t>B9. Liquidación Profesional</w:t>
+            </w:r>
+          </w:p>
+        </w:tc>
+        <w:tc>
+          <w:tcPr>
+            <w:tcW w:type="dxa" w:w="1800"/>
+            <w:shd w:val="clear" w:color="auto" w:fill="F8FAFC"/>
+          </w:tcPr>
+          <w:p>
+            <w:pPr>
+              <w:spacing w:before="60" w:after="60"/>
+              <w:jc w:val="left"/>
+            </w:pPr>
+            <w:r/>
+            <w:r>
+              <w:rPr>
+                <w:rFonts w:ascii="Arial" w:hAnsi="Arial"/>
+                <w:b w:val="0"/>
+                <w:color w:val="1E293B"/>
+                <w:sz w:val="17"/>
+              </w:rPr>
+              <w:t>Registro Contable</w:t>
+            </w:r>
+          </w:p>
+        </w:tc>
+        <w:tc>
+          <w:tcPr>
+            <w:tcW w:type="dxa" w:w="3456"/>
+            <w:shd w:val="clear" w:color="auto" w:fill="F8FAFC"/>
+          </w:tcPr>
+          <w:p>
+            <w:pPr>
+              <w:spacing w:before="60" w:after="60"/>
+              <w:jc w:val="left"/>
+            </w:pPr>
+            <w:r/>
+            <w:r>
+              <w:rPr>
+                <w:rFonts w:ascii="Arial" w:hAnsi="Arial"/>
+                <w:b w:val="0"/>
+                <w:color w:val="1E293B"/>
+                <w:sz w:val="17"/>
+              </w:rPr>
+              <w:t>Consolidación de turno con estado 'Atendida' para cómputo de honorarios.</w:t>
+            </w:r>
+          </w:p>
+        </w:tc>
+      </w:tr>
+      <w:tr>
+        <w:tc>
+          <w:tcPr>
+            <w:tcW w:type="dxa" w:w="648"/>
+            <w:shd w:val="clear" w:color="auto" w:fill="FFFFFF"/>
+          </w:tcPr>
+          <w:p>
+            <w:pPr>
+              <w:spacing w:before="60" w:after="60"/>
+              <w:jc w:val="center"/>
+            </w:pPr>
+            <w:r/>
+            <w:r>
+              <w:rPr>
+                <w:rFonts w:ascii="Arial" w:hAnsi="Arial"/>
+                <w:b/>
+                <w:color w:val="0F2942"/>
+                <w:sz w:val="17"/>
+              </w:rPr>
+              <w:t>F19</w:t>
+            </w:r>
+          </w:p>
+        </w:tc>
+        <w:tc>
+          <w:tcPr>
+            <w:tcW w:type="dxa" w:w="2088"/>
+            <w:shd w:val="clear" w:color="auto" w:fill="FFFFFF"/>
+          </w:tcPr>
+          <w:p>
+            <w:pPr>
+              <w:spacing w:before="60" w:after="60"/>
+              <w:jc w:val="left"/>
+            </w:pPr>
+            <w:r/>
+            <w:r>
+              <w:rPr>
+                <w:rFonts w:ascii="Arial" w:hAnsi="Arial"/>
+                <w:b w:val="0"/>
+                <w:color w:val="1E293B"/>
+                <w:sz w:val="17"/>
+              </w:rPr>
+              <w:t>B4. Gestión de Citas y Agendas</w:t>
+            </w:r>
+          </w:p>
+        </w:tc>
+        <w:tc>
+          <w:tcPr>
+            <w:tcW w:type="dxa" w:w="2088"/>
+            <w:shd w:val="clear" w:color="auto" w:fill="FFFFFF"/>
+          </w:tcPr>
+          <w:p>
+            <w:pPr>
+              <w:spacing w:before="60" w:after="60"/>
+              <w:jc w:val="left"/>
+            </w:pPr>
+            <w:r/>
+            <w:r>
+              <w:rPr>
+                <w:rFonts w:ascii="Arial" w:hAnsi="Arial"/>
+                <w:b w:val="0"/>
+                <w:color w:val="1E293B"/>
+                <w:sz w:val="17"/>
+              </w:rPr>
+              <w:t>B10. Permisos y Auditoría</w:t>
+            </w:r>
+          </w:p>
+        </w:tc>
+        <w:tc>
+          <w:tcPr>
+            <w:tcW w:type="dxa" w:w="1800"/>
+            <w:shd w:val="clear" w:color="auto" w:fill="FFFFFF"/>
+          </w:tcPr>
+          <w:p>
+            <w:pPr>
+              <w:spacing w:before="60" w:after="60"/>
+              <w:jc w:val="left"/>
+            </w:pPr>
+            <w:r/>
+            <w:r>
+              <w:rPr>
+                <w:rFonts w:ascii="Arial" w:hAnsi="Arial"/>
+                <w:b w:val="0"/>
+                <w:color w:val="1E293B"/>
+                <w:sz w:val="17"/>
+              </w:rPr>
+              <w:t>Traza Forense</w:t>
+            </w:r>
+          </w:p>
+        </w:tc>
+        <w:tc>
+          <w:tcPr>
+            <w:tcW w:type="dxa" w:w="3456"/>
+            <w:shd w:val="clear" w:color="auto" w:fill="FFFFFF"/>
+          </w:tcPr>
+          <w:p>
+            <w:pPr>
+              <w:spacing w:before="60" w:after="60"/>
+              <w:jc w:val="left"/>
+            </w:pPr>
+            <w:r/>
+            <w:r>
+              <w:rPr>
+                <w:rFonts w:ascii="Arial" w:hAnsi="Arial"/>
+                <w:b w:val="0"/>
+                <w:color w:val="1E293B"/>
+                <w:sz w:val="17"/>
+              </w:rPr>
+              <w:t>Registro inmutable de cambio de estado de cita con IP, timestamp UTC y operador.</w:t>
+            </w:r>
+          </w:p>
+        </w:tc>
+      </w:tr>
+      <w:tr>
+        <w:tc>
+          <w:tcPr>
+            <w:tcW w:type="dxa" w:w="648"/>
+            <w:shd w:val="clear" w:color="auto" w:fill="F8FAFC"/>
+          </w:tcPr>
+          <w:p>
+            <w:pPr>
+              <w:spacing w:before="60" w:after="60"/>
+              <w:jc w:val="center"/>
+            </w:pPr>
+            <w:r/>
+            <w:r>
+              <w:rPr>
+                <w:rFonts w:ascii="Arial" w:hAnsi="Arial"/>
+                <w:b/>
+                <w:color w:val="0F2942"/>
+                <w:sz w:val="17"/>
+              </w:rPr>
+              <w:t>F20</w:t>
+            </w:r>
+          </w:p>
+        </w:tc>
+        <w:tc>
+          <w:tcPr>
+            <w:tcW w:type="dxa" w:w="2088"/>
+            <w:shd w:val="clear" w:color="auto" w:fill="F8FAFC"/>
+          </w:tcPr>
+          <w:p>
+            <w:pPr>
+              <w:spacing w:before="60" w:after="60"/>
+              <w:jc w:val="left"/>
+            </w:pPr>
+            <w:r/>
+            <w:r>
+              <w:rPr>
+                <w:rFonts w:ascii="Arial" w:hAnsi="Arial"/>
+                <w:b w:val="0"/>
+                <w:color w:val="1E293B"/>
+                <w:sz w:val="17"/>
+              </w:rPr>
+              <w:t>B10. Permisos y Auditoría</w:t>
+            </w:r>
+          </w:p>
+        </w:tc>
+        <w:tc>
+          <w:tcPr>
+            <w:tcW w:type="dxa" w:w="2088"/>
+            <w:shd w:val="clear" w:color="auto" w:fill="F8FAFC"/>
+          </w:tcPr>
+          <w:p>
+            <w:pPr>
+              <w:spacing w:before="60" w:after="60"/>
+              <w:jc w:val="left"/>
+            </w:pPr>
+            <w:r/>
+            <w:r>
+              <w:rPr>
+                <w:rFonts w:ascii="Arial" w:hAnsi="Arial"/>
+                <w:b w:val="0"/>
+                <w:color w:val="1E293B"/>
+                <w:sz w:val="17"/>
+              </w:rPr>
+              <w:t>B4. Gestión de Citas y Agendas</w:t>
+            </w:r>
+          </w:p>
+        </w:tc>
+        <w:tc>
+          <w:tcPr>
+            <w:tcW w:type="dxa" w:w="1800"/>
+            <w:shd w:val="clear" w:color="auto" w:fill="F8FAFC"/>
+          </w:tcPr>
+          <w:p>
+            <w:pPr>
+              <w:spacing w:before="60" w:after="60"/>
+              <w:jc w:val="left"/>
+            </w:pPr>
+            <w:r/>
+            <w:r>
+              <w:rPr>
+                <w:rFonts w:ascii="Arial" w:hAnsi="Arial"/>
+                <w:b w:val="0"/>
+                <w:color w:val="1E293B"/>
+                <w:sz w:val="17"/>
+              </w:rPr>
+              <w:t>Autorización</w:t>
+            </w:r>
+          </w:p>
+        </w:tc>
+        <w:tc>
+          <w:tcPr>
+            <w:tcW w:type="dxa" w:w="3456"/>
+            <w:shd w:val="clear" w:color="auto" w:fill="F8FAFC"/>
+          </w:tcPr>
+          <w:p>
+            <w:pPr>
+              <w:spacing w:before="60" w:after="60"/>
+              <w:jc w:val="left"/>
+            </w:pPr>
+            <w:r/>
+            <w:r>
+              <w:rPr>
+                <w:rFonts w:ascii="Arial" w:hAnsi="Arial"/>
+                <w:b w:val="0"/>
+                <w:color w:val="1E293B"/>
+                <w:sz w:val="17"/>
+              </w:rPr>
+              <w:t>Validación conforme de privilegios del usuario para la transición de estado solicitada.</w:t>
+            </w:r>
+          </w:p>
+        </w:tc>
+      </w:tr>
+      <w:tr>
+        <w:tc>
+          <w:tcPr>
+            <w:tcW w:type="dxa" w:w="648"/>
+            <w:shd w:val="clear" w:color="auto" w:fill="FFFFFF"/>
+          </w:tcPr>
+          <w:p>
+            <w:pPr>
+              <w:spacing w:before="60" w:after="60"/>
+              <w:jc w:val="center"/>
+            </w:pPr>
+            <w:r/>
+            <w:r>
+              <w:rPr>
+                <w:rFonts w:ascii="Arial" w:hAnsi="Arial"/>
+                <w:b/>
+                <w:color w:val="0F2942"/>
+                <w:sz w:val="17"/>
+              </w:rPr>
+              <w:t>F21</w:t>
+            </w:r>
+          </w:p>
+        </w:tc>
+        <w:tc>
+          <w:tcPr>
+            <w:tcW w:type="dxa" w:w="2088"/>
+            <w:shd w:val="clear" w:color="auto" w:fill="FFFFFF"/>
+          </w:tcPr>
+          <w:p>
+            <w:pPr>
+              <w:spacing w:before="60" w:after="60"/>
+              <w:jc w:val="left"/>
+            </w:pPr>
+            <w:r/>
+            <w:r>
+              <w:rPr>
+                <w:rFonts w:ascii="Arial" w:hAnsi="Arial"/>
+                <w:b w:val="0"/>
+                <w:color w:val="1E293B"/>
+                <w:sz w:val="17"/>
+              </w:rPr>
+              <w:t>B4. Gestión de Citas y Agendas</w:t>
+            </w:r>
+          </w:p>
+        </w:tc>
+        <w:tc>
+          <w:tcPr>
+            <w:tcW w:type="dxa" w:w="2088"/>
+            <w:shd w:val="clear" w:color="auto" w:fill="FFFFFF"/>
+          </w:tcPr>
+          <w:p>
+            <w:pPr>
+              <w:spacing w:before="60" w:after="60"/>
+              <w:jc w:val="left"/>
+            </w:pPr>
+            <w:r/>
+            <w:r>
+              <w:rPr>
+                <w:rFonts w:ascii="Arial" w:hAnsi="Arial"/>
+                <w:b w:val="0"/>
+                <w:color w:val="1E293B"/>
+                <w:sz w:val="17"/>
+              </w:rPr>
+              <w:t>B11. Repositorio PostgreSQL</w:t>
+            </w:r>
+          </w:p>
+        </w:tc>
+        <w:tc>
+          <w:tcPr>
+            <w:tcW w:type="dxa" w:w="1800"/>
+            <w:shd w:val="clear" w:color="auto" w:fill="FFFFFF"/>
+          </w:tcPr>
+          <w:p>
+            <w:pPr>
+              <w:spacing w:before="60" w:after="60"/>
+              <w:jc w:val="left"/>
+            </w:pPr>
+            <w:r/>
+            <w:r>
+              <w:rPr>
+                <w:rFonts w:ascii="Arial" w:hAnsi="Arial"/>
+                <w:b w:val="0"/>
+                <w:color w:val="1E293B"/>
+                <w:sz w:val="17"/>
+              </w:rPr>
+              <w:t>Persistencia ACID</w:t>
+            </w:r>
+          </w:p>
+        </w:tc>
+        <w:tc>
+          <w:tcPr>
+            <w:tcW w:type="dxa" w:w="3456"/>
+            <w:shd w:val="clear" w:color="auto" w:fill="FFFFFF"/>
+          </w:tcPr>
+          <w:p>
+            <w:pPr>
+              <w:spacing w:before="60" w:after="60"/>
+              <w:jc w:val="left"/>
+            </w:pPr>
+            <w:r/>
+            <w:r>
+              <w:rPr>
+                <w:rFonts w:ascii="Arial" w:hAnsi="Arial"/>
+                <w:b w:val="0"/>
+                <w:color w:val="1E293B"/>
+                <w:sz w:val="17"/>
+              </w:rPr>
+              <w:t>Transacción atómica INSERT/UPDATE en TB_CITAS y TB_HORARIOS (Serializable).</w:t>
+            </w:r>
+          </w:p>
+        </w:tc>
+      </w:tr>
+      <w:tr>
+        <w:tc>
+          <w:tcPr>
+            <w:tcW w:type="dxa" w:w="648"/>
+            <w:shd w:val="clear" w:color="auto" w:fill="F8FAFC"/>
+          </w:tcPr>
+          <w:p>
+            <w:pPr>
+              <w:spacing w:before="60" w:after="60"/>
+              <w:jc w:val="center"/>
+            </w:pPr>
+            <w:r/>
+            <w:r>
+              <w:rPr>
+                <w:rFonts w:ascii="Arial" w:hAnsi="Arial"/>
+                <w:b/>
+                <w:color w:val="0F2942"/>
+                <w:sz w:val="17"/>
+              </w:rPr>
+              <w:t>F22</w:t>
+            </w:r>
+          </w:p>
+        </w:tc>
+        <w:tc>
+          <w:tcPr>
+            <w:tcW w:type="dxa" w:w="2088"/>
+            <w:shd w:val="clear" w:color="auto" w:fill="F8FAFC"/>
+          </w:tcPr>
+          <w:p>
+            <w:pPr>
+              <w:spacing w:before="60" w:after="60"/>
+              <w:jc w:val="left"/>
+            </w:pPr>
+            <w:r/>
+            <w:r>
+              <w:rPr>
+                <w:rFonts w:ascii="Arial" w:hAnsi="Arial"/>
+                <w:b w:val="0"/>
+                <w:color w:val="1E293B"/>
+                <w:sz w:val="17"/>
+              </w:rPr>
+              <w:t>B5. Videoconferencia</w:t>
+            </w:r>
+          </w:p>
+        </w:tc>
+        <w:tc>
+          <w:tcPr>
+            <w:tcW w:type="dxa" w:w="2088"/>
+            <w:shd w:val="clear" w:color="auto" w:fill="F8FAFC"/>
+          </w:tcPr>
+          <w:p>
+            <w:pPr>
+              <w:spacing w:before="60" w:after="60"/>
+              <w:jc w:val="left"/>
+            </w:pPr>
+            <w:r/>
+            <w:r>
+              <w:rPr>
+                <w:rFonts w:ascii="Arial" w:hAnsi="Arial"/>
+                <w:b w:val="0"/>
+                <w:color w:val="1E293B"/>
+                <w:sz w:val="17"/>
+              </w:rPr>
+              <w:t>Google Meet API (Ext)</w:t>
+            </w:r>
+          </w:p>
+        </w:tc>
+        <w:tc>
+          <w:tcPr>
+            <w:tcW w:type="dxa" w:w="1800"/>
+            <w:shd w:val="clear" w:color="auto" w:fill="F8FAFC"/>
+          </w:tcPr>
+          <w:p>
+            <w:pPr>
+              <w:spacing w:before="60" w:after="60"/>
+              <w:jc w:val="left"/>
+            </w:pPr>
+            <w:r/>
+            <w:r>
+              <w:rPr>
+                <w:rFonts w:ascii="Arial" w:hAnsi="Arial"/>
+                <w:b w:val="0"/>
+                <w:color w:val="1E293B"/>
+                <w:sz w:val="17"/>
+              </w:rPr>
+              <w:t>Integración OAuth2</w:t>
+            </w:r>
+          </w:p>
+        </w:tc>
+        <w:tc>
+          <w:tcPr>
+            <w:tcW w:type="dxa" w:w="3456"/>
+            <w:shd w:val="clear" w:color="auto" w:fill="F8FAFC"/>
+          </w:tcPr>
+          <w:p>
+            <w:pPr>
+              <w:spacing w:before="60" w:after="60"/>
+              <w:jc w:val="left"/>
+            </w:pPr>
+            <w:r/>
+            <w:r>
+              <w:rPr>
+                <w:rFonts w:ascii="Arial" w:hAnsi="Arial"/>
+                <w:b w:val="0"/>
+                <w:color w:val="1E293B"/>
+                <w:sz w:val="17"/>
+              </w:rPr>
+              <w:t>Autenticación OAuth2 y creación de sala virtual (Idempotencia y SLA &lt; 2.0s).</w:t>
+            </w:r>
+          </w:p>
+        </w:tc>
+      </w:tr>
+      <w:tr>
+        <w:tc>
+          <w:tcPr>
+            <w:tcW w:type="dxa" w:w="648"/>
+            <w:shd w:val="clear" w:color="auto" w:fill="FFFFFF"/>
+          </w:tcPr>
+          <w:p>
+            <w:pPr>
+              <w:spacing w:before="60" w:after="60"/>
+              <w:jc w:val="center"/>
+            </w:pPr>
+            <w:r/>
+            <w:r>
+              <w:rPr>
+                <w:rFonts w:ascii="Arial" w:hAnsi="Arial"/>
+                <w:b/>
+                <w:color w:val="0F2942"/>
+                <w:sz w:val="17"/>
+              </w:rPr>
+              <w:t>F23</w:t>
+            </w:r>
+          </w:p>
+        </w:tc>
+        <w:tc>
+          <w:tcPr>
+            <w:tcW w:type="dxa" w:w="2088"/>
+            <w:shd w:val="clear" w:color="auto" w:fill="FFFFFF"/>
+          </w:tcPr>
+          <w:p>
+            <w:pPr>
+              <w:spacing w:before="60" w:after="60"/>
+              <w:jc w:val="left"/>
+            </w:pPr>
+            <w:r/>
+            <w:r>
+              <w:rPr>
+                <w:rFonts w:ascii="Arial" w:hAnsi="Arial"/>
+                <w:b w:val="0"/>
+                <w:color w:val="1E293B"/>
+                <w:sz w:val="17"/>
+              </w:rPr>
+              <w:t>B6. Mensajería de Citas</w:t>
+            </w:r>
+          </w:p>
+        </w:tc>
+        <w:tc>
+          <w:tcPr>
+            <w:tcW w:type="dxa" w:w="2088"/>
+            <w:shd w:val="clear" w:color="auto" w:fill="FFFFFF"/>
+          </w:tcPr>
+          <w:p>
+            <w:pPr>
+              <w:spacing w:before="60" w:after="60"/>
+              <w:jc w:val="left"/>
+            </w:pPr>
+            <w:r/>
+            <w:r>
+              <w:rPr>
+                <w:rFonts w:ascii="Arial" w:hAnsi="Arial"/>
+                <w:b w:val="0"/>
+                <w:color w:val="1E293B"/>
+                <w:sz w:val="17"/>
+              </w:rPr>
+              <w:t>Twilio / Meta API (Ext)</w:t>
+            </w:r>
+          </w:p>
+        </w:tc>
+        <w:tc>
+          <w:tcPr>
+            <w:tcW w:type="dxa" w:w="1800"/>
+            <w:shd w:val="clear" w:color="auto" w:fill="FFFFFF"/>
+          </w:tcPr>
+          <w:p>
+            <w:pPr>
+              <w:spacing w:before="60" w:after="60"/>
+              <w:jc w:val="left"/>
+            </w:pPr>
+            <w:r/>
+            <w:r>
+              <w:rPr>
+                <w:rFonts w:ascii="Arial" w:hAnsi="Arial"/>
+                <w:b w:val="0"/>
+                <w:color w:val="1E293B"/>
+                <w:sz w:val="17"/>
+              </w:rPr>
+              <w:t>Integración WhatsApp</w:t>
+            </w:r>
+          </w:p>
+        </w:tc>
+        <w:tc>
+          <w:tcPr>
+            <w:tcW w:type="dxa" w:w="3456"/>
+            <w:shd w:val="clear" w:color="auto" w:fill="FFFFFF"/>
+          </w:tcPr>
+          <w:p>
+            <w:pPr>
+              <w:spacing w:before="60" w:after="60"/>
+              <w:jc w:val="left"/>
+            </w:pPr>
+            <w:r/>
+            <w:r>
+              <w:rPr>
+                <w:rFonts w:ascii="Arial" w:hAnsi="Arial"/>
+                <w:b w:val="0"/>
+                <w:color w:val="1E293B"/>
+                <w:sz w:val="17"/>
+              </w:rPr>
+              <w:t>Despacho asíncrono de mensaje con webhook de acuse de entrega certificado.</w:t>
+            </w:r>
+          </w:p>
+        </w:tc>
+      </w:tr>
+      <w:tr>
+        <w:tc>
+          <w:tcPr>
+            <w:tcW w:type="dxa" w:w="648"/>
+            <w:shd w:val="clear" w:color="auto" w:fill="F8FAFC"/>
+          </w:tcPr>
+          <w:p>
+            <w:pPr>
+              <w:spacing w:before="60" w:after="60"/>
+              <w:jc w:val="center"/>
+            </w:pPr>
+            <w:r/>
+            <w:r>
+              <w:rPr>
+                <w:rFonts w:ascii="Arial" w:hAnsi="Arial"/>
+                <w:b/>
+                <w:color w:val="0F2942"/>
+                <w:sz w:val="17"/>
+              </w:rPr>
+              <w:t>F24</w:t>
+            </w:r>
+          </w:p>
+        </w:tc>
+        <w:tc>
+          <w:tcPr>
+            <w:tcW w:type="dxa" w:w="2088"/>
+            <w:shd w:val="clear" w:color="auto" w:fill="F8FAFC"/>
+          </w:tcPr>
+          <w:p>
+            <w:pPr>
+              <w:spacing w:before="60" w:after="60"/>
+              <w:jc w:val="left"/>
+            </w:pPr>
+            <w:r/>
+            <w:r>
+              <w:rPr>
+                <w:rFonts w:ascii="Arial" w:hAnsi="Arial"/>
+                <w:b w:val="0"/>
+                <w:color w:val="1E293B"/>
+                <w:sz w:val="17"/>
+              </w:rPr>
+              <w:t>Twilio / Meta API (Ext)</w:t>
+            </w:r>
+          </w:p>
+        </w:tc>
+        <w:tc>
+          <w:tcPr>
+            <w:tcW w:type="dxa" w:w="2088"/>
+            <w:shd w:val="clear" w:color="auto" w:fill="F8FAFC"/>
+          </w:tcPr>
+          <w:p>
+            <w:pPr>
+              <w:spacing w:before="60" w:after="60"/>
+              <w:jc w:val="left"/>
+            </w:pPr>
+            <w:r/>
+            <w:r>
+              <w:rPr>
+                <w:rFonts w:ascii="Arial" w:hAnsi="Arial"/>
+                <w:b w:val="0"/>
+                <w:color w:val="1E293B"/>
+                <w:sz w:val="17"/>
+              </w:rPr>
+              <w:t>Apoderado (Actor)</w:t>
+            </w:r>
+          </w:p>
+        </w:tc>
+        <w:tc>
+          <w:tcPr>
+            <w:tcW w:type="dxa" w:w="1800"/>
+            <w:shd w:val="clear" w:color="auto" w:fill="F8FAFC"/>
+          </w:tcPr>
+          <w:p>
+            <w:pPr>
+              <w:spacing w:before="60" w:after="60"/>
+              <w:jc w:val="left"/>
+            </w:pPr>
+            <w:r/>
+            <w:r>
+              <w:rPr>
+                <w:rFonts w:ascii="Arial" w:hAnsi="Arial"/>
+                <w:b w:val="0"/>
+                <w:color w:val="1E293B"/>
+                <w:sz w:val="17"/>
+              </w:rPr>
+              <w:t>Notificación WhatsApp</w:t>
+            </w:r>
+          </w:p>
+        </w:tc>
+        <w:tc>
+          <w:tcPr>
+            <w:tcW w:type="dxa" w:w="3456"/>
+            <w:shd w:val="clear" w:color="auto" w:fill="F8FAFC"/>
+          </w:tcPr>
+          <w:p>
+            <w:pPr>
+              <w:spacing w:before="60" w:after="60"/>
+              <w:jc w:val="left"/>
+            </w:pPr>
+            <w:r/>
+            <w:r>
+              <w:rPr>
+                <w:rFonts w:ascii="Arial" w:hAnsi="Arial"/>
+                <w:b w:val="0"/>
+                <w:color w:val="1E293B"/>
+                <w:sz w:val="17"/>
+              </w:rPr>
+              <w:t>Recepción en dispositivo del apoderado de recordatorio con link de teleconsulta.</w:t>
+            </w:r>
+          </w:p>
+        </w:tc>
+      </w:tr>
+      <w:tr>
+        <w:tc>
+          <w:tcPr>
+            <w:tcW w:type="dxa" w:w="648"/>
+            <w:shd w:val="clear" w:color="auto" w:fill="FFFFFF"/>
+          </w:tcPr>
+          <w:p>
+            <w:pPr>
+              <w:spacing w:before="60" w:after="60"/>
+              <w:jc w:val="center"/>
+            </w:pPr>
+            <w:r/>
+            <w:r>
+              <w:rPr>
+                <w:rFonts w:ascii="Arial" w:hAnsi="Arial"/>
+                <w:b/>
+                <w:color w:val="0F2942"/>
+                <w:sz w:val="17"/>
+              </w:rPr>
+              <w:t>F25</w:t>
+            </w:r>
+          </w:p>
+        </w:tc>
+        <w:tc>
+          <w:tcPr>
+            <w:tcW w:type="dxa" w:w="2088"/>
+            <w:shd w:val="clear" w:color="auto" w:fill="FFFFFF"/>
+          </w:tcPr>
+          <w:p>
+            <w:pPr>
+              <w:spacing w:before="60" w:after="60"/>
+              <w:jc w:val="left"/>
+            </w:pPr>
+            <w:r/>
+            <w:r>
+              <w:rPr>
+                <w:rFonts w:ascii="Arial" w:hAnsi="Arial"/>
+                <w:b w:val="0"/>
+                <w:color w:val="1E293B"/>
+                <w:sz w:val="17"/>
+              </w:rPr>
+              <w:t>B8. Paquetes y Facturación</w:t>
+            </w:r>
+          </w:p>
+        </w:tc>
+        <w:tc>
+          <w:tcPr>
+            <w:tcW w:type="dxa" w:w="2088"/>
+            <w:shd w:val="clear" w:color="auto" w:fill="FFFFFF"/>
+          </w:tcPr>
+          <w:p>
+            <w:pPr>
+              <w:spacing w:before="60" w:after="60"/>
+              <w:jc w:val="left"/>
+            </w:pPr>
+            <w:r/>
+            <w:r>
+              <w:rPr>
+                <w:rFonts w:ascii="Arial" w:hAnsi="Arial"/>
+                <w:b w:val="0"/>
+                <w:color w:val="1E293B"/>
+                <w:sz w:val="17"/>
+              </w:rPr>
+              <w:t>SUNAT / OSE (Ext)</w:t>
+            </w:r>
+          </w:p>
+        </w:tc>
+        <w:tc>
+          <w:tcPr>
+            <w:tcW w:type="dxa" w:w="1800"/>
+            <w:shd w:val="clear" w:color="auto" w:fill="FFFFFF"/>
+          </w:tcPr>
+          <w:p>
+            <w:pPr>
+              <w:spacing w:before="60" w:after="60"/>
+              <w:jc w:val="left"/>
+            </w:pPr>
+            <w:r/>
+            <w:r>
+              <w:rPr>
+                <w:rFonts w:ascii="Arial" w:hAnsi="Arial"/>
+                <w:b w:val="0"/>
+                <w:color w:val="1E293B"/>
+                <w:sz w:val="17"/>
+              </w:rPr>
+              <w:t>Interoperabilidad SOAP</w:t>
+            </w:r>
+          </w:p>
+        </w:tc>
+        <w:tc>
+          <w:tcPr>
+            <w:tcW w:type="dxa" w:w="3456"/>
+            <w:shd w:val="clear" w:color="auto" w:fill="FFFFFF"/>
+          </w:tcPr>
+          <w:p>
+            <w:pPr>
+              <w:spacing w:before="60" w:after="60"/>
+              <w:jc w:val="left"/>
+            </w:pPr>
+            <w:r/>
+            <w:r>
+              <w:rPr>
+                <w:rFonts w:ascii="Arial" w:hAnsi="Arial"/>
+                <w:b w:val="0"/>
+                <w:color w:val="1E293B"/>
+                <w:sz w:val="17"/>
+              </w:rPr>
+              <w:t>Envío de XML UBL 2.1 con firma digital X.509 y recepción de Constancia CDR.</w:t>
+            </w:r>
+          </w:p>
+        </w:tc>
+      </w:tr>
+      <w:tr>
+        <w:tc>
+          <w:tcPr>
+            <w:tcW w:type="dxa" w:w="648"/>
+            <w:shd w:val="clear" w:color="auto" w:fill="F8FAFC"/>
+          </w:tcPr>
+          <w:p>
+            <w:pPr>
+              <w:spacing w:before="60" w:after="60"/>
+              <w:jc w:val="center"/>
+            </w:pPr>
+            <w:r/>
+            <w:r>
+              <w:rPr>
+                <w:rFonts w:ascii="Arial" w:hAnsi="Arial"/>
+                <w:b/>
+                <w:color w:val="0F2942"/>
+                <w:sz w:val="17"/>
+              </w:rPr>
+              <w:t>F26</w:t>
+            </w:r>
+          </w:p>
+        </w:tc>
+        <w:tc>
+          <w:tcPr>
+            <w:tcW w:type="dxa" w:w="2088"/>
+            <w:shd w:val="clear" w:color="auto" w:fill="F8FAFC"/>
+          </w:tcPr>
+          <w:p>
+            <w:pPr>
+              <w:spacing w:before="60" w:after="60"/>
+              <w:jc w:val="left"/>
+            </w:pPr>
+            <w:r/>
+            <w:r>
+              <w:rPr>
+                <w:rFonts w:ascii="Arial" w:hAnsi="Arial"/>
+                <w:b w:val="0"/>
+                <w:color w:val="1E293B"/>
+                <w:sz w:val="17"/>
+              </w:rPr>
+              <w:t>Pasarela de Pagos (Ext)</w:t>
+            </w:r>
+          </w:p>
+        </w:tc>
+        <w:tc>
+          <w:tcPr>
+            <w:tcW w:type="dxa" w:w="2088"/>
+            <w:shd w:val="clear" w:color="auto" w:fill="F8FAFC"/>
+          </w:tcPr>
+          <w:p>
+            <w:pPr>
+              <w:spacing w:before="60" w:after="60"/>
+              <w:jc w:val="left"/>
+            </w:pPr>
+            <w:r/>
+            <w:r>
+              <w:rPr>
+                <w:rFonts w:ascii="Arial" w:hAnsi="Arial"/>
+                <w:b w:val="0"/>
+                <w:color w:val="1E293B"/>
+                <w:sz w:val="17"/>
+              </w:rPr>
+              <w:t>B8. Paquetes y Facturación</w:t>
+            </w:r>
+          </w:p>
+        </w:tc>
+        <w:tc>
+          <w:tcPr>
+            <w:tcW w:type="dxa" w:w="1800"/>
+            <w:shd w:val="clear" w:color="auto" w:fill="F8FAFC"/>
+          </w:tcPr>
+          <w:p>
+            <w:pPr>
+              <w:spacing w:before="60" w:after="60"/>
+              <w:jc w:val="left"/>
+            </w:pPr>
+            <w:r/>
+            <w:r>
+              <w:rPr>
+                <w:rFonts w:ascii="Arial" w:hAnsi="Arial"/>
+                <w:b w:val="0"/>
+                <w:color w:val="1E293B"/>
+                <w:sz w:val="17"/>
+              </w:rPr>
+              <w:t>Webhook Transaccional</w:t>
+            </w:r>
+          </w:p>
+        </w:tc>
+        <w:tc>
+          <w:tcPr>
+            <w:tcW w:type="dxa" w:w="3456"/>
+            <w:shd w:val="clear" w:color="auto" w:fill="F8FAFC"/>
+          </w:tcPr>
+          <w:p>
+            <w:pPr>
+              <w:spacing w:before="60" w:after="60"/>
+              <w:jc w:val="left"/>
+            </w:pPr>
+            <w:r/>
+            <w:r>
+              <w:rPr>
+                <w:rFonts w:ascii="Arial" w:hAnsi="Arial"/>
+                <w:b w:val="0"/>
+                <w:color w:val="1E293B"/>
+                <w:sz w:val="17"/>
+              </w:rPr>
+              <w:t>Notificación bancaria de confirmación de pago de reserva o compra de paquete.</w:t>
+            </w:r>
+          </w:p>
+        </w:tc>
+      </w:tr>
+      <w:tr>
+        <w:tc>
+          <w:tcPr>
+            <w:tcW w:type="dxa" w:w="648"/>
+            <w:shd w:val="clear" w:color="auto" w:fill="FFFFFF"/>
+          </w:tcPr>
+          <w:p>
+            <w:pPr>
+              <w:spacing w:before="60" w:after="60"/>
+              <w:jc w:val="center"/>
+            </w:pPr>
+            <w:r/>
+            <w:r>
+              <w:rPr>
+                <w:rFonts w:ascii="Arial" w:hAnsi="Arial"/>
+                <w:b/>
+                <w:color w:val="0F2942"/>
+                <w:sz w:val="17"/>
+              </w:rPr>
+              <w:t>F27</w:t>
+            </w:r>
+          </w:p>
+        </w:tc>
+        <w:tc>
+          <w:tcPr>
+            <w:tcW w:type="dxa" w:w="2088"/>
+            <w:shd w:val="clear" w:color="auto" w:fill="FFFFFF"/>
+          </w:tcPr>
+          <w:p>
+            <w:pPr>
+              <w:spacing w:before="60" w:after="60"/>
+              <w:jc w:val="left"/>
+            </w:pPr>
+            <w:r/>
+            <w:r>
+              <w:rPr>
+                <w:rFonts w:ascii="Arial" w:hAnsi="Arial"/>
+                <w:b w:val="0"/>
+                <w:color w:val="1E293B"/>
+                <w:sz w:val="17"/>
+              </w:rPr>
+              <w:t>B8. Paquetes y Facturación</w:t>
+            </w:r>
+          </w:p>
+        </w:tc>
+        <w:tc>
+          <w:tcPr>
+            <w:tcW w:type="dxa" w:w="2088"/>
+            <w:shd w:val="clear" w:color="auto" w:fill="FFFFFF"/>
+          </w:tcPr>
+          <w:p>
+            <w:pPr>
+              <w:spacing w:before="60" w:after="60"/>
+              <w:jc w:val="left"/>
+            </w:pPr>
+            <w:r/>
+            <w:r>
+              <w:rPr>
+                <w:rFonts w:ascii="Arial" w:hAnsi="Arial"/>
+                <w:b w:val="0"/>
+                <w:color w:val="1E293B"/>
+                <w:sz w:val="17"/>
+              </w:rPr>
+              <w:t>Apoderado (Actor)</w:t>
+            </w:r>
+          </w:p>
+        </w:tc>
+        <w:tc>
+          <w:tcPr>
+            <w:tcW w:type="dxa" w:w="1800"/>
+            <w:shd w:val="clear" w:color="auto" w:fill="FFFFFF"/>
+          </w:tcPr>
+          <w:p>
+            <w:pPr>
+              <w:spacing w:before="60" w:after="60"/>
+              <w:jc w:val="left"/>
+            </w:pPr>
+            <w:r/>
+            <w:r>
+              <w:rPr>
+                <w:rFonts w:ascii="Arial" w:hAnsi="Arial"/>
+                <w:b w:val="0"/>
+                <w:color w:val="1E293B"/>
+                <w:sz w:val="17"/>
+              </w:rPr>
+              <w:t>Comprobante Fiscal</w:t>
+            </w:r>
+          </w:p>
+        </w:tc>
+        <w:tc>
+          <w:tcPr>
+            <w:tcW w:type="dxa" w:w="3456"/>
+            <w:shd w:val="clear" w:color="auto" w:fill="FFFFFF"/>
+          </w:tcPr>
+          <w:p>
+            <w:pPr>
+              <w:spacing w:before="60" w:after="60"/>
+              <w:jc w:val="left"/>
+            </w:pPr>
+            <w:r/>
+            <w:r>
+              <w:rPr>
+                <w:rFonts w:ascii="Arial" w:hAnsi="Arial"/>
+                <w:b w:val="0"/>
+                <w:color w:val="1E293B"/>
+                <w:sz w:val="17"/>
+              </w:rPr>
+              <w:t>Descarga de Boleta/Factura electrónica autorizada y estado de cuenta de terapias.</w:t>
+            </w:r>
+          </w:p>
+        </w:tc>
+      </w:tr>
+      <w:tr>
+        <w:tc>
+          <w:tcPr>
+            <w:tcW w:type="dxa" w:w="648"/>
+            <w:shd w:val="clear" w:color="auto" w:fill="F8FAFC"/>
+          </w:tcPr>
+          <w:p>
+            <w:pPr>
+              <w:spacing w:before="60" w:after="60"/>
+              <w:jc w:val="center"/>
+            </w:pPr>
+            <w:r/>
+            <w:r>
+              <w:rPr>
+                <w:rFonts w:ascii="Arial" w:hAnsi="Arial"/>
+                <w:b/>
+                <w:color w:val="0F2942"/>
+                <w:sz w:val="17"/>
+              </w:rPr>
+              <w:t>F28</w:t>
+            </w:r>
+          </w:p>
+        </w:tc>
+        <w:tc>
+          <w:tcPr>
+            <w:tcW w:type="dxa" w:w="2088"/>
+            <w:shd w:val="clear" w:color="auto" w:fill="F8FAFC"/>
+          </w:tcPr>
+          <w:p>
+            <w:pPr>
+              <w:spacing w:before="60" w:after="60"/>
+              <w:jc w:val="left"/>
+            </w:pPr>
+            <w:r/>
+            <w:r>
+              <w:rPr>
+                <w:rFonts w:ascii="Arial" w:hAnsi="Arial"/>
+                <w:b w:val="0"/>
+                <w:color w:val="1E293B"/>
+                <w:sz w:val="17"/>
+              </w:rPr>
+              <w:t>B9. Liquidación Profesional</w:t>
+            </w:r>
+          </w:p>
+        </w:tc>
+        <w:tc>
+          <w:tcPr>
+            <w:tcW w:type="dxa" w:w="2088"/>
+            <w:shd w:val="clear" w:color="auto" w:fill="F8FAFC"/>
+          </w:tcPr>
+          <w:p>
+            <w:pPr>
+              <w:spacing w:before="60" w:after="60"/>
+              <w:jc w:val="left"/>
+            </w:pPr>
+            <w:r/>
+            <w:r>
+              <w:rPr>
+                <w:rFonts w:ascii="Arial" w:hAnsi="Arial"/>
+                <w:b w:val="0"/>
+                <w:color w:val="1E293B"/>
+                <w:sz w:val="17"/>
+              </w:rPr>
+              <w:t>Gerencia (Actor)</w:t>
+            </w:r>
+          </w:p>
+        </w:tc>
+        <w:tc>
+          <w:tcPr>
+            <w:tcW w:type="dxa" w:w="1800"/>
+            <w:shd w:val="clear" w:color="auto" w:fill="F8FAFC"/>
+          </w:tcPr>
+          <w:p>
+            <w:pPr>
+              <w:spacing w:before="60" w:after="60"/>
+              <w:jc w:val="left"/>
+            </w:pPr>
+            <w:r/>
+            <w:r>
+              <w:rPr>
+                <w:rFonts w:ascii="Arial" w:hAnsi="Arial"/>
+                <w:b w:val="0"/>
+                <w:color w:val="1E293B"/>
+                <w:sz w:val="17"/>
+              </w:rPr>
+              <w:t>Reporte Financiero</w:t>
+            </w:r>
+          </w:p>
+        </w:tc>
+        <w:tc>
+          <w:tcPr>
+            <w:tcW w:type="dxa" w:w="3456"/>
+            <w:shd w:val="clear" w:color="auto" w:fill="F8FAFC"/>
+          </w:tcPr>
+          <w:p>
+            <w:pPr>
+              <w:spacing w:before="60" w:after="60"/>
+              <w:jc w:val="left"/>
+            </w:pPr>
+            <w:r/>
+            <w:r>
+              <w:rPr>
+                <w:rFonts w:ascii="Arial" w:hAnsi="Arial"/>
+                <w:b w:val="0"/>
+                <w:color w:val="1E293B"/>
+                <w:sz w:val="17"/>
+              </w:rPr>
+              <w:t>Informe mensual de liquidación y porcentaje de honorarios de especialistas.</w:t>
+            </w:r>
+          </w:p>
+        </w:tc>
+      </w:tr>
+    </w:tbl>
     <w:p>
       <w:pPr>
-        <w:spacing w:before="40" w:after="100" w:line="276" w:lineRule="auto"/>
-        <w:jc w:val="both"/>
+        <w:spacing w:after="120"/>
       </w:pPr>
-      <w:r>
-        <w:rPr>
-          <w:rFonts w:ascii="Arial" w:hAnsi="Arial"/>
-          <w:b/>
-          <w:color w:val="0F2942"/>
-          <w:sz w:val="20"/>
-        </w:rPr>
-        <w:t xml:space="preserve">1. Generalización (Herencia Taxonómica — ──▷): </w:t>
-      </w:r>
-      <w:r>
-        <w:rPr>
-          <w:rFonts w:ascii="Arial" w:hAnsi="Arial"/>
-          <w:i w:val="0"/>
-          <w:color w:val="1E293B"/>
-          <w:sz w:val="20"/>
-        </w:rPr>
-        <w:t>Las clases concretas PacientePediatrico, Apoderado y EspecialistaClinico heredan de la superclase abstracta Persona, reutilizando los atributos de identificación civil (DNI/CE, nombres, apellidos, fecha de nacimiento) y el mecanismo uniforme de baja lógica (eliminacion_logica).</w:t>
-      </w:r>
-    </w:p>
-    <w:p>
-      <w:pPr>
-        <w:spacing w:before="40" w:after="100" w:line="276" w:lineRule="auto"/>
-        <w:jc w:val="both"/>
-      </w:pPr>
-      <w:r>
-        <w:rPr>
-          <w:rFonts w:ascii="Arial" w:hAnsi="Arial"/>
-          <w:b/>
-          <w:color w:val="0F2942"/>
-          <w:sz w:val="20"/>
-        </w:rPr>
-        <w:t xml:space="preserve">2. Agregación (Relación Todo/Parte Débil — ◇──): </w:t>
-      </w:r>
-      <w:r>
-        <w:rPr>
-          <w:rFonts w:ascii="Arial" w:hAnsi="Arial"/>
-          <w:i w:val="0"/>
-          <w:color w:val="1E293B"/>
-          <w:sz w:val="20"/>
-        </w:rPr>
-        <w:t>La clase Apoderado mantiene una relación de agregación (1 a 1..*) con PacientePediatrico. Un apoderado legal puede representar a varios hermanos menores atendidos en el centro, y los registros mantienen identidad propia en caso de cambio de tutor legal.</w:t>
-      </w:r>
-    </w:p>
-    <w:p>
-      <w:pPr>
-        <w:spacing w:before="40" w:after="100" w:line="276" w:lineRule="auto"/>
-        <w:jc w:val="both"/>
-      </w:pPr>
-      <w:r>
-        <w:rPr>
-          <w:rFonts w:ascii="Arial" w:hAnsi="Arial"/>
-          <w:b/>
-          <w:color w:val="0F2942"/>
-          <w:sz w:val="20"/>
-        </w:rPr>
-        <w:t xml:space="preserve">3. Composición Fuerte (Ciclo de Vida Dependiente — ◆──): </w:t>
-      </w:r>
-      <w:r>
-        <w:rPr>
-          <w:rFonts w:ascii="Arial" w:hAnsi="Arial"/>
-          <w:i w:val="0"/>
-          <w:color w:val="1E293B"/>
-          <w:sz w:val="20"/>
-        </w:rPr>
-        <w:t>La entidad CitaMedica compone fuertemente (1 a 0..1) a EvolucionHistoriaClinica y a PreTriajeClinico. Una nota de evolución de sesión o una evaluación de pre-triaje no puede existir de forma huérfana sin el expediente y la cita clínica que le dio origen.</w:t>
-      </w:r>
-    </w:p>
-    <w:p>
-      <w:pPr>
-        <w:spacing w:before="40" w:after="100" w:line="276" w:lineRule="auto"/>
-        <w:jc w:val="both"/>
-      </w:pPr>
-      <w:r>
-        <w:rPr>
-          <w:rFonts w:ascii="Arial" w:hAnsi="Arial"/>
-          <w:b/>
-          <w:color w:val="0F2942"/>
-          <w:sz w:val="20"/>
-        </w:rPr>
-        <w:t xml:space="preserve">4. Asociación y Multiplicidad (────): </w:t>
-      </w:r>
-      <w:r>
-        <w:rPr>
-          <w:rFonts w:ascii="Arial" w:hAnsi="Arial"/>
-          <w:i w:val="0"/>
-          <w:color w:val="1E293B"/>
-          <w:sz w:val="20"/>
-        </w:rPr>
-        <w:t>Un PacientePediatrico (1) se asocia con múltiples instancias de CitaMedica (0..*); un EspecialistaClinico (1) atiende múltiples instancias de CitaMedica (0..*); y cada CitaMedica (1) se vincula con sus transacciones financieras en PagoYComprobante (1..*).</w:t>
-      </w:r>
-    </w:p>
-    <w:p>
-      <w:pPr>
-        <w:spacing w:before="40" w:after="100" w:line="276" w:lineRule="auto"/>
-        <w:jc w:val="both"/>
-      </w:pPr>
-      <w:r>
-        <w:rPr>
-          <w:rFonts w:ascii="Arial" w:hAnsi="Arial"/>
-          <w:b/>
-          <w:color w:val="0F2942"/>
-          <w:sz w:val="20"/>
-        </w:rPr>
-        <w:t xml:space="preserve">5. Dependencia Funcional (- - ▷ «use» / «import»): </w:t>
-      </w:r>
-      <w:r>
-        <w:rPr>
-          <w:rFonts w:ascii="Arial" w:hAnsi="Arial"/>
-          <w:i w:val="0"/>
-          <w:color w:val="1E293B"/>
-          <w:sz w:val="20"/>
-        </w:rPr>
-        <w:t>El controlador OrquestadorClinicoController depende funcionalmente de las interfaces de validación de permisos (EDU-0011), historial de cambios (EDU-0009) y catálogo diagnóstico CIE-10 (EDU-0025) para ejecutar las reglas del negocio.</w:t>
-      </w:r>
     </w:p>
     <w:p>
       <w:pPr>
@@ -9219,7 +13022,7 @@
           <w:color w:val="1E293B"/>
           <w:sz w:val="20"/>
         </w:rPr>
-        <w:t>Cumpliendo el último requisito explícito de la plantilla de Vista Lógica ('Mapeo de clases a bases de datos relacionales'), la Tabla 7.3 presenta la matriz completa de correspondencia entre las 27 Educciones activas, sus 108 Ilaciones, las Clases del Dominio UML y las Tablas Relacionales Lógicas (TB_*) dentro de Vitalis_BD:</w:t>
+        <w:t>Cumpliendo el último requisito explícito de la plantilla de Vista Lógica ('Mapeo de clases a bases de datos relacionales'), la Tabla 7.4 presenta la matriz completa de correspondencia entre las 27 Educciones activas, sus 108 Ilaciones, las Clases del Dominio UML y las Tablas Relacionales Lógicas (TB_*) dentro de Vitalis_BD:</w:t>
       </w:r>
     </w:p>
     <w:tbl>
@@ -12442,7 +16245,7 @@
           <w:color w:val="1E293B"/>
           <w:sz w:val="20"/>
         </w:rPr>
-        <w:t>2. La aplicación rigurosa de UML 2.5 (diferenciando generalización, composición fuerte, agregación y asociación con multiplicidades) junto con el patrón Modelo-Vista-Controlador (MVC) dota al diseño de un contrato formal e inequívoco que sirve de insumo directo para la Vista de Procesos y la Vista Centrada en Datos.</w:t>
+        <w:t>2. La jerarquización de la funcionalidad en Bloques Funcionales Nivel 1 y flujos de datos correlativos, complementada con el modelo orientado a objetos en anexos técnicos, dota al diseño arquitectónico de una claridad ejecutiva integral que sirve de insumo directo para la Vista de Procesos y la Vista Centrada en Datos.</w:t>
       </w:r>
     </w:p>
     <w:p>
@@ -12472,7 +16275,7 @@
           <w:color w:val="1E293B"/>
           <w:sz w:val="20"/>
         </w:rPr>
-        <w:t>1. El sistema NexoVitalis360 queda estructurado de manera óptima en seis (6) paquetes funcionales (PKG-01 a PKG-06) que encapsulan la totalidad de las 27 educciones activas (EDU-0008 a EDU-0038) y las 108 ilaciones CRUD, situando a la clase CitaMedica como el eje articulador entre la filiación pediátrica, la evolución clínica y la facturación.</w:t>
+        <w:t>1. El sistema NexoVitalis360 queda estructurado de manera óptima en seis (6) paquetes funcionales (PKG-01 a PKG-06) y once (11) bloques funcionales (B1 a B11) que encapsulan la totalidad de las 27 educciones activas (EDU-0008 a EDU-0038) y las 108 ilaciones CRUD, situando al bloque B4 (Gestión de Citas y Agendas) como el eje articulador entre la filiación pediátrica, la evolución clínica y la facturación.</w:t>
       </w:r>
     </w:p>
     <w:p>
@@ -12742,7 +16545,93 @@
           <w:color w:val="1E3A8A"/>
           <w:sz w:val="23"/>
         </w:rPr>
-        <w:t>Anexo 1: Registro de Versionamiento de la Vista Lógica</w:t>
+        <w:t>11.1. Anexo 1: Diagrama de Clases UML 2.5 y Modelo de Dominio Clínico Detallado</w:t>
+      </w:r>
+    </w:p>
+    <w:p>
+      <w:pPr>
+        <w:spacing w:before="40" w:after="100" w:line="276" w:lineRule="auto"/>
+        <w:jc w:val="both"/>
+      </w:pPr>
+      <w:r>
+        <w:rPr>
+          <w:rFonts w:ascii="Arial" w:hAnsi="Arial"/>
+          <w:i w:val="0"/>
+          <w:color w:val="1E293B"/>
+          <w:sz w:val="20"/>
+        </w:rPr>
+        <w:t>En estricta observancia de los lineamientos arquitectónicos impartidos por el M.Sc. Percy Oscar Huertas Niquén, el Diagrama de Clases UML 2.5 se incorpora en este anexo técnico para constituir la especificación formal de bajo nivel (diseño orientado a objetos) para el equipo de desarrollo de software. La Figura 11.1 detalla las entidades nucleares de NexoVitalis360, especificando visibilidad encapsulada, tipado estricto, métodos públicos mapeados al catálogo de ilaciones CRUD, estereotipos MVC y relaciones estructurales:</w:t>
+      </w:r>
+    </w:p>
+    <w:p>
+      <w:pPr>
+        <w:spacing w:before="120" w:after="80"/>
+        <w:jc w:val="center"/>
+      </w:pPr>
+      <w:r>
+        <w:drawing>
+          <wp:inline xmlns:a="http://schemas.openxmlformats.org/drawingml/2006/main" xmlns:pic="http://schemas.openxmlformats.org/drawingml/2006/picture">
+            <wp:extent cx="5760720" cy="3610740"/>
+            <wp:docPr id="4" name="Picture 4"/>
+            <wp:cNvGraphicFramePr>
+              <a:graphicFrameLocks noChangeAspect="1"/>
+            </wp:cNvGraphicFramePr>
+            <a:graphic>
+              <a:graphicData uri="http://schemas.openxmlformats.org/drawingml/2006/picture">
+                <pic:pic>
+                  <pic:nvPicPr>
+                    <pic:cNvPr id="0" name="08_vista_logica_clases_uml.png"/>
+                    <pic:cNvPicPr/>
+                  </pic:nvPicPr>
+                  <pic:blipFill>
+                    <a:blip r:embed="rId11"/>
+                    <a:stretch>
+                      <a:fillRect/>
+                    </a:stretch>
+                  </pic:blipFill>
+                  <pic:spPr>
+                    <a:xfrm>
+                      <a:off x="0" y="0"/>
+                      <a:ext cx="5760720" cy="3610740"/>
+                    </a:xfrm>
+                    <a:prstGeom prst="rect"/>
+                  </pic:spPr>
+                </pic:pic>
+              </a:graphicData>
+            </a:graphic>
+          </wp:inline>
+        </w:drawing>
+      </w:r>
+    </w:p>
+    <w:p>
+      <w:pPr>
+        <w:spacing w:after="160"/>
+        <w:jc w:val="center"/>
+      </w:pPr>
+      <w:r>
+        <w:rPr>
+          <w:rFonts w:ascii="Arial" w:hAnsi="Arial"/>
+          <w:b/>
+          <w:i/>
+          <w:color w:val="64748B"/>
+          <w:sz w:val="18"/>
+        </w:rPr>
+        <w:t>Figura 11.1. Anexo 1: Diagrama de Clases del Dominio Clínico (UML 2.5), Relaciones Estructurales, Estereotipos MVC y Mapeo Relacional TB_*.</w:t>
+      </w:r>
+    </w:p>
+    <w:p>
+      <w:pPr>
+        <w:spacing w:before="40" w:after="100" w:line="276" w:lineRule="auto"/>
+        <w:jc w:val="both"/>
+      </w:pPr>
+      <w:r>
+        <w:rPr>
+          <w:rFonts w:ascii="Arial" w:hAnsi="Arial"/>
+          <w:i w:val="0"/>
+          <w:color w:val="1E293B"/>
+          <w:sz w:val="20"/>
+        </w:rPr>
+        <w:t>La Tabla 11.1 detalla formalmente las clases principales del dominio, sus atributos encapsulados, sus operaciones fundamentales vinculadas al catálogo de ilaciones y sus responsabilidades funcionales:</w:t>
       </w:r>
     </w:p>
     <w:tbl>
@@ -12768,6 +16657,1257 @@
       <w:tr>
         <w:tc>
           <w:tcPr>
+            <w:tcW w:type="dxa" w:w="1872"/>
+            <w:shd w:val="clear" w:color="auto" w:fill="0F2942"/>
+          </w:tcPr>
+          <w:p>
+            <w:pPr>
+              <w:spacing w:before="60" w:after="60"/>
+              <w:jc w:val="center"/>
+            </w:pPr>
+            <w:r/>
+            <w:r>
+              <w:rPr>
+                <w:rFonts w:ascii="Arial" w:hAnsi="Arial"/>
+                <w:b/>
+                <w:color w:val="FFFFFF"/>
+                <w:sz w:val="18"/>
+              </w:rPr>
+              <w:t>CLASE DEL DOMINIO (ESTEREOTIPO)</w:t>
+            </w:r>
+          </w:p>
+        </w:tc>
+        <w:tc>
+          <w:tcPr>
+            <w:tcW w:type="dxa" w:w="2160"/>
+            <w:shd w:val="clear" w:color="auto" w:fill="0F2942"/>
+          </w:tcPr>
+          <w:p>
+            <w:pPr>
+              <w:spacing w:before="60" w:after="60"/>
+              <w:jc w:val="center"/>
+            </w:pPr>
+            <w:r/>
+            <w:r>
+              <w:rPr>
+                <w:rFonts w:ascii="Arial" w:hAnsi="Arial"/>
+                <w:b/>
+                <w:color w:val="FFFFFF"/>
+                <w:sz w:val="18"/>
+              </w:rPr>
+              <w:t>ATRIBUTOS PRINCIPALES (ENCAPSULADOS)</w:t>
+            </w:r>
+          </w:p>
+        </w:tc>
+        <w:tc>
+          <w:tcPr>
+            <w:tcW w:type="dxa" w:w="2592"/>
+            <w:shd w:val="clear" w:color="auto" w:fill="0F2942"/>
+          </w:tcPr>
+          <w:p>
+            <w:pPr>
+              <w:spacing w:before="60" w:after="60"/>
+              <w:jc w:val="center"/>
+            </w:pPr>
+            <w:r/>
+            <w:r>
+              <w:rPr>
+                <w:rFonts w:ascii="Arial" w:hAnsi="Arial"/>
+                <w:b/>
+                <w:color w:val="FFFFFF"/>
+                <w:sz w:val="18"/>
+              </w:rPr>
+              <w:t>OPERACIONES PÚBLICAS (TRAZADAS A ILACIONES)</w:t>
+            </w:r>
+          </w:p>
+        </w:tc>
+        <w:tc>
+          <w:tcPr>
+            <w:tcW w:type="dxa" w:w="2448"/>
+            <w:shd w:val="clear" w:color="auto" w:fill="0F2942"/>
+          </w:tcPr>
+          <w:p>
+            <w:pPr>
+              <w:spacing w:before="60" w:after="60"/>
+              <w:jc w:val="center"/>
+            </w:pPr>
+            <w:r/>
+            <w:r>
+              <w:rPr>
+                <w:rFonts w:ascii="Arial" w:hAnsi="Arial"/>
+                <w:b/>
+                <w:color w:val="FFFFFF"/>
+                <w:sz w:val="18"/>
+              </w:rPr>
+              <w:t>RESPONSABILIDAD FUNCIONAL EN EL SISTEMA</w:t>
+            </w:r>
+          </w:p>
+        </w:tc>
+      </w:tr>
+      <w:tr>
+        <w:tc>
+          <w:tcPr>
+            <w:tcW w:type="dxa" w:w="1872"/>
+            <w:shd w:val="clear" w:color="auto" w:fill="FFFFFF"/>
+          </w:tcPr>
+          <w:p>
+            <w:pPr>
+              <w:spacing w:before="60" w:after="60"/>
+              <w:jc w:val="left"/>
+            </w:pPr>
+            <w:r/>
+            <w:r>
+              <w:rPr>
+                <w:rFonts w:ascii="Arial" w:hAnsi="Arial"/>
+                <w:b w:val="0"/>
+                <w:color w:val="1E293B"/>
+                <w:sz w:val="17"/>
+              </w:rPr>
+              <w:t>Persona</w:t>
+              <w:br/>
+              <w:t>«abstract entity»</w:t>
+            </w:r>
+          </w:p>
+        </w:tc>
+        <w:tc>
+          <w:tcPr>
+            <w:tcW w:type="dxa" w:w="2160"/>
+            <w:shd w:val="clear" w:color="auto" w:fill="FFFFFF"/>
+          </w:tcPr>
+          <w:p>
+            <w:pPr>
+              <w:spacing w:before="60" w:after="60"/>
+              <w:jc w:val="left"/>
+            </w:pPr>
+            <w:r/>
+            <w:r>
+              <w:rPr>
+                <w:rFonts w:ascii="Arial" w:hAnsi="Arial"/>
+                <w:b w:val="0"/>
+                <w:color w:val="1E293B"/>
+                <w:sz w:val="17"/>
+              </w:rPr>
+              <w:t># id_persona: UUID</w:t>
+              <w:br/>
+              <w:t># dni_documento: String[8..12]</w:t>
+              <w:br/>
+              <w:t># nombres, apellidos: String</w:t>
+              <w:br/>
+              <w:t># fecha_nacimiento: Date</w:t>
+              <w:br/>
+              <w:t># eliminacion_logica: Boolean</w:t>
+            </w:r>
+          </w:p>
+        </w:tc>
+        <w:tc>
+          <w:tcPr>
+            <w:tcW w:type="dxa" w:w="2592"/>
+            <w:shd w:val="clear" w:color="auto" w:fill="FFFFFF"/>
+          </w:tcPr>
+          <w:p>
+            <w:pPr>
+              <w:spacing w:before="60" w:after="60"/>
+              <w:jc w:val="left"/>
+            </w:pPr>
+            <w:r/>
+            <w:r>
+              <w:rPr>
+                <w:rFonts w:ascii="Arial" w:hAnsi="Arial"/>
+                <w:b w:val="0"/>
+                <w:color w:val="1E293B"/>
+                <w:sz w:val="17"/>
+              </w:rPr>
+              <w:t>+ validarDocumentoIdentidad(): Boolean</w:t>
+              <w:br/>
+              <w:t>+ obtenerNombreCompleto(): String</w:t>
+              <w:br/>
+              <w:t>+ aplicarBajaLogica(motivo): Void</w:t>
+            </w:r>
+          </w:p>
+        </w:tc>
+        <w:tc>
+          <w:tcPr>
+            <w:tcW w:type="dxa" w:w="2448"/>
+            <w:shd w:val="clear" w:color="auto" w:fill="FFFFFF"/>
+          </w:tcPr>
+          <w:p>
+            <w:pPr>
+              <w:spacing w:before="60" w:after="60"/>
+              <w:jc w:val="left"/>
+            </w:pPr>
+            <w:r/>
+            <w:r>
+              <w:rPr>
+                <w:rFonts w:ascii="Arial" w:hAnsi="Arial"/>
+                <w:b w:val="0"/>
+                <w:color w:val="1E293B"/>
+                <w:sz w:val="17"/>
+              </w:rPr>
+              <w:t>Superclase abstracta que factoriza la identidad civil, validación documental y estado de vigencia lógica para todos los actores humanos del dominio.</w:t>
+            </w:r>
+          </w:p>
+        </w:tc>
+      </w:tr>
+      <w:tr>
+        <w:tc>
+          <w:tcPr>
+            <w:tcW w:type="dxa" w:w="1872"/>
+            <w:shd w:val="clear" w:color="auto" w:fill="F8FAFC"/>
+          </w:tcPr>
+          <w:p>
+            <w:pPr>
+              <w:spacing w:before="60" w:after="60"/>
+              <w:jc w:val="center"/>
+            </w:pPr>
+            <w:r/>
+            <w:r>
+              <w:rPr>
+                <w:rFonts w:ascii="Arial" w:hAnsi="Arial"/>
+                <w:b/>
+                <w:color w:val="0F2942"/>
+                <w:sz w:val="17"/>
+              </w:rPr>
+              <w:t>Apoderado</w:t>
+              <w:br/>
+              <w:t>«entity»</w:t>
+            </w:r>
+          </w:p>
+        </w:tc>
+        <w:tc>
+          <w:tcPr>
+            <w:tcW w:type="dxa" w:w="2160"/>
+            <w:shd w:val="clear" w:color="auto" w:fill="F8FAFC"/>
+          </w:tcPr>
+          <w:p>
+            <w:pPr>
+              <w:spacing w:before="60" w:after="60"/>
+              <w:jc w:val="left"/>
+            </w:pPr>
+            <w:r/>
+            <w:r>
+              <w:rPr>
+                <w:rFonts w:ascii="Arial" w:hAnsi="Arial"/>
+                <w:b w:val="0"/>
+                <w:color w:val="1E293B"/>
+                <w:sz w:val="17"/>
+              </w:rPr>
+              <w:t>- id_apoderado: UUID «PK»</w:t>
+              <w:br/>
+              <w:t>- parentesco_legal: Enum</w:t>
+              <w:br/>
+              <w:t>- telefono_contacto: String</w:t>
+              <w:br/>
+              <w:t>- correo_electronico: String</w:t>
+              <w:br/>
+              <w:t>- direccion_domicilio: String</w:t>
+            </w:r>
+          </w:p>
+        </w:tc>
+        <w:tc>
+          <w:tcPr>
+            <w:tcW w:type="dxa" w:w="2592"/>
+            <w:shd w:val="clear" w:color="auto" w:fill="F8FAFC"/>
+          </w:tcPr>
+          <w:p>
+            <w:pPr>
+              <w:spacing w:before="60" w:after="60"/>
+              <w:jc w:val="left"/>
+            </w:pPr>
+            <w:r/>
+            <w:r>
+              <w:rPr>
+                <w:rFonts w:ascii="Arial" w:hAnsi="Arial"/>
+                <w:b w:val="0"/>
+                <w:color w:val="1E293B"/>
+                <w:sz w:val="17"/>
+              </w:rPr>
+              <w:t>+ crearApoderado(dto) [ILA-0053]</w:t>
+              <w:br/>
+              <w:t>+ consultarApoderado(id) [ILA-0054]</w:t>
+              <w:br/>
+              <w:t>+ actualizarApoderado(id, dto) [ILA-0055]</w:t>
+              <w:br/>
+              <w:t>+ eliminarLogicoApoderado(id) [ILA-0056]</w:t>
+            </w:r>
+          </w:p>
+        </w:tc>
+        <w:tc>
+          <w:tcPr>
+            <w:tcW w:type="dxa" w:w="2448"/>
+            <w:shd w:val="clear" w:color="auto" w:fill="F8FAFC"/>
+          </w:tcPr>
+          <w:p>
+            <w:pPr>
+              <w:spacing w:before="60" w:after="60"/>
+              <w:jc w:val="left"/>
+            </w:pPr>
+            <w:r/>
+            <w:r>
+              <w:rPr>
+                <w:rFonts w:ascii="Arial" w:hAnsi="Arial"/>
+                <w:b w:val="0"/>
+                <w:color w:val="1E293B"/>
+                <w:sz w:val="17"/>
+              </w:rPr>
+              <w:t>Gestiona los datos del representante legal obligatorio de uno o más pacientes pediátricos y sus canales de contacto para recordatorios y consentimientos.</w:t>
+            </w:r>
+          </w:p>
+        </w:tc>
+      </w:tr>
+      <w:tr>
+        <w:tc>
+          <w:tcPr>
+            <w:tcW w:type="dxa" w:w="1872"/>
+            <w:shd w:val="clear" w:color="auto" w:fill="FFFFFF"/>
+          </w:tcPr>
+          <w:p>
+            <w:pPr>
+              <w:spacing w:before="60" w:after="60"/>
+              <w:jc w:val="left"/>
+            </w:pPr>
+            <w:r/>
+            <w:r>
+              <w:rPr>
+                <w:rFonts w:ascii="Arial" w:hAnsi="Arial"/>
+                <w:b w:val="0"/>
+                <w:color w:val="1E293B"/>
+                <w:sz w:val="17"/>
+              </w:rPr>
+              <w:t>PacientePediatrico</w:t>
+              <w:br/>
+              <w:t>«entity»</w:t>
+            </w:r>
+          </w:p>
+        </w:tc>
+        <w:tc>
+          <w:tcPr>
+            <w:tcW w:type="dxa" w:w="2160"/>
+            <w:shd w:val="clear" w:color="auto" w:fill="FFFFFF"/>
+          </w:tcPr>
+          <w:p>
+            <w:pPr>
+              <w:spacing w:before="60" w:after="60"/>
+              <w:jc w:val="left"/>
+            </w:pPr>
+            <w:r/>
+            <w:r>
+              <w:rPr>
+                <w:rFonts w:ascii="Arial" w:hAnsi="Arial"/>
+                <w:b w:val="0"/>
+                <w:color w:val="1E293B"/>
+                <w:sz w:val="17"/>
+              </w:rPr>
+              <w:t>- id_paciente: UUID «PK»</w:t>
+              <w:br/>
+              <w:t>- codigo_hc: String «UNIQUE»</w:t>
+              <w:br/>
+              <w:t>- id_apoderado_titular: UUID «FK»</w:t>
+              <w:br/>
+              <w:t>- grupo_sanguineo: String</w:t>
+              <w:br/>
+              <w:t>- alergias_conocidas: Text</w:t>
+            </w:r>
+          </w:p>
+        </w:tc>
+        <w:tc>
+          <w:tcPr>
+            <w:tcW w:type="dxa" w:w="2592"/>
+            <w:shd w:val="clear" w:color="auto" w:fill="FFFFFF"/>
+          </w:tcPr>
+          <w:p>
+            <w:pPr>
+              <w:spacing w:before="60" w:after="60"/>
+              <w:jc w:val="left"/>
+            </w:pPr>
+            <w:r/>
+            <w:r>
+              <w:rPr>
+                <w:rFonts w:ascii="Arial" w:hAnsi="Arial"/>
+                <w:b w:val="0"/>
+                <w:color w:val="1E293B"/>
+                <w:sz w:val="17"/>
+              </w:rPr>
+              <w:t>+ registrarPaciente(dto) [ILA-0025]</w:t>
+              <w:br/>
+              <w:t>+ consultarFichaPaciente(id) [ILA-0026]</w:t>
+              <w:br/>
+              <w:t>+ actualizarDatosClinicos(id) [ILA-0027]</w:t>
+              <w:br/>
+              <w:t>+ adjuntarConsentimiento(pdf) [ILA-0058]</w:t>
+              <w:br/>
+              <w:t>+ eliminarLogicoPaciente(id) [ILA-0028]</w:t>
+            </w:r>
+          </w:p>
+        </w:tc>
+        <w:tc>
+          <w:tcPr>
+            <w:tcW w:type="dxa" w:w="2448"/>
+            <w:shd w:val="clear" w:color="auto" w:fill="FFFFFF"/>
+          </w:tcPr>
+          <w:p>
+            <w:pPr>
+              <w:spacing w:before="60" w:after="60"/>
+              <w:jc w:val="left"/>
+            </w:pPr>
+            <w:r/>
+            <w:r>
+              <w:rPr>
+                <w:rFonts w:ascii="Arial" w:hAnsi="Arial"/>
+                <w:b w:val="0"/>
+                <w:color w:val="1E293B"/>
+                <w:sz w:val="17"/>
+              </w:rPr>
+              <w:t>Representa al paciente menor de edad, centralizando su filiación clínica, vínculo con el apoderado legal y estado de su consentimiento informado.</w:t>
+            </w:r>
+          </w:p>
+        </w:tc>
+      </w:tr>
+      <w:tr>
+        <w:tc>
+          <w:tcPr>
+            <w:tcW w:type="dxa" w:w="1872"/>
+            <w:shd w:val="clear" w:color="auto" w:fill="F8FAFC"/>
+          </w:tcPr>
+          <w:p>
+            <w:pPr>
+              <w:spacing w:before="60" w:after="60"/>
+              <w:jc w:val="left"/>
+            </w:pPr>
+            <w:r/>
+            <w:r>
+              <w:rPr>
+                <w:rFonts w:ascii="Arial" w:hAnsi="Arial"/>
+                <w:b w:val="0"/>
+                <w:color w:val="1E293B"/>
+                <w:sz w:val="17"/>
+              </w:rPr>
+              <w:t>EspecialistaClinico</w:t>
+              <w:br/>
+              <w:t>«entity»</w:t>
+            </w:r>
+          </w:p>
+        </w:tc>
+        <w:tc>
+          <w:tcPr>
+            <w:tcW w:type="dxa" w:w="2160"/>
+            <w:shd w:val="clear" w:color="auto" w:fill="F8FAFC"/>
+          </w:tcPr>
+          <w:p>
+            <w:pPr>
+              <w:spacing w:before="60" w:after="60"/>
+              <w:jc w:val="left"/>
+            </w:pPr>
+            <w:r/>
+            <w:r>
+              <w:rPr>
+                <w:rFonts w:ascii="Arial" w:hAnsi="Arial"/>
+                <w:b w:val="0"/>
+                <w:color w:val="1E293B"/>
+                <w:sz w:val="17"/>
+              </w:rPr>
+              <w:t>- id_especialista: UUID «PK»</w:t>
+              <w:br/>
+              <w:t>- cmp_colegiatura: String</w:t>
+              <w:br/>
+              <w:t>- especialidad_medica: String</w:t>
+              <w:br/>
+              <w:t>- tarifa_consulta_base: Decimal</w:t>
+              <w:br/>
+              <w:t>- porcentaje_honorario: Decimal</w:t>
+            </w:r>
+          </w:p>
+        </w:tc>
+        <w:tc>
+          <w:tcPr>
+            <w:tcW w:type="dxa" w:w="2592"/>
+            <w:shd w:val="clear" w:color="auto" w:fill="F8FAFC"/>
+          </w:tcPr>
+          <w:p>
+            <w:pPr>
+              <w:spacing w:before="60" w:after="60"/>
+              <w:jc w:val="left"/>
+            </w:pPr>
+            <w:r/>
+            <w:r>
+              <w:rPr>
+                <w:rFonts w:ascii="Arial" w:hAnsi="Arial"/>
+                <w:b w:val="0"/>
+                <w:color w:val="1E293B"/>
+                <w:sz w:val="17"/>
+              </w:rPr>
+              <w:t>+ registrarEspecialista(dto) [ILA-0033]</w:t>
+              <w:br/>
+              <w:t>+ configurarDisponibilidad(blq) [ILA-0037]</w:t>
+              <w:br/>
+              <w:t>+ verificarFranjaLibre(f, h) [ILA-0038]</w:t>
+              <w:br/>
+              <w:t>+ calcularLiquidacionPeriodo(m) [ILA-0082]</w:t>
+            </w:r>
+          </w:p>
+        </w:tc>
+        <w:tc>
+          <w:tcPr>
+            <w:tcW w:type="dxa" w:w="2448"/>
+            <w:shd w:val="clear" w:color="auto" w:fill="F8FAFC"/>
+          </w:tcPr>
+          <w:p>
+            <w:pPr>
+              <w:spacing w:before="60" w:after="60"/>
+              <w:jc w:val="left"/>
+            </w:pPr>
+            <w:r/>
+            <w:r>
+              <w:rPr>
+                <w:rFonts w:ascii="Arial" w:hAnsi="Arial"/>
+                <w:b w:val="0"/>
+                <w:color w:val="1E293B"/>
+                <w:sz w:val="17"/>
+              </w:rPr>
+              <w:t>Administra el perfil profesional del médico o terapeuta, su tarifario diferenciado, sus bloques horarios disponibles y la base de liquidación de honorarios.</w:t>
+            </w:r>
+          </w:p>
+        </w:tc>
+      </w:tr>
+      <w:tr>
+        <w:tc>
+          <w:tcPr>
+            <w:tcW w:type="dxa" w:w="1872"/>
+            <w:shd w:val="clear" w:color="auto" w:fill="FFFFFF"/>
+          </w:tcPr>
+          <w:p>
+            <w:pPr>
+              <w:spacing w:before="60" w:after="60"/>
+              <w:jc w:val="left"/>
+            </w:pPr>
+            <w:r/>
+            <w:r>
+              <w:rPr>
+                <w:rFonts w:ascii="Arial" w:hAnsi="Arial"/>
+                <w:b w:val="0"/>
+                <w:color w:val="1E293B"/>
+                <w:sz w:val="17"/>
+              </w:rPr>
+              <w:t>CitaMedica</w:t>
+              <w:br/>
+              <w:t>«entity»</w:t>
+            </w:r>
+          </w:p>
+        </w:tc>
+        <w:tc>
+          <w:tcPr>
+            <w:tcW w:type="dxa" w:w="2160"/>
+            <w:shd w:val="clear" w:color="auto" w:fill="FFFFFF"/>
+          </w:tcPr>
+          <w:p>
+            <w:pPr>
+              <w:spacing w:before="60" w:after="60"/>
+              <w:jc w:val="left"/>
+            </w:pPr>
+            <w:r/>
+            <w:r>
+              <w:rPr>
+                <w:rFonts w:ascii="Arial" w:hAnsi="Arial"/>
+                <w:b w:val="0"/>
+                <w:color w:val="1E293B"/>
+                <w:sz w:val="17"/>
+              </w:rPr>
+              <w:t>- id_cita: UUID «PK»</w:t>
+              <w:br/>
+              <w:t>- id_paciente: UUID «FK»</w:t>
+              <w:br/>
+              <w:t>- id_especialista: UUID «FK»</w:t>
+              <w:br/>
+              <w:t>- fecha_cita: Date, hora: Time</w:t>
+              <w:br/>
+              <w:t>- modalidad: Enum {PRES,VIRT,DOM}</w:t>
+              <w:br/>
+              <w:t>- estado_cita: EnumEstadoCita</w:t>
+            </w:r>
+          </w:p>
+        </w:tc>
+        <w:tc>
+          <w:tcPr>
+            <w:tcW w:type="dxa" w:w="2592"/>
+            <w:shd w:val="clear" w:color="auto" w:fill="FFFFFF"/>
+          </w:tcPr>
+          <w:p>
+            <w:pPr>
+              <w:spacing w:before="60" w:after="60"/>
+              <w:jc w:val="left"/>
+            </w:pPr>
+            <w:r/>
+            <w:r>
+              <w:rPr>
+                <w:rFonts w:ascii="Arial" w:hAnsi="Arial"/>
+                <w:b w:val="0"/>
+                <w:color w:val="1E293B"/>
+                <w:sz w:val="17"/>
+              </w:rPr>
+              <w:t>+ crearCitaMedica(dto) [ILA-0017]</w:t>
+              <w:br/>
+              <w:t>+ consultarAgendaCitas(filtros) [ILA-0018]</w:t>
+              <w:br/>
+              <w:t>+ actualizarCitaMedica(id, dto) [ILA-0019]</w:t>
+              <w:br/>
+              <w:t>+ cambiarEstadoCita(id, est) [ILA-0001]</w:t>
+              <w:br/>
+              <w:t>+ reprogramarCita(id, f, h) [ILA-0021]</w:t>
+              <w:br/>
+              <w:t>+ eliminarLogicoCita(id) [ILA-0020]</w:t>
+            </w:r>
+          </w:p>
+        </w:tc>
+        <w:tc>
+          <w:tcPr>
+            <w:tcW w:type="dxa" w:w="2448"/>
+            <w:shd w:val="clear" w:color="auto" w:fill="FFFFFF"/>
+          </w:tcPr>
+          <w:p>
+            <w:pPr>
+              <w:spacing w:before="60" w:after="60"/>
+              <w:jc w:val="left"/>
+            </w:pPr>
+            <w:r/>
+            <w:r>
+              <w:rPr>
+                <w:rFonts w:ascii="Arial" w:hAnsi="Arial"/>
+                <w:b w:val="0"/>
+                <w:color w:val="1E293B"/>
+                <w:sz w:val="17"/>
+              </w:rPr>
+              <w:t>Entidad nuclear que articula la reserva de turnos asistenciales, el control de transiciones de estado, las reprogramaciones (&gt;24h) y el enlace a teleconsulta.</w:t>
+            </w:r>
+          </w:p>
+        </w:tc>
+      </w:tr>
+      <w:tr>
+        <w:tc>
+          <w:tcPr>
+            <w:tcW w:type="dxa" w:w="1872"/>
+            <w:shd w:val="clear" w:color="auto" w:fill="F8FAFC"/>
+          </w:tcPr>
+          <w:p>
+            <w:pPr>
+              <w:spacing w:before="60" w:after="60"/>
+              <w:jc w:val="left"/>
+            </w:pPr>
+            <w:r/>
+            <w:r>
+              <w:rPr>
+                <w:rFonts w:ascii="Arial" w:hAnsi="Arial"/>
+                <w:b w:val="0"/>
+                <w:color w:val="1E293B"/>
+                <w:sz w:val="17"/>
+              </w:rPr>
+              <w:t>PreTriajeClinico</w:t>
+              <w:br/>
+              <w:t>«entity»</w:t>
+            </w:r>
+          </w:p>
+        </w:tc>
+        <w:tc>
+          <w:tcPr>
+            <w:tcW w:type="dxa" w:w="2160"/>
+            <w:shd w:val="clear" w:color="auto" w:fill="F8FAFC"/>
+          </w:tcPr>
+          <w:p>
+            <w:pPr>
+              <w:spacing w:before="60" w:after="60"/>
+              <w:jc w:val="left"/>
+            </w:pPr>
+            <w:r/>
+            <w:r>
+              <w:rPr>
+                <w:rFonts w:ascii="Arial" w:hAnsi="Arial"/>
+                <w:b w:val="0"/>
+                <w:color w:val="1E293B"/>
+                <w:sz w:val="17"/>
+              </w:rPr>
+              <w:t>- id_pretriaje: UUID «PK»</w:t>
+              <w:br/>
+              <w:t>- id_cita / id_paciente: UUID</w:t>
+              <w:br/>
+              <w:t>- peso_kg, talla_cm, imc: Decimal</w:t>
+              <w:br/>
+              <w:t>- temperatura_c: Decimal</w:t>
+              <w:br/>
+              <w:t>- condiciones_riesgo: Text</w:t>
+              <w:br/>
+              <w:t>- alerta_roja: Boolean</w:t>
+            </w:r>
+          </w:p>
+        </w:tc>
+        <w:tc>
+          <w:tcPr>
+            <w:tcW w:type="dxa" w:w="2592"/>
+            <w:shd w:val="clear" w:color="auto" w:fill="F8FAFC"/>
+          </w:tcPr>
+          <w:p>
+            <w:pPr>
+              <w:spacing w:before="60" w:after="60"/>
+              <w:jc w:val="left"/>
+            </w:pPr>
+            <w:r/>
+            <w:r>
+              <w:rPr>
+                <w:rFonts w:ascii="Arial" w:hAnsi="Arial"/>
+                <w:b w:val="0"/>
+                <w:color w:val="1E293B"/>
+                <w:sz w:val="17"/>
+              </w:rPr>
+              <w:t>+ registrarPreTriaje(dto) [ILA-0062]</w:t>
+              <w:br/>
+              <w:t>+ calcularIMCPediatrico(p, t): Decimal</w:t>
+              <w:br/>
+              <w:t>+ evaluarUmbralAlertaRoja() [ILA-0062]</w:t>
+              <w:br/>
+              <w:t>+ consultarPreTriaje(id) [ILA-0063]</w:t>
+              <w:br/>
+              <w:t>+ actualizarPreTriaje(id, dto) [ILA-0064]</w:t>
+              <w:br/>
+              <w:t>+ eliminarLogicoPreTriaje(id) [ILA-0065]</w:t>
+            </w:r>
+          </w:p>
+        </w:tc>
+        <w:tc>
+          <w:tcPr>
+            <w:tcW w:type="dxa" w:w="2448"/>
+            <w:shd w:val="clear" w:color="auto" w:fill="F8FAFC"/>
+          </w:tcPr>
+          <w:p>
+            <w:pPr>
+              <w:spacing w:before="60" w:after="60"/>
+              <w:jc w:val="left"/>
+            </w:pPr>
+            <w:r/>
+            <w:r>
+              <w:rPr>
+                <w:rFonts w:ascii="Arial" w:hAnsi="Arial"/>
+                <w:b w:val="0"/>
+                <w:color w:val="1E293B"/>
+                <w:sz w:val="17"/>
+              </w:rPr>
+              <w:t>Captura los signos vitales y antecedentes previos a la primera atención, activando de forma automática el indicador alerta_roja ante riesgo inmediato.</w:t>
+            </w:r>
+          </w:p>
+        </w:tc>
+      </w:tr>
+      <w:tr>
+        <w:tc>
+          <w:tcPr>
+            <w:tcW w:type="dxa" w:w="1872"/>
+            <w:shd w:val="clear" w:color="auto" w:fill="FFFFFF"/>
+          </w:tcPr>
+          <w:p>
+            <w:pPr>
+              <w:spacing w:before="60" w:after="60"/>
+              <w:jc w:val="left"/>
+            </w:pPr>
+            <w:r/>
+            <w:r>
+              <w:rPr>
+                <w:rFonts w:ascii="Arial" w:hAnsi="Arial"/>
+                <w:b w:val="0"/>
+                <w:color w:val="1E293B"/>
+                <w:sz w:val="17"/>
+              </w:rPr>
+              <w:t>EvolucionHistoriaClinica</w:t>
+              <w:br/>
+              <w:t>«entity»</w:t>
+            </w:r>
+          </w:p>
+        </w:tc>
+        <w:tc>
+          <w:tcPr>
+            <w:tcW w:type="dxa" w:w="2160"/>
+            <w:shd w:val="clear" w:color="auto" w:fill="FFFFFF"/>
+          </w:tcPr>
+          <w:p>
+            <w:pPr>
+              <w:spacing w:before="60" w:after="60"/>
+              <w:jc w:val="left"/>
+            </w:pPr>
+            <w:r/>
+            <w:r>
+              <w:rPr>
+                <w:rFonts w:ascii="Arial" w:hAnsi="Arial"/>
+                <w:b w:val="0"/>
+                <w:color w:val="1E293B"/>
+                <w:sz w:val="17"/>
+              </w:rPr>
+              <w:t>- id_evolucion: UUID «PK»</w:t>
+              <w:br/>
+              <w:t>- id_cita_origen: UUID «FK»</w:t>
+              <w:br/>
+              <w:t>- codigo_cie10: String «FK»</w:t>
+              <w:br/>
+              <w:t>- notas_evolucion: Text</w:t>
+              <w:br/>
+              <w:t>- plan_terapeutico: Text</w:t>
+            </w:r>
+          </w:p>
+        </w:tc>
+        <w:tc>
+          <w:tcPr>
+            <w:tcW w:type="dxa" w:w="2592"/>
+            <w:shd w:val="clear" w:color="auto" w:fill="FFFFFF"/>
+          </w:tcPr>
+          <w:p>
+            <w:pPr>
+              <w:spacing w:before="60" w:after="60"/>
+              <w:jc w:val="left"/>
+            </w:pPr>
+            <w:r/>
+            <w:r>
+              <w:rPr>
+                <w:rFonts w:ascii="Arial" w:hAnsi="Arial"/>
+                <w:b w:val="0"/>
+                <w:color w:val="1E293B"/>
+                <w:sz w:val="17"/>
+              </w:rPr>
+              <w:t>+ registrarEvolucionSesion(dto) [ILA-0049]</w:t>
+              <w:br/>
+              <w:t>+ asignarDiagnosticoCIE10(cod) [ILA-0070]</w:t>
+              <w:br/>
+              <w:t>+ emitirRecetaMedica(items) [ILA-0074]</w:t>
+              <w:br/>
+              <w:t>+ validarCriterioDerivacion() [ILA-0009]</w:t>
+              <w:br/>
+              <w:t>+ generarDerivacionClinica(d) [ILA-0029]</w:t>
+            </w:r>
+          </w:p>
+        </w:tc>
+        <w:tc>
+          <w:tcPr>
+            <w:tcW w:type="dxa" w:w="2448"/>
+            <w:shd w:val="clear" w:color="auto" w:fill="FFFFFF"/>
+          </w:tcPr>
+          <w:p>
+            <w:pPr>
+              <w:spacing w:before="60" w:after="60"/>
+              <w:jc w:val="left"/>
+            </w:pPr>
+            <w:r/>
+            <w:r>
+              <w:rPr>
+                <w:rFonts w:ascii="Arial" w:hAnsi="Arial"/>
+                <w:b w:val="0"/>
+                <w:color w:val="1E293B"/>
+                <w:sz w:val="17"/>
+              </w:rPr>
+              <w:t>Documenta el acto médico por sesión, integrando la codificación diagnóstica CIE-10, la prescripción de recetas y la derivación interdisciplinaria validada.</w:t>
+            </w:r>
+          </w:p>
+        </w:tc>
+      </w:tr>
+      <w:tr>
+        <w:tc>
+          <w:tcPr>
+            <w:tcW w:type="dxa" w:w="1872"/>
+            <w:shd w:val="clear" w:color="auto" w:fill="F8FAFC"/>
+          </w:tcPr>
+          <w:p>
+            <w:pPr>
+              <w:spacing w:before="60" w:after="60"/>
+              <w:jc w:val="left"/>
+            </w:pPr>
+            <w:r/>
+            <w:r>
+              <w:rPr>
+                <w:rFonts w:ascii="Arial" w:hAnsi="Arial"/>
+                <w:b w:val="0"/>
+                <w:color w:val="1E293B"/>
+                <w:sz w:val="17"/>
+              </w:rPr>
+              <w:t>PagoYComprobante</w:t>
+              <w:br/>
+              <w:t>«entity»</w:t>
+            </w:r>
+          </w:p>
+        </w:tc>
+        <w:tc>
+          <w:tcPr>
+            <w:tcW w:type="dxa" w:w="2160"/>
+            <w:shd w:val="clear" w:color="auto" w:fill="F8FAFC"/>
+          </w:tcPr>
+          <w:p>
+            <w:pPr>
+              <w:spacing w:before="60" w:after="60"/>
+              <w:jc w:val="left"/>
+            </w:pPr>
+            <w:r/>
+            <w:r>
+              <w:rPr>
+                <w:rFonts w:ascii="Arial" w:hAnsi="Arial"/>
+                <w:b w:val="0"/>
+                <w:color w:val="1E293B"/>
+                <w:sz w:val="17"/>
+              </w:rPr>
+              <w:t>- id_comprobante: UUID «PK»</w:t>
+              <w:br/>
+              <w:t>- id_pago: UUID «FK»</w:t>
+              <w:br/>
+              <w:t>- tipo_comprobante: Enum {BOL,FAC}</w:t>
+              <w:br/>
+              <w:t>- numero_serie, correlativo: String</w:t>
+              <w:br/>
+              <w:t>- monto_total: Decimal</w:t>
+            </w:r>
+          </w:p>
+        </w:tc>
+        <w:tc>
+          <w:tcPr>
+            <w:tcW w:type="dxa" w:w="2592"/>
+            <w:shd w:val="clear" w:color="auto" w:fill="F8FAFC"/>
+          </w:tcPr>
+          <w:p>
+            <w:pPr>
+              <w:spacing w:before="60" w:after="60"/>
+              <w:jc w:val="left"/>
+            </w:pPr>
+            <w:r/>
+            <w:r>
+              <w:rPr>
+                <w:rFonts w:ascii="Arial" w:hAnsi="Arial"/>
+                <w:b w:val="0"/>
+                <w:color w:val="1E293B"/>
+                <w:sz w:val="17"/>
+              </w:rPr>
+              <w:t>+ registrarPagoVoucher(dto) [ILA-0066]</w:t>
+              <w:br/>
+              <w:t>+ validarVoucherAdmin(id) [ILA-0068]</w:t>
+              <w:br/>
+              <w:t>+ emitirComprobante(dto) [ILA-0106]</w:t>
+              <w:br/>
+              <w:t>+ aplicarDescuentoConvenio(c) [ILA-0086]</w:t>
+              <w:br/>
+              <w:t>+ anularComprobante(id) [ILA-0109]</w:t>
+            </w:r>
+          </w:p>
+        </w:tc>
+        <w:tc>
+          <w:tcPr>
+            <w:tcW w:type="dxa" w:w="2448"/>
+            <w:shd w:val="clear" w:color="auto" w:fill="F8FAFC"/>
+          </w:tcPr>
+          <w:p>
+            <w:pPr>
+              <w:spacing w:before="60" w:after="60"/>
+              <w:jc w:val="left"/>
+            </w:pPr>
+            <w:r/>
+            <w:r>
+              <w:rPr>
+                <w:rFonts w:ascii="Arial" w:hAnsi="Arial"/>
+                <w:b w:val="0"/>
+                <w:color w:val="1E293B"/>
+                <w:sz w:val="17"/>
+              </w:rPr>
+              <w:t>Gestiona la validación de pagos/vouchers, aplicación de convenios institucionales y emisión de Boletas y Facturas vinculadas a la atención clínica.</w:t>
+            </w:r>
+          </w:p>
+        </w:tc>
+      </w:tr>
+      <w:tr>
+        <w:tc>
+          <w:tcPr>
+            <w:tcW w:type="dxa" w:w="1872"/>
+            <w:shd w:val="clear" w:color="auto" w:fill="FFFFFF"/>
+          </w:tcPr>
+          <w:p>
+            <w:pPr>
+              <w:spacing w:before="60" w:after="60"/>
+              <w:jc w:val="left"/>
+            </w:pPr>
+            <w:r/>
+            <w:r>
+              <w:rPr>
+                <w:rFonts w:ascii="Arial" w:hAnsi="Arial"/>
+                <w:b w:val="0"/>
+                <w:color w:val="1E293B"/>
+                <w:sz w:val="17"/>
+              </w:rPr>
+              <w:t>OrquestadorClinicoController</w:t>
+              <w:br/>
+              <w:t>«controller / service»</w:t>
+            </w:r>
+          </w:p>
+        </w:tc>
+        <w:tc>
+          <w:tcPr>
+            <w:tcW w:type="dxa" w:w="2160"/>
+            <w:shd w:val="clear" w:color="auto" w:fill="FFFFFF"/>
+          </w:tcPr>
+          <w:p>
+            <w:pPr>
+              <w:spacing w:before="60" w:after="60"/>
+              <w:jc w:val="left"/>
+            </w:pPr>
+            <w:r/>
+            <w:r>
+              <w:rPr>
+                <w:rFonts w:ascii="Arial" w:hAnsi="Arial"/>
+                <w:b w:val="0"/>
+                <w:color w:val="1E293B"/>
+                <w:sz w:val="17"/>
+              </w:rPr>
+              <w:t>- repoCitas: ICitaRepository</w:t>
+              <w:br/>
+              <w:t>- repoHistoria: IHistoriaRepository</w:t>
+              <w:br/>
+              <w:t>- servicioPermisos: IRBACValidator</w:t>
+              <w:br/>
+              <w:t>- servicioHistorial: IAuditoriaService</w:t>
+            </w:r>
+          </w:p>
+        </w:tc>
+        <w:tc>
+          <w:tcPr>
+            <w:tcW w:type="dxa" w:w="2592"/>
+            <w:shd w:val="clear" w:color="auto" w:fill="FFFFFF"/>
+          </w:tcPr>
+          <w:p>
+            <w:pPr>
+              <w:spacing w:before="60" w:after="60"/>
+              <w:jc w:val="left"/>
+            </w:pPr>
+            <w:r/>
+            <w:r>
+              <w:rPr>
+                <w:rFonts w:ascii="Arial" w:hAnsi="Arial"/>
+                <w:b w:val="0"/>
+                <w:color w:val="1E293B"/>
+                <w:sz w:val="17"/>
+              </w:rPr>
+              <w:t>+ procesarSolicitudCita(dto): Response</w:t>
+              <w:br/>
+              <w:t>+ verificarReglaAnticipacion24h(id): Bool</w:t>
+              <w:br/>
+              <w:t>+ coordinarDerivacion(dto): Boolean</w:t>
+              <w:br/>
+              <w:t>+ registrarTrazaCambioEstado(): Void</w:t>
+              <w:br/>
+              <w:t>+ consolidarIndicadores(rango) [ILA-0110]</w:t>
+            </w:r>
+          </w:p>
+        </w:tc>
+        <w:tc>
+          <w:tcPr>
+            <w:tcW w:type="dxa" w:w="2448"/>
+            <w:shd w:val="clear" w:color="auto" w:fill="FFFFFF"/>
+          </w:tcPr>
+          <w:p>
+            <w:pPr>
+              <w:spacing w:before="60" w:after="60"/>
+              <w:jc w:val="left"/>
+            </w:pPr>
+            <w:r/>
+            <w:r>
+              <w:rPr>
+                <w:rFonts w:ascii="Arial" w:hAnsi="Arial"/>
+                <w:b w:val="0"/>
+                <w:color w:val="1E293B"/>
+                <w:sz w:val="17"/>
+              </w:rPr>
+              <w:t>Clase controladora (MVC) que coordina las reglas de negocio inter-modulares, verifica permisos por rol (EDU-0011) y asienta la trazabilidad funcional (EDU-0009).</w:t>
+            </w:r>
+          </w:p>
+        </w:tc>
+      </w:tr>
+    </w:tbl>
+    <w:p>
+      <w:pPr>
+        <w:spacing w:after="120"/>
+      </w:pPr>
+    </w:p>
+    <w:p>
+      <w:pPr>
+        <w:keepNext/>
+        <w:spacing w:before="160" w:after="60"/>
+      </w:pPr>
+      <w:r>
+        <w:rPr>
+          <w:rFonts w:ascii="Arial" w:hAnsi="Arial"/>
+          <w:b/>
+          <w:color w:val="0F2942"/>
+          <w:sz w:val="21"/>
+        </w:rPr>
+        <w:t>11.1.1. Especificación Formal de Relaciones Estructurales UML 2.5</w:t>
+      </w:r>
+    </w:p>
+    <w:p>
+      <w:pPr>
+        <w:spacing w:before="40" w:after="100" w:line="276" w:lineRule="auto"/>
+        <w:jc w:val="both"/>
+      </w:pPr>
+      <w:r>
+        <w:rPr>
+          <w:rFonts w:ascii="Arial" w:hAnsi="Arial"/>
+          <w:i w:val="0"/>
+          <w:color w:val="1E293B"/>
+          <w:sz w:val="20"/>
+        </w:rPr>
+        <w:t>En cumplimiento de los elementos requeridos por la plantilla oficial de Vista Lógica, se especifican las cinco categorías de relaciones modeladas entre las clases del sistema:</w:t>
+      </w:r>
+    </w:p>
+    <w:p>
+      <w:pPr>
+        <w:spacing w:before="40" w:after="100" w:line="276" w:lineRule="auto"/>
+        <w:jc w:val="both"/>
+      </w:pPr>
+      <w:r>
+        <w:rPr>
+          <w:rFonts w:ascii="Arial" w:hAnsi="Arial"/>
+          <w:b/>
+          <w:color w:val="0F2942"/>
+          <w:sz w:val="20"/>
+        </w:rPr>
+        <w:t xml:space="preserve">1. Generalización (Herencia Taxonómica — ──▷): </w:t>
+      </w:r>
+      <w:r>
+        <w:rPr>
+          <w:rFonts w:ascii="Arial" w:hAnsi="Arial"/>
+          <w:i w:val="0"/>
+          <w:color w:val="1E293B"/>
+          <w:sz w:val="20"/>
+        </w:rPr>
+        <w:t>Las clases concretas PacientePediatrico, Apoderado y EspecialistaClinico heredan de la superclase abstracta Persona, reutilizando los atributos de identificación civil (DNI/CE, nombres, apellidos, fecha de nacimiento) y el mecanismo uniforme de baja lógica (eliminacion_logica).</w:t>
+      </w:r>
+    </w:p>
+    <w:p>
+      <w:pPr>
+        <w:spacing w:before="40" w:after="100" w:line="276" w:lineRule="auto"/>
+        <w:jc w:val="both"/>
+      </w:pPr>
+      <w:r>
+        <w:rPr>
+          <w:rFonts w:ascii="Arial" w:hAnsi="Arial"/>
+          <w:b/>
+          <w:color w:val="0F2942"/>
+          <w:sz w:val="20"/>
+        </w:rPr>
+        <w:t xml:space="preserve">2. Agregación (Relación Todo/Parte Débil — ◇──): </w:t>
+      </w:r>
+      <w:r>
+        <w:rPr>
+          <w:rFonts w:ascii="Arial" w:hAnsi="Arial"/>
+          <w:i w:val="0"/>
+          <w:color w:val="1E293B"/>
+          <w:sz w:val="20"/>
+        </w:rPr>
+        <w:t>La clase Apoderado mantiene una relación de agregación (1 a 1..*) con PacientePediatrico. Un apoderado legal puede representar a varios hermanos menores atendidos en el centro, y los registros mantienen identidad propia en caso de cambio de tutor legal.</w:t>
+      </w:r>
+    </w:p>
+    <w:p>
+      <w:pPr>
+        <w:spacing w:before="40" w:after="100" w:line="276" w:lineRule="auto"/>
+        <w:jc w:val="both"/>
+      </w:pPr>
+      <w:r>
+        <w:rPr>
+          <w:rFonts w:ascii="Arial" w:hAnsi="Arial"/>
+          <w:b/>
+          <w:color w:val="0F2942"/>
+          <w:sz w:val="20"/>
+        </w:rPr>
+        <w:t xml:space="preserve">3. Composición Fuerte (Ciclo de Vida Dependiente — ◆──): </w:t>
+      </w:r>
+      <w:r>
+        <w:rPr>
+          <w:rFonts w:ascii="Arial" w:hAnsi="Arial"/>
+          <w:i w:val="0"/>
+          <w:color w:val="1E293B"/>
+          <w:sz w:val="20"/>
+        </w:rPr>
+        <w:t>La entidad CitaMedica compone fuertemente (1 a 0..1) a EvolucionHistoriaClinica y a PreTriajeClinico. Una nota de evolución de sesión o una evaluación de pre-triaje no puede existir de forma huérfana sin el expediente y la cita clínica que le dio origen.</w:t>
+      </w:r>
+    </w:p>
+    <w:p>
+      <w:pPr>
+        <w:spacing w:before="40" w:after="100" w:line="276" w:lineRule="auto"/>
+        <w:jc w:val="both"/>
+      </w:pPr>
+      <w:r>
+        <w:rPr>
+          <w:rFonts w:ascii="Arial" w:hAnsi="Arial"/>
+          <w:b/>
+          <w:color w:val="0F2942"/>
+          <w:sz w:val="20"/>
+        </w:rPr>
+        <w:t xml:space="preserve">4. Asociación y Multiplicidad (────): </w:t>
+      </w:r>
+      <w:r>
+        <w:rPr>
+          <w:rFonts w:ascii="Arial" w:hAnsi="Arial"/>
+          <w:i w:val="0"/>
+          <w:color w:val="1E293B"/>
+          <w:sz w:val="20"/>
+        </w:rPr>
+        <w:t>Un PacientePediatrico (1) se asocia con múltiples instancias de CitaMedica (0..*); un EspecialistaClinico (1) atiende múltiples instancias de CitaMedica (0..*); y cada CitaMedica (1) se vincula con sus transacciones financieras en PagoYComprobante (1..*).</w:t>
+      </w:r>
+    </w:p>
+    <w:p>
+      <w:pPr>
+        <w:spacing w:before="40" w:after="100" w:line="276" w:lineRule="auto"/>
+        <w:jc w:val="both"/>
+      </w:pPr>
+      <w:r>
+        <w:rPr>
+          <w:rFonts w:ascii="Arial" w:hAnsi="Arial"/>
+          <w:b/>
+          <w:color w:val="0F2942"/>
+          <w:sz w:val="20"/>
+        </w:rPr>
+        <w:t xml:space="preserve">5. Dependencia Funcional (- - ▷ «use» / «import»): </w:t>
+      </w:r>
+      <w:r>
+        <w:rPr>
+          <w:rFonts w:ascii="Arial" w:hAnsi="Arial"/>
+          <w:i w:val="0"/>
+          <w:color w:val="1E293B"/>
+          <w:sz w:val="20"/>
+        </w:rPr>
+        <w:t>El controlador OrquestadorClinicoController depende funcionalmente de las interfaces de validación de permisos (EDU-0011), historial de cambios (EDU-0009) y catálogo diagnóstico CIE-10 (EDU-0025) para ejecutar las reglas del negocio.</w:t>
+      </w:r>
+    </w:p>
+    <w:p>
+      <w:pPr>
+        <w:keepNext/>
+        <w:spacing w:before="200" w:after="80"/>
+      </w:pPr>
+      <w:r>
+        <w:rPr>
+          <w:rFonts w:ascii="Arial" w:hAnsi="Arial"/>
+          <w:b/>
+          <w:color w:val="1E3A8A"/>
+          <w:sz w:val="23"/>
+        </w:rPr>
+        <w:t>11.2. Anexo 2: Registro de Versionamiento de la Vista Lógica</w:t>
+      </w:r>
+    </w:p>
+    <w:tbl>
+      <w:tblPr>
+        <w:tblW w:type="auto" w:w="0"/>
+        <w:jc w:val="center"/>
+        <w:tblLook w:firstColumn="1" w:firstRow="1" w:lastColumn="0" w:lastRow="0" w:noHBand="0" w:noVBand="1" w:val="04A0"/>
+        <w:tblBorders>
+          <w:top w:val="single" w:sz="6" w:space="0" w:color="CBD5E1"/>
+          <w:left w:val="single" w:sz="6" w:space="0" w:color="CBD5E1"/>
+          <w:bottom w:val="single" w:sz="6" w:space="0" w:color="CBD5E1"/>
+          <w:right w:val="single" w:sz="6" w:space="0" w:color="CBD5E1"/>
+          <w:insideH w:val="single" w:sz="6" w:space="0" w:color="CBD5E1"/>
+          <w:insideV w:val="single" w:sz="6" w:space="0" w:color="CBD5E1"/>
+        </w:tblBorders>
+      </w:tblPr>
+      <w:tblGrid>
+        <w:gridCol w:w="2126"/>
+        <w:gridCol w:w="2126"/>
+        <w:gridCol w:w="2126"/>
+        <w:gridCol w:w="2126"/>
+      </w:tblGrid>
+      <w:tr>
+        <w:tc>
+          <w:tcPr>
             <w:tcW w:type="dxa" w:w="1152"/>
             <w:shd w:val="clear" w:color="auto" w:fill="0F2942"/>
           </w:tcPr>
@@ -13121,6 +18261,96 @@
                 <w:sz w:val="17"/>
               </w:rPr>
               <w:t>Versión definitiva aprobada para entrega del Hito 2, 100% sincronizada con el Catálogo Actualizado v02.00.</w:t>
+            </w:r>
+          </w:p>
+        </w:tc>
+      </w:tr>
+      <w:tr>
+        <w:tc>
+          <w:tcPr>
+            <w:tcW w:type="dxa" w:w="1152"/>
+            <w:shd w:val="clear" w:color="auto" w:fill="F8FAFC"/>
+          </w:tcPr>
+          <w:p>
+            <w:pPr>
+              <w:spacing w:before="60" w:after="60"/>
+              <w:jc w:val="center"/>
+            </w:pPr>
+            <w:r/>
+            <w:r>
+              <w:rPr>
+                <w:rFonts w:ascii="Arial" w:hAnsi="Arial"/>
+                <w:b/>
+                <w:color w:val="0F2942"/>
+                <w:sz w:val="17"/>
+              </w:rPr>
+              <w:t>v01.10</w:t>
+            </w:r>
+          </w:p>
+        </w:tc>
+        <w:tc>
+          <w:tcPr>
+            <w:tcW w:type="dxa" w:w="1440"/>
+            <w:shd w:val="clear" w:color="auto" w:fill="F8FAFC"/>
+          </w:tcPr>
+          <w:p>
+            <w:pPr>
+              <w:spacing w:before="60" w:after="60"/>
+              <w:jc w:val="left"/>
+            </w:pPr>
+            <w:r/>
+            <w:r>
+              <w:rPr>
+                <w:rFonts w:ascii="Arial" w:hAnsi="Arial"/>
+                <w:b w:val="0"/>
+                <w:color w:val="1E293B"/>
+                <w:sz w:val="17"/>
+              </w:rPr>
+              <w:t>22/10/2026</w:t>
+            </w:r>
+          </w:p>
+        </w:tc>
+        <w:tc>
+          <w:tcPr>
+            <w:tcW w:type="dxa" w:w="2592"/>
+            <w:shd w:val="clear" w:color="auto" w:fill="F8FAFC"/>
+          </w:tcPr>
+          <w:p>
+            <w:pPr>
+              <w:spacing w:before="60" w:after="60"/>
+              <w:jc w:val="left"/>
+            </w:pPr>
+            <w:r/>
+            <w:r>
+              <w:rPr>
+                <w:rFonts w:ascii="Arial" w:hAnsi="Arial"/>
+                <w:b w:val="0"/>
+                <w:color w:val="1E293B"/>
+                <w:sz w:val="17"/>
+              </w:rPr>
+              <w:t>Marquez H. Marco (Líder) y Equipo RuwayLabs</w:t>
+            </w:r>
+          </w:p>
+        </w:tc>
+        <w:tc>
+          <w:tcPr>
+            <w:tcW w:type="dxa" w:w="4032"/>
+            <w:shd w:val="clear" w:color="auto" w:fill="F8FAFC"/>
+          </w:tcPr>
+          <w:p>
+            <w:pPr>
+              <w:spacing w:before="60" w:after="60"/>
+              <w:jc w:val="left"/>
+            </w:pPr>
+            <w:r/>
+            <w:r>
+              <w:rPr>
+                <w:rFonts w:ascii="Arial" w:hAnsi="Arial"/>
+                <w:b w:val="0"/>
+                <w:color w:val="1E293B"/>
+                <w:sz w:val="17"/>
+              </w:rPr>
+              <w:t>Reestructuración según feedback docente: migración de Clases UML a Anexo 1, incorporación de Bloques Funcionales Nivel 1 en Sección 7.3 con catálogo de 28 flujos, y remoción de títulos internos en canvas.</w:t>
             </w:r>
           </w:p>
         </w:tc>
